--- a/docs/GUIDE_INSTALLATION_CLIENT.docx
+++ b/docs/GUIDE_INSTALLATION_CLIENT.docx
@@ -1,6 +1,6 @@
 
 <file path=word/document.xml><?xml version="1.0" encoding="utf-8"?>
-<w:document xmlns:wpc="http://schemas.microsoft.com/office/word/2010/wordprocessingCanvas" xmlns:mc="http://schemas.openxmlformats.org/markup-compatibility/2006" xmlns:o="urn:schemas-microsoft-com:office:office" xmlns:r="http://schemas.openxmlformats.org/officeDocument/2006/relationships" xmlns:m="http://schemas.openxmlformats.org/officeDocument/2006/math" xmlns:v="urn:schemas-microsoft-com:vml" xmlns:wp14="http://schemas.microsoft.com/office/word/2010/wordprocessingDrawing" xmlns:wp="http://schemas.openxmlformats.org/drawingml/2006/wordprocessingDrawing" xmlns:w10="urn:schemas-microsoft-com:office:word" xmlns:w="http://schemas.openxmlformats.org/wordprocessingml/2006/main" xmlns:w14="http://schemas.microsoft.com/office/word/2010/wordml" xmlns:w15="http://schemas.microsoft.com/office/word/2012/wordml" xmlns:wpg="http://schemas.microsoft.com/office/word/2010/wordprocessingGroup" xmlns:wpi="http://schemas.microsoft.com/office/word/2010/wordprocessingInk" xmlns:wne="http://schemas.microsoft.com/office/word/2006/wordml" xmlns:wps="http://schemas.microsoft.com/office/word/2010/wordprocessingShape" xmlns:cx="http://schemas.microsoft.com/office/drawing/2014/chartex" xmlns:cx1="http://schemas.microsoft.com/office/drawing/2015/9/8/chartex" xmlns:cx2="http://schemas.microsoft.com/office/drawing/2015/10/21/chartex" xmlns:cx3="http://schemas.microsoft.com/office/drawing/2016/5/9/chartex" xmlns:cx4="http://schemas.microsoft.com/office/drawing/2016/5/10/chartex" xmlns:cx5="http://schemas.microsoft.com/office/drawing/2016/5/11/chartex" xmlns:cx6="http://schemas.microsoft.com/office/drawing/2016/5/12/chartex" xmlns:cx7="http://schemas.microsoft.com/office/drawing/2016/5/13/chartex" xmlns:cx8="http://schemas.microsoft.com/office/drawing/2016/5/14/chartex" xmlns:aink="http://schemas.microsoft.com/office/drawing/2016/ink" xmlns:am3d="http://schemas.microsoft.com/office/drawing/2017/model3d" xmlns:w16cex="http://schemas.microsoft.com/office/word/2018/wordml/cex" xmlns:w16cid="http://schemas.microsoft.com/office/word/2016/wordml/cid" xmlns:w16="http://schemas.microsoft.com/office/word/2018/wordml" xmlns:w16sdtdh="http://schemas.microsoft.com/office/word/2020/wordml/sdtdatahash" xmlns:w16se="http://schemas.microsoft.com/office/word/2015/wordml/symex" mc:Ignorable="w14 w15 wp14">
+<w:document xmlns:wpc="http://schemas.microsoft.com/office/word/2010/wordprocessingCanvas" xmlns:cx="http://schemas.microsoft.com/office/drawing/2014/chartex" xmlns:cx1="http://schemas.microsoft.com/office/drawing/2015/9/8/chartex" xmlns:cx2="http://schemas.microsoft.com/office/drawing/2015/10/21/chartex" xmlns:cx3="http://schemas.microsoft.com/office/drawing/2016/5/9/chartex" xmlns:cx4="http://schemas.microsoft.com/office/drawing/2016/5/10/chartex" xmlns:cx5="http://schemas.microsoft.com/office/drawing/2016/5/11/chartex" xmlns:cx6="http://schemas.microsoft.com/office/drawing/2016/5/12/chartex" xmlns:cx7="http://schemas.microsoft.com/office/drawing/2016/5/13/chartex" xmlns:cx8="http://schemas.microsoft.com/office/drawing/2016/5/14/chartex" xmlns:mc="http://schemas.openxmlformats.org/markup-compatibility/2006" xmlns:aink="http://schemas.microsoft.com/office/drawing/2016/ink" xmlns:am3d="http://schemas.microsoft.com/office/drawing/2017/model3d" xmlns:o="urn:schemas-microsoft-com:office:office" xmlns:r="http://schemas.openxmlformats.org/officeDocument/2006/relationships" xmlns:m="http://schemas.openxmlformats.org/officeDocument/2006/math" xmlns:v="urn:schemas-microsoft-com:vml" xmlns:wp14="http://schemas.microsoft.com/office/word/2010/wordprocessingDrawing" xmlns:wp="http://schemas.openxmlformats.org/drawingml/2006/wordprocessingDrawing" xmlns:w10="urn:schemas-microsoft-com:office:word" xmlns:w="http://schemas.openxmlformats.org/wordprocessingml/2006/main" xmlns:w14="http://schemas.microsoft.com/office/word/2010/wordml" xmlns:w15="http://schemas.microsoft.com/office/word/2012/wordml" xmlns:w16cex="http://schemas.microsoft.com/office/word/2018/wordml/cex" xmlns:w16cid="http://schemas.microsoft.com/office/word/2016/wordml/cid" xmlns:w16="http://schemas.microsoft.com/office/word/2018/wordml" xmlns:w16sdtdh="http://schemas.microsoft.com/office/word/2020/wordml/sdtdatahash" xmlns:w16se="http://schemas.microsoft.com/office/word/2015/wordml/symex" xmlns:wpg="http://schemas.microsoft.com/office/word/2010/wordprocessingGroup" xmlns:wpi="http://schemas.microsoft.com/office/word/2010/wordprocessingInk" xmlns:wne="http://schemas.microsoft.com/office/word/2006/wordml" xmlns:wps="http://schemas.microsoft.com/office/word/2010/wordprocessingShape" mc:Ignorable="w14 w15 w16se w16cid w16 w16cex w16sdtdh wp14">
   <w:body>
     <w:p>
       <w:pPr>
@@ -8,10 +8,13 @@
         <w:jc w:val="center"/>
       </w:pPr>
       <w:r>
+        <w:rPr>
+          <w:noProof/>
+        </w:rPr>
         <w:drawing>
-          <wp:inline distT="0" distB="0" distL="0" distR="0">
+          <wp:inline distT="0" distB="0" distL="0" distR="0" wp14:anchorId="25291C64" wp14:editId="3532DEE0">
             <wp:extent cx="1714500" cy="1714500"/>
-            <wp:effectExtent t="0" r="0" b="0" l="0"/>
+            <wp:effectExtent l="0" t="0" r="0" b="0"/>
             <wp:docPr id="1" name="logo" descr="Logo VetPharma Kaoural" title="Logo"/>
             <wp:cNvGraphicFramePr>
               <a:graphicFrameLocks xmlns:a="http://schemas.openxmlformats.org/drawingml/2006/main" noChangeAspect="1"/>
@@ -20,13 +23,13 @@
               <a:graphicData uri="http://schemas.openxmlformats.org/drawingml/2006/picture">
                 <pic:pic xmlns:pic="http://schemas.openxmlformats.org/drawingml/2006/picture">
                   <pic:nvPicPr>
-                    <pic:cNvPr id="0" name="" descr=""/>
+                    <pic:cNvPr id="0" name=""/>
                     <pic:cNvPicPr>
                       <a:picLocks noChangeAspect="1" noChangeArrowheads="1"/>
                     </pic:cNvPicPr>
                   </pic:nvPicPr>
                   <pic:blipFill>
-                    <a:blip r:embed="rId9" cstate="none"/>
+                    <a:blip r:embed="rId7"/>
                     <a:srcRect/>
                     <a:stretch>
                       <a:fillRect/>
@@ -53,6 +56,7 @@
         <w:spacing w:before="400"/>
         <w:jc w:val="center"/>
       </w:pPr>
+      <w:proofErr w:type="spellStart"/>
       <w:r>
         <w:rPr>
           <w:b/>
@@ -61,8 +65,9 @@
           <w:sz w:val="72"/>
           <w:szCs w:val="72"/>
         </w:rPr>
-        <w:t xml:space="preserve">VetPharma</w:t>
-      </w:r>
+        <w:t>VetPharma</w:t>
+      </w:r>
+      <w:proofErr w:type="spellEnd"/>
     </w:p>
     <w:p>
       <w:pPr>
@@ -74,7 +79,7 @@
           <w:sz w:val="32"/>
           <w:szCs w:val="32"/>
         </w:rPr>
-        <w:t xml:space="preserve">Gestion de Pharmacie Vétérinaire</w:t>
+        <w:t>Gestion de Pharmacie Vétérinaire</w:t>
       </w:r>
     </w:p>
     <w:p>
@@ -89,7 +94,7 @@
           <w:sz w:val="44"/>
           <w:szCs w:val="44"/>
         </w:rPr>
-        <w:t xml:space="preserve">GUIDE D’INSTALLATION</w:t>
+        <w:t>GUIDE D’INSTALLATION</w:t>
       </w:r>
     </w:p>
     <w:p>
@@ -102,7 +107,7 @@
           <w:sz w:val="26"/>
           <w:szCs w:val="26"/>
         </w:rPr>
-        <w:t xml:space="preserve">Installation complète sur le poste du client</w:t>
+        <w:t>Installation complète sur le poste du client</w:t>
       </w:r>
     </w:p>
     <w:p>
@@ -113,18 +118,16 @@
       <w:r>
         <w:rPr>
           <w:color w:val="64748B"/>
-          <w:sz w:val="22"/>
-          <w:szCs w:val="22"/>
-        </w:rPr>
-        <w:t xml:space="preserve">Version 1.0 — Juillet 2026</w:t>
+        </w:rPr>
+        <w:t>Version 1.0 — Juillet 2026</w:t>
       </w:r>
     </w:p>
     <w:p>
       <w:pPr>
         <w:sectPr>
-          <w:pgSz w:w="11906" w:h="16838" w:orient="portrait"/>
+          <w:pgSz w:w="11906" w:h="16838"/>
           <w:pgMar w:top="1440" w:right="1440" w:bottom="1440" w:left="1440" w:header="708" w:footer="708" w:gutter="0"/>
-          <w:pgNumType/>
+          <w:cols w:space="720"/>
           <w:docGrid w:linePitch="360"/>
         </w:sectPr>
       </w:pPr>
@@ -132,14 +135,750 @@
     <w:sdt>
       <w:sdtPr>
         <w:alias w:val="Sommaire"/>
+        <w:id w:val="-1390723836"/>
       </w:sdtPr>
+      <w:sdtEndPr/>
       <w:sdtContent>
         <w:p>
+          <w:pPr>
+            <w:pStyle w:val="TM1"/>
+            <w:tabs>
+              <w:tab w:val="right" w:leader="dot" w:pos="9016"/>
+            </w:tabs>
+            <w:rPr>
+              <w:noProof/>
+            </w:rPr>
+          </w:pPr>
           <w:r>
-            <w:fldChar w:fldCharType="begin" w:dirty="true"/>
-            <w:instrText xml:space="preserve">TOC \h \o "1-2"</w:instrText>
+            <w:fldChar w:fldCharType="begin"/>
+          </w:r>
+          <w:r>
+            <w:instrText>TOC \h \o "1-2"</w:instrText>
+          </w:r>
+          <w:r>
             <w:fldChar w:fldCharType="separate"/>
           </w:r>
+          <w:hyperlink w:anchor="_Toc234194125" w:history="1">
+            <w:r>
+              <w:rPr>
+                <w:rStyle w:val="Lienhypertexte"/>
+                <w:noProof/>
+              </w:rPr>
+              <w:t>1. Avant de commencer</w:t>
+            </w:r>
+            <w:r>
+              <w:rPr>
+                <w:noProof/>
+              </w:rPr>
+              <w:tab/>
+            </w:r>
+            <w:r>
+              <w:rPr>
+                <w:noProof/>
+              </w:rPr>
+              <w:fldChar w:fldCharType="begin"/>
+            </w:r>
+            <w:r>
+              <w:rPr>
+                <w:noProof/>
+              </w:rPr>
+              <w:instrText xml:space="preserve"> PAGEREF _Toc234194125 \h </w:instrText>
+            </w:r>
+            <w:r>
+              <w:rPr>
+                <w:noProof/>
+              </w:rPr>
+            </w:r>
+            <w:r>
+              <w:rPr>
+                <w:noProof/>
+              </w:rPr>
+              <w:fldChar w:fldCharType="separate"/>
+            </w:r>
+            <w:r>
+              <w:rPr>
+                <w:noProof/>
+              </w:rPr>
+              <w:t>3</w:t>
+            </w:r>
+            <w:r>
+              <w:rPr>
+                <w:noProof/>
+              </w:rPr>
+              <w:fldChar w:fldCharType="end"/>
+            </w:r>
+          </w:hyperlink>
+        </w:p>
+        <w:p>
+          <w:pPr>
+            <w:pStyle w:val="TM2"/>
+            <w:tabs>
+              <w:tab w:val="right" w:leader="dot" w:pos="9016"/>
+            </w:tabs>
+            <w:rPr>
+              <w:noProof/>
+            </w:rPr>
+          </w:pPr>
+          <w:hyperlink w:anchor="_Toc234194126" w:history="1">
+            <w:r>
+              <w:rPr>
+                <w:rStyle w:val="Lienhypertexte"/>
+                <w:noProof/>
+              </w:rPr>
+              <w:t>1.1 Ce qu’il faut apporter</w:t>
+            </w:r>
+            <w:r>
+              <w:rPr>
+                <w:noProof/>
+              </w:rPr>
+              <w:tab/>
+            </w:r>
+            <w:r>
+              <w:rPr>
+                <w:noProof/>
+              </w:rPr>
+              <w:fldChar w:fldCharType="begin"/>
+            </w:r>
+            <w:r>
+              <w:rPr>
+                <w:noProof/>
+              </w:rPr>
+              <w:instrText xml:space="preserve"> PAGEREF _Toc234194126 \h </w:instrText>
+            </w:r>
+            <w:r>
+              <w:rPr>
+                <w:noProof/>
+              </w:rPr>
+            </w:r>
+            <w:r>
+              <w:rPr>
+                <w:noProof/>
+              </w:rPr>
+              <w:fldChar w:fldCharType="separate"/>
+            </w:r>
+            <w:r>
+              <w:rPr>
+                <w:noProof/>
+              </w:rPr>
+              <w:t>3</w:t>
+            </w:r>
+            <w:r>
+              <w:rPr>
+                <w:noProof/>
+              </w:rPr>
+              <w:fldChar w:fldCharType="end"/>
+            </w:r>
+          </w:hyperlink>
+        </w:p>
+        <w:p>
+          <w:pPr>
+            <w:pStyle w:val="TM2"/>
+            <w:tabs>
+              <w:tab w:val="right" w:leader="dot" w:pos="9016"/>
+            </w:tabs>
+            <w:rPr>
+              <w:noProof/>
+            </w:rPr>
+          </w:pPr>
+          <w:hyperlink w:anchor="_Toc234194127" w:history="1">
+            <w:r>
+              <w:rPr>
+                <w:rStyle w:val="Lienhypertexte"/>
+                <w:noProof/>
+              </w:rPr>
+              <w:t>1.2 Prérequis de la machine du client</w:t>
+            </w:r>
+            <w:r>
+              <w:rPr>
+                <w:noProof/>
+              </w:rPr>
+              <w:tab/>
+            </w:r>
+            <w:r>
+              <w:rPr>
+                <w:noProof/>
+              </w:rPr>
+              <w:fldChar w:fldCharType="begin"/>
+            </w:r>
+            <w:r>
+              <w:rPr>
+                <w:noProof/>
+              </w:rPr>
+              <w:instrText xml:space="preserve"> PAGEREF _Toc234194127 \h </w:instrText>
+            </w:r>
+            <w:r>
+              <w:rPr>
+                <w:noProof/>
+              </w:rPr>
+            </w:r>
+            <w:r>
+              <w:rPr>
+                <w:noProof/>
+              </w:rPr>
+              <w:fldChar w:fldCharType="separate"/>
+            </w:r>
+            <w:r>
+              <w:rPr>
+                <w:noProof/>
+              </w:rPr>
+              <w:t>3</w:t>
+            </w:r>
+            <w:r>
+              <w:rPr>
+                <w:noProof/>
+              </w:rPr>
+              <w:fldChar w:fldCharType="end"/>
+            </w:r>
+          </w:hyperlink>
+        </w:p>
+        <w:p>
+          <w:pPr>
+            <w:pStyle w:val="TM1"/>
+            <w:tabs>
+              <w:tab w:val="right" w:leader="dot" w:pos="9016"/>
+            </w:tabs>
+            <w:rPr>
+              <w:noProof/>
+            </w:rPr>
+          </w:pPr>
+          <w:hyperlink w:anchor="_Toc234194128" w:history="1">
+            <w:r>
+              <w:rPr>
+                <w:rStyle w:val="Lienhypertexte"/>
+                <w:noProof/>
+              </w:rPr>
+              <w:t>2. Installer MySQL (le seul prérequis)</w:t>
+            </w:r>
+            <w:r>
+              <w:rPr>
+                <w:noProof/>
+              </w:rPr>
+              <w:tab/>
+            </w:r>
+            <w:r>
+              <w:rPr>
+                <w:noProof/>
+              </w:rPr>
+              <w:fldChar w:fldCharType="begin"/>
+            </w:r>
+            <w:r>
+              <w:rPr>
+                <w:noProof/>
+              </w:rPr>
+              <w:instrText xml:space="preserve"> PAGEREF _Toc234194128 \h </w:instrText>
+            </w:r>
+            <w:r>
+              <w:rPr>
+                <w:noProof/>
+              </w:rPr>
+            </w:r>
+            <w:r>
+              <w:rPr>
+                <w:noProof/>
+              </w:rPr>
+              <w:fldChar w:fldCharType="separate"/>
+            </w:r>
+            <w:r>
+              <w:rPr>
+                <w:noProof/>
+              </w:rPr>
+              <w:t>3</w:t>
+            </w:r>
+            <w:r>
+              <w:rPr>
+                <w:noProof/>
+              </w:rPr>
+              <w:fldChar w:fldCharType="end"/>
+            </w:r>
+          </w:hyperlink>
+        </w:p>
+        <w:p>
+          <w:pPr>
+            <w:pStyle w:val="TM1"/>
+            <w:tabs>
+              <w:tab w:val="right" w:leader="dot" w:pos="9016"/>
+            </w:tabs>
+            <w:rPr>
+              <w:noProof/>
+            </w:rPr>
+          </w:pPr>
+          <w:hyperlink w:anchor="_Toc234194129" w:history="1">
+            <w:r>
+              <w:rPr>
+                <w:rStyle w:val="Lienhypertexte"/>
+                <w:noProof/>
+              </w:rPr>
+              <w:t>3. Créer la base et l’utilisateur dédié</w:t>
+            </w:r>
+            <w:r>
+              <w:rPr>
+                <w:noProof/>
+              </w:rPr>
+              <w:tab/>
+            </w:r>
+            <w:r>
+              <w:rPr>
+                <w:noProof/>
+              </w:rPr>
+              <w:fldChar w:fldCharType="begin"/>
+            </w:r>
+            <w:r>
+              <w:rPr>
+                <w:noProof/>
+              </w:rPr>
+              <w:instrText xml:space="preserve"> PAGEREF _Toc234194129 \h </w:instrText>
+            </w:r>
+            <w:r>
+              <w:rPr>
+                <w:noProof/>
+              </w:rPr>
+            </w:r>
+            <w:r>
+              <w:rPr>
+                <w:noProof/>
+              </w:rPr>
+              <w:fldChar w:fldCharType="separate"/>
+            </w:r>
+            <w:r>
+              <w:rPr>
+                <w:noProof/>
+              </w:rPr>
+              <w:t>3</w:t>
+            </w:r>
+            <w:r>
+              <w:rPr>
+                <w:noProof/>
+              </w:rPr>
+              <w:fldChar w:fldCharType="end"/>
+            </w:r>
+          </w:hyperlink>
+        </w:p>
+        <w:p>
+          <w:pPr>
+            <w:pStyle w:val="TM1"/>
+            <w:tabs>
+              <w:tab w:val="right" w:leader="dot" w:pos="9016"/>
+            </w:tabs>
+            <w:rPr>
+              <w:noProof/>
+            </w:rPr>
+          </w:pPr>
+          <w:hyperlink w:anchor="_Toc234194130" w:history="1">
+            <w:r>
+              <w:rPr>
+                <w:rStyle w:val="Lienhypertexte"/>
+                <w:noProof/>
+              </w:rPr>
+              <w:t>4. Installer VetPharma</w:t>
+            </w:r>
+            <w:r>
+              <w:rPr>
+                <w:noProof/>
+              </w:rPr>
+              <w:tab/>
+            </w:r>
+            <w:r>
+              <w:rPr>
+                <w:noProof/>
+              </w:rPr>
+              <w:fldChar w:fldCharType="begin"/>
+            </w:r>
+            <w:r>
+              <w:rPr>
+                <w:noProof/>
+              </w:rPr>
+              <w:instrText xml:space="preserve"> PAGEREF _Toc234194130 \h </w:instrText>
+            </w:r>
+            <w:r>
+              <w:rPr>
+                <w:noProof/>
+              </w:rPr>
+            </w:r>
+            <w:r>
+              <w:rPr>
+                <w:noProof/>
+              </w:rPr>
+              <w:fldChar w:fldCharType="separate"/>
+            </w:r>
+            <w:r>
+              <w:rPr>
+                <w:noProof/>
+              </w:rPr>
+              <w:t>4</w:t>
+            </w:r>
+            <w:r>
+              <w:rPr>
+                <w:noProof/>
+              </w:rPr>
+              <w:fldChar w:fldCharType="end"/>
+            </w:r>
+          </w:hyperlink>
+        </w:p>
+        <w:p>
+          <w:pPr>
+            <w:pStyle w:val="TM1"/>
+            <w:tabs>
+              <w:tab w:val="right" w:leader="dot" w:pos="9016"/>
+            </w:tabs>
+            <w:rPr>
+              <w:noProof/>
+            </w:rPr>
+          </w:pPr>
+          <w:hyperlink w:anchor="_Toc234194131" w:history="1">
+            <w:r>
+              <w:rPr>
+                <w:rStyle w:val="Lienhypertexte"/>
+                <w:noProof/>
+              </w:rPr>
+              <w:t>5. Premier lancement</w:t>
+            </w:r>
+            <w:r>
+              <w:rPr>
+                <w:noProof/>
+              </w:rPr>
+              <w:tab/>
+            </w:r>
+            <w:r>
+              <w:rPr>
+                <w:noProof/>
+              </w:rPr>
+              <w:fldChar w:fldCharType="begin"/>
+            </w:r>
+            <w:r>
+              <w:rPr>
+                <w:noProof/>
+              </w:rPr>
+              <w:instrText xml:space="preserve"> PAGEREF _Toc234194131 \h </w:instrText>
+            </w:r>
+            <w:r>
+              <w:rPr>
+                <w:noProof/>
+              </w:rPr>
+            </w:r>
+            <w:r>
+              <w:rPr>
+                <w:noProof/>
+              </w:rPr>
+              <w:fldChar w:fldCharType="separate"/>
+            </w:r>
+            <w:r>
+              <w:rPr>
+                <w:noProof/>
+              </w:rPr>
+              <w:t>4</w:t>
+            </w:r>
+            <w:r>
+              <w:rPr>
+                <w:noProof/>
+              </w:rPr>
+              <w:fldChar w:fldCharType="end"/>
+            </w:r>
+          </w:hyperlink>
+        </w:p>
+        <w:p>
+          <w:pPr>
+            <w:pStyle w:val="TM1"/>
+            <w:tabs>
+              <w:tab w:val="right" w:leader="dot" w:pos="9016"/>
+            </w:tabs>
+            <w:rPr>
+              <w:noProof/>
+            </w:rPr>
+          </w:pPr>
+          <w:hyperlink w:anchor="_Toc234194132" w:history="1">
+            <w:r>
+              <w:rPr>
+                <w:rStyle w:val="Lienhypertexte"/>
+                <w:noProof/>
+              </w:rPr>
+              <w:t>6. Configuration initiale avec le client</w:t>
+            </w:r>
+            <w:r>
+              <w:rPr>
+                <w:noProof/>
+              </w:rPr>
+              <w:tab/>
+            </w:r>
+            <w:r>
+              <w:rPr>
+                <w:noProof/>
+              </w:rPr>
+              <w:fldChar w:fldCharType="begin"/>
+            </w:r>
+            <w:r>
+              <w:rPr>
+                <w:noProof/>
+              </w:rPr>
+              <w:instrText xml:space="preserve"> PAGEREF _Toc234194132 \h </w:instrText>
+            </w:r>
+            <w:r>
+              <w:rPr>
+                <w:noProof/>
+              </w:rPr>
+            </w:r>
+            <w:r>
+              <w:rPr>
+                <w:noProof/>
+              </w:rPr>
+              <w:fldChar w:fldCharType="separate"/>
+            </w:r>
+            <w:r>
+              <w:rPr>
+                <w:noProof/>
+              </w:rPr>
+              <w:t>4</w:t>
+            </w:r>
+            <w:r>
+              <w:rPr>
+                <w:noProof/>
+              </w:rPr>
+              <w:fldChar w:fldCharType="end"/>
+            </w:r>
+          </w:hyperlink>
+        </w:p>
+        <w:p>
+          <w:pPr>
+            <w:pStyle w:val="TM1"/>
+            <w:tabs>
+              <w:tab w:val="right" w:leader="dot" w:pos="9016"/>
+            </w:tabs>
+            <w:rPr>
+              <w:noProof/>
+            </w:rPr>
+          </w:pPr>
+          <w:hyperlink w:anchor="_Toc234194133" w:history="1">
+            <w:r>
+              <w:rPr>
+                <w:rStyle w:val="Lienhypertexte"/>
+                <w:noProof/>
+              </w:rPr>
+              <w:t>7. Formation express de l’agent (30 minutes)</w:t>
+            </w:r>
+            <w:r>
+              <w:rPr>
+                <w:noProof/>
+              </w:rPr>
+              <w:tab/>
+            </w:r>
+            <w:r>
+              <w:rPr>
+                <w:noProof/>
+              </w:rPr>
+              <w:fldChar w:fldCharType="begin"/>
+            </w:r>
+            <w:r>
+              <w:rPr>
+                <w:noProof/>
+              </w:rPr>
+              <w:instrText xml:space="preserve"> PAGEREF _Toc234194133 \h </w:instrText>
+            </w:r>
+            <w:r>
+              <w:rPr>
+                <w:noProof/>
+              </w:rPr>
+            </w:r>
+            <w:r>
+              <w:rPr>
+                <w:noProof/>
+              </w:rPr>
+              <w:fldChar w:fldCharType="separate"/>
+            </w:r>
+            <w:r>
+              <w:rPr>
+                <w:noProof/>
+              </w:rPr>
+              <w:t>4</w:t>
+            </w:r>
+            <w:r>
+              <w:rPr>
+                <w:noProof/>
+              </w:rPr>
+              <w:fldChar w:fldCharType="end"/>
+            </w:r>
+          </w:hyperlink>
+        </w:p>
+        <w:p>
+          <w:pPr>
+            <w:pStyle w:val="TM1"/>
+            <w:tabs>
+              <w:tab w:val="right" w:leader="dot" w:pos="9016"/>
+            </w:tabs>
+            <w:rPr>
+              <w:noProof/>
+            </w:rPr>
+          </w:pPr>
+          <w:hyperlink w:anchor="_Toc234194134" w:history="1">
+            <w:r>
+              <w:rPr>
+                <w:rStyle w:val="Lienhypertexte"/>
+                <w:noProof/>
+              </w:rPr>
+              <w:t>8. Dashboard mobile (optionnel)</w:t>
+            </w:r>
+            <w:r>
+              <w:rPr>
+                <w:noProof/>
+              </w:rPr>
+              <w:tab/>
+            </w:r>
+            <w:r>
+              <w:rPr>
+                <w:noProof/>
+              </w:rPr>
+              <w:fldChar w:fldCharType="begin"/>
+            </w:r>
+            <w:r>
+              <w:rPr>
+                <w:noProof/>
+              </w:rPr>
+              <w:instrText xml:space="preserve"> PAGEREF _Toc234194134 \h </w:instrText>
+            </w:r>
+            <w:r>
+              <w:rPr>
+                <w:noProof/>
+              </w:rPr>
+            </w:r>
+            <w:r>
+              <w:rPr>
+                <w:noProof/>
+              </w:rPr>
+              <w:fldChar w:fldCharType="separate"/>
+            </w:r>
+            <w:r>
+              <w:rPr>
+                <w:noProof/>
+              </w:rPr>
+              <w:t>5</w:t>
+            </w:r>
+            <w:r>
+              <w:rPr>
+                <w:noProof/>
+              </w:rPr>
+              <w:fldChar w:fldCharType="end"/>
+            </w:r>
+          </w:hyperlink>
+        </w:p>
+        <w:p>
+          <w:pPr>
+            <w:pStyle w:val="TM1"/>
+            <w:tabs>
+              <w:tab w:val="right" w:leader="dot" w:pos="9016"/>
+            </w:tabs>
+            <w:rPr>
+              <w:noProof/>
+            </w:rPr>
+          </w:pPr>
+          <w:hyperlink w:anchor="_Toc234194135" w:history="1">
+            <w:r>
+              <w:rPr>
+                <w:rStyle w:val="Lienhypertexte"/>
+                <w:noProof/>
+              </w:rPr>
+              <w:t>9. Sauvegardes : les 3 règles</w:t>
+            </w:r>
+            <w:r>
+              <w:rPr>
+                <w:noProof/>
+              </w:rPr>
+              <w:tab/>
+            </w:r>
+            <w:r>
+              <w:rPr>
+                <w:noProof/>
+              </w:rPr>
+              <w:fldChar w:fldCharType="begin"/>
+            </w:r>
+            <w:r>
+              <w:rPr>
+                <w:noProof/>
+              </w:rPr>
+              <w:instrText xml:space="preserve"> PAGEREF _Toc234194135 \h </w:instrText>
+            </w:r>
+            <w:r>
+              <w:rPr>
+                <w:noProof/>
+              </w:rPr>
+            </w:r>
+            <w:r>
+              <w:rPr>
+                <w:noProof/>
+              </w:rPr>
+              <w:fldChar w:fldCharType="separate"/>
+            </w:r>
+            <w:r>
+              <w:rPr>
+                <w:noProof/>
+              </w:rPr>
+              <w:t>5</w:t>
+            </w:r>
+            <w:r>
+              <w:rPr>
+                <w:noProof/>
+              </w:rPr>
+              <w:fldChar w:fldCharType="end"/>
+            </w:r>
+          </w:hyperlink>
+        </w:p>
+        <w:p>
+          <w:pPr>
+            <w:pStyle w:val="TM1"/>
+            <w:tabs>
+              <w:tab w:val="right" w:leader="dot" w:pos="9016"/>
+            </w:tabs>
+            <w:rPr>
+              <w:noProof/>
+            </w:rPr>
+          </w:pPr>
+          <w:hyperlink w:anchor="_Toc234194136" w:history="1">
+            <w:r>
+              <w:rPr>
+                <w:rStyle w:val="Lienhypertexte"/>
+                <w:noProof/>
+              </w:rPr>
+              <w:t>10. Dépannage — les 5 pannes les plus fréquentes</w:t>
+            </w:r>
+            <w:r>
+              <w:rPr>
+                <w:noProof/>
+              </w:rPr>
+              <w:tab/>
+            </w:r>
+            <w:r>
+              <w:rPr>
+                <w:noProof/>
+              </w:rPr>
+              <w:fldChar w:fldCharType="begin"/>
+            </w:r>
+            <w:r>
+              <w:rPr>
+                <w:noProof/>
+              </w:rPr>
+              <w:instrText xml:space="preserve"> PAGEREF _Toc234194136 \h </w:instrText>
+            </w:r>
+            <w:r>
+              <w:rPr>
+                <w:noProof/>
+              </w:rPr>
+            </w:r>
+            <w:r>
+              <w:rPr>
+                <w:noProof/>
+              </w:rPr>
+              <w:fldChar w:fldCharType="separate"/>
+            </w:r>
+            <w:r>
+              <w:rPr>
+                <w:noProof/>
+              </w:rPr>
+              <w:t>5</w:t>
+            </w:r>
+            <w:r>
+              <w:rPr>
+                <w:noProof/>
+              </w:rPr>
+              <w:fldChar w:fldCharType="end"/>
+            </w:r>
+          </w:hyperlink>
         </w:p>
         <w:p>
           <w:r>
@@ -155,23 +894,28 @@
     </w:p>
     <w:p>
       <w:pPr>
-        <w:pStyle w:val="Heading1"/>
-      </w:pPr>
-      <w:r>
-        <w:t xml:space="preserve">1. Avant de commencer</w:t>
-      </w:r>
-    </w:p>
-    <w:p>
-      <w:pPr>
-        <w:pStyle w:val="Heading2"/>
-      </w:pPr>
-      <w:r>
-        <w:t xml:space="preserve">1.1 Ce qu’il faut apporter</w:t>
-      </w:r>
-    </w:p>
-    <w:p>
-      <w:pPr>
-        <w:pStyle w:val="ListParagraph"/>
+        <w:pStyle w:val="Titre1"/>
+      </w:pPr>
+      <w:bookmarkStart w:id="0" w:name="_Toc234194125"/>
+      <w:r>
+        <w:lastRenderedPageBreak/>
+        <w:t>1. Avant de commencer</w:t>
+      </w:r>
+      <w:bookmarkEnd w:id="0"/>
+    </w:p>
+    <w:p>
+      <w:pPr>
+        <w:pStyle w:val="Titre2"/>
+      </w:pPr>
+      <w:bookmarkStart w:id="1" w:name="_Toc234194126"/>
+      <w:r>
+        <w:t>1.1 Ce qu’il faut apporter</w:t>
+      </w:r>
+      <w:bookmarkEnd w:id="1"/>
+    </w:p>
+    <w:p>
+      <w:pPr>
+        <w:pStyle w:val="Paragraphedeliste"/>
         <w:numPr>
           <w:ilvl w:val="0"/>
           <w:numId w:val="2"/>
@@ -179,12 +923,20 @@
         <w:spacing w:after="60"/>
       </w:pPr>
       <w:r>
-        <w:t xml:space="preserve">La clé USB contenant le dossier « VetPharma » (application complète, ~200 Mo)</w:t>
-      </w:r>
-    </w:p>
-    <w:p>
-      <w:pPr>
-        <w:pStyle w:val="ListParagraph"/>
+        <w:t xml:space="preserve">La clé USB contenant le dossier « </w:t>
+      </w:r>
+      <w:proofErr w:type="spellStart"/>
+      <w:r>
+        <w:t>VetPharma</w:t>
+      </w:r>
+      <w:proofErr w:type="spellEnd"/>
+      <w:r>
+        <w:t xml:space="preserve"> » (application complète, ~200 Mo)</w:t>
+      </w:r>
+    </w:p>
+    <w:p>
+      <w:pPr>
+        <w:pStyle w:val="Paragraphedeliste"/>
         <w:numPr>
           <w:ilvl w:val="0"/>
           <w:numId w:val="2"/>
@@ -192,12 +944,22 @@
         <w:spacing w:after="60"/>
       </w:pPr>
       <w:r>
-        <w:t xml:space="preserve">Le fichier modèle config.properties.example</w:t>
-      </w:r>
-    </w:p>
-    <w:p>
-      <w:pPr>
-        <w:pStyle w:val="ListParagraph"/>
+        <w:t xml:space="preserve">Le fichier modèle </w:t>
+      </w:r>
+      <w:proofErr w:type="spellStart"/>
+      <w:proofErr w:type="gramStart"/>
+      <w:r>
+        <w:t>config.properties</w:t>
+      </w:r>
+      <w:proofErr w:type="gramEnd"/>
+      <w:r>
+        <w:t>.example</w:t>
+      </w:r>
+      <w:proofErr w:type="spellEnd"/>
+    </w:p>
+    <w:p>
+      <w:pPr>
+        <w:pStyle w:val="Paragraphedeliste"/>
         <w:numPr>
           <w:ilvl w:val="0"/>
           <w:numId w:val="2"/>
@@ -205,49 +967,62 @@
         <w:spacing w:after="60"/>
       </w:pPr>
       <w:r>
-        <w:t xml:space="preserve">Ce guide imprimé</w:t>
-      </w:r>
-    </w:p>
-    <w:p>
-      <w:pPr>
-        <w:pStyle w:val="Heading2"/>
-      </w:pPr>
-      <w:r>
-        <w:t xml:space="preserve">1.2 Prérequis de la machine du client</w:t>
-      </w:r>
+        <w:t>Ce guide imprimé</w:t>
+      </w:r>
+    </w:p>
+    <w:p>
+      <w:pPr>
+        <w:pStyle w:val="Titre2"/>
+      </w:pPr>
+      <w:bookmarkStart w:id="2" w:name="_Toc234194127"/>
+      <w:r>
+        <w:t>1.2 Prérequis de la machine du client</w:t>
+      </w:r>
+      <w:bookmarkEnd w:id="2"/>
     </w:p>
     <w:tbl>
       <w:tblPr>
-        <w:tblW w:type="dxa" w:w="9026"/>
+        <w:tblW w:w="9026" w:type="dxa"/>
         <w:tblBorders>
-          <w:top w:val="single" w:color="auto" w:sz="4"/>
-          <w:left w:val="single" w:color="auto" w:sz="4"/>
-          <w:bottom w:val="single" w:color="auto" w:sz="4"/>
-          <w:right w:val="single" w:color="auto" w:sz="4"/>
-          <w:insideH w:val="single" w:color="auto" w:sz="4"/>
-          <w:insideV w:val="single" w:color="auto" w:sz="4"/>
+          <w:top w:val="single" w:sz="4" w:space="0" w:color="auto"/>
+          <w:left w:val="single" w:sz="4" w:space="0" w:color="auto"/>
+          <w:bottom w:val="single" w:sz="4" w:space="0" w:color="auto"/>
+          <w:right w:val="single" w:sz="4" w:space="0" w:color="auto"/>
+          <w:insideH w:val="single" w:sz="4" w:space="0" w:color="auto"/>
+          <w:insideV w:val="single" w:sz="4" w:space="0" w:color="auto"/>
         </w:tblBorders>
+        <w:tblCellMar>
+          <w:left w:w="10" w:type="dxa"/>
+          <w:right w:w="10" w:type="dxa"/>
+        </w:tblCellMar>
+        <w:tblLook w:val="04A0" w:firstRow="1" w:lastRow="0" w:firstColumn="1" w:lastColumn="0" w:noHBand="0" w:noVBand="1"/>
       </w:tblPr>
       <w:tblGrid>
         <w:gridCol w:w="3000"/>
         <w:gridCol w:w="6026"/>
       </w:tblGrid>
       <w:tr>
+        <w:tblPrEx>
+          <w:tblCellMar>
+            <w:top w:w="0" w:type="dxa"/>
+            <w:bottom w:w="0" w:type="dxa"/>
+          </w:tblCellMar>
+        </w:tblPrEx>
         <w:tc>
           <w:tcPr>
-            <w:tcW w:type="dxa" w:w="3000"/>
+            <w:tcW w:w="3000" w:type="dxa"/>
             <w:tcBorders>
-              <w:top w:val="single" w:color="CBD5E1" w:sz="1"/>
-              <w:left w:val="single" w:color="CBD5E1" w:sz="1"/>
-              <w:bottom w:val="single" w:color="CBD5E1" w:sz="1"/>
-              <w:right w:val="single" w:color="CBD5E1" w:sz="1"/>
+              <w:top w:val="single" w:sz="1" w:space="0" w:color="CBD5E1"/>
+              <w:left w:val="single" w:sz="1" w:space="0" w:color="CBD5E1"/>
+              <w:bottom w:val="single" w:sz="1" w:space="0" w:color="CBD5E1"/>
+              <w:right w:val="single" w:sz="1" w:space="0" w:color="CBD5E1"/>
             </w:tcBorders>
-            <w:shd w:fill="D1FAE5" w:val="clear"/>
+            <w:shd w:val="clear" w:color="auto" w:fill="D1FAE5"/>
             <w:tcMar>
-              <w:top w:type="dxa" w:w="80"/>
-              <w:left w:type="dxa" w:w="120"/>
-              <w:bottom w:type="dxa" w:w="80"/>
-              <w:right w:type="dxa" w:w="120"/>
+              <w:top w:w="80" w:type="dxa"/>
+              <w:left w:w="120" w:type="dxa"/>
+              <w:bottom w:w="80" w:type="dxa"/>
+              <w:right w:w="120" w:type="dxa"/>
             </w:tcMar>
           </w:tcPr>
           <w:p>
@@ -258,25 +1033,25 @@
                 <w:sz w:val="20"/>
                 <w:szCs w:val="20"/>
               </w:rPr>
-              <w:t xml:space="preserve">Élément</w:t>
+              <w:t>Élément</w:t>
             </w:r>
           </w:p>
         </w:tc>
         <w:tc>
           <w:tcPr>
-            <w:tcW w:type="dxa" w:w="6026"/>
+            <w:tcW w:w="6026" w:type="dxa"/>
             <w:tcBorders>
-              <w:top w:val="single" w:color="CBD5E1" w:sz="1"/>
-              <w:left w:val="single" w:color="CBD5E1" w:sz="1"/>
-              <w:bottom w:val="single" w:color="CBD5E1" w:sz="1"/>
-              <w:right w:val="single" w:color="CBD5E1" w:sz="1"/>
+              <w:top w:val="single" w:sz="1" w:space="0" w:color="CBD5E1"/>
+              <w:left w:val="single" w:sz="1" w:space="0" w:color="CBD5E1"/>
+              <w:bottom w:val="single" w:sz="1" w:space="0" w:color="CBD5E1"/>
+              <w:right w:val="single" w:sz="1" w:space="0" w:color="CBD5E1"/>
             </w:tcBorders>
-            <w:shd w:fill="D1FAE5" w:val="clear"/>
+            <w:shd w:val="clear" w:color="auto" w:fill="D1FAE5"/>
             <w:tcMar>
-              <w:top w:type="dxa" w:w="80"/>
-              <w:left w:type="dxa" w:w="120"/>
-              <w:bottom w:type="dxa" w:w="80"/>
-              <w:right w:type="dxa" w:w="120"/>
+              <w:top w:w="80" w:type="dxa"/>
+              <w:left w:w="120" w:type="dxa"/>
+              <w:bottom w:w="80" w:type="dxa"/>
+              <w:right w:w="120" w:type="dxa"/>
             </w:tcMar>
           </w:tcPr>
           <w:p>
@@ -287,355 +1062,392 @@
                 <w:sz w:val="20"/>
                 <w:szCs w:val="20"/>
               </w:rPr>
-              <w:t xml:space="preserve">Minimum requis</w:t>
+              <w:t>Minimum requis</w:t>
             </w:r>
           </w:p>
         </w:tc>
       </w:tr>
       <w:tr>
+        <w:tblPrEx>
+          <w:tblCellMar>
+            <w:top w:w="0" w:type="dxa"/>
+            <w:bottom w:w="0" w:type="dxa"/>
+          </w:tblCellMar>
+        </w:tblPrEx>
         <w:tc>
           <w:tcPr>
-            <w:tcW w:type="dxa" w:w="3000"/>
+            <w:tcW w:w="3000" w:type="dxa"/>
             <w:tcBorders>
-              <w:top w:val="single" w:color="CBD5E1" w:sz="1"/>
-              <w:left w:val="single" w:color="CBD5E1" w:sz="1"/>
-              <w:bottom w:val="single" w:color="CBD5E1" w:sz="1"/>
-              <w:right w:val="single" w:color="CBD5E1" w:sz="1"/>
+              <w:top w:val="single" w:sz="1" w:space="0" w:color="CBD5E1"/>
+              <w:left w:val="single" w:sz="1" w:space="0" w:color="CBD5E1"/>
+              <w:bottom w:val="single" w:sz="1" w:space="0" w:color="CBD5E1"/>
+              <w:right w:val="single" w:sz="1" w:space="0" w:color="CBD5E1"/>
             </w:tcBorders>
             <w:tcMar>
-              <w:top w:type="dxa" w:w="80"/>
-              <w:left w:type="dxa" w:w="120"/>
-              <w:bottom w:type="dxa" w:w="80"/>
-              <w:right w:type="dxa" w:w="120"/>
+              <w:top w:w="80" w:type="dxa"/>
+              <w:left w:w="120" w:type="dxa"/>
+              <w:bottom w:w="80" w:type="dxa"/>
+              <w:right w:w="120" w:type="dxa"/>
             </w:tcMar>
           </w:tcPr>
           <w:p>
             <w:r>
               <w:rPr>
-                <w:b w:val="false"/>
-                <w:bCs w:val="false"/>
                 <w:sz w:val="20"/>
                 <w:szCs w:val="20"/>
               </w:rPr>
-              <w:t xml:space="preserve">Système</w:t>
+              <w:t>Système</w:t>
             </w:r>
           </w:p>
         </w:tc>
         <w:tc>
           <w:tcPr>
-            <w:tcW w:type="dxa" w:w="6026"/>
+            <w:tcW w:w="6026" w:type="dxa"/>
             <w:tcBorders>
-              <w:top w:val="single" w:color="CBD5E1" w:sz="1"/>
-              <w:left w:val="single" w:color="CBD5E1" w:sz="1"/>
-              <w:bottom w:val="single" w:color="CBD5E1" w:sz="1"/>
-              <w:right w:val="single" w:color="CBD5E1" w:sz="1"/>
+              <w:top w:val="single" w:sz="1" w:space="0" w:color="CBD5E1"/>
+              <w:left w:val="single" w:sz="1" w:space="0" w:color="CBD5E1"/>
+              <w:bottom w:val="single" w:sz="1" w:space="0" w:color="CBD5E1"/>
+              <w:right w:val="single" w:sz="1" w:space="0" w:color="CBD5E1"/>
             </w:tcBorders>
             <w:tcMar>
-              <w:top w:type="dxa" w:w="80"/>
-              <w:left w:type="dxa" w:w="120"/>
-              <w:bottom w:type="dxa" w:w="80"/>
-              <w:right w:type="dxa" w:w="120"/>
+              <w:top w:w="80" w:type="dxa"/>
+              <w:left w:w="120" w:type="dxa"/>
+              <w:bottom w:w="80" w:type="dxa"/>
+              <w:right w:w="120" w:type="dxa"/>
             </w:tcMar>
           </w:tcPr>
           <w:p>
             <w:r>
               <w:rPr>
-                <w:b w:val="false"/>
-                <w:bCs w:val="false"/>
                 <w:sz w:val="20"/>
                 <w:szCs w:val="20"/>
               </w:rPr>
-              <w:t xml:space="preserve">Windows 10 ou 11 (64 bits)</w:t>
+              <w:t>Windows 10 ou 11 (64 bits)</w:t>
             </w:r>
           </w:p>
         </w:tc>
       </w:tr>
       <w:tr>
+        <w:tblPrEx>
+          <w:tblCellMar>
+            <w:top w:w="0" w:type="dxa"/>
+            <w:bottom w:w="0" w:type="dxa"/>
+          </w:tblCellMar>
+        </w:tblPrEx>
         <w:tc>
           <w:tcPr>
-            <w:tcW w:type="dxa" w:w="3000"/>
+            <w:tcW w:w="3000" w:type="dxa"/>
             <w:tcBorders>
-              <w:top w:val="single" w:color="CBD5E1" w:sz="1"/>
-              <w:left w:val="single" w:color="CBD5E1" w:sz="1"/>
-              <w:bottom w:val="single" w:color="CBD5E1" w:sz="1"/>
-              <w:right w:val="single" w:color="CBD5E1" w:sz="1"/>
+              <w:top w:val="single" w:sz="1" w:space="0" w:color="CBD5E1"/>
+              <w:left w:val="single" w:sz="1" w:space="0" w:color="CBD5E1"/>
+              <w:bottom w:val="single" w:sz="1" w:space="0" w:color="CBD5E1"/>
+              <w:right w:val="single" w:sz="1" w:space="0" w:color="CBD5E1"/>
             </w:tcBorders>
             <w:tcMar>
-              <w:top w:type="dxa" w:w="80"/>
-              <w:left w:type="dxa" w:w="120"/>
-              <w:bottom w:type="dxa" w:w="80"/>
-              <w:right w:type="dxa" w:w="120"/>
+              <w:top w:w="80" w:type="dxa"/>
+              <w:left w:w="120" w:type="dxa"/>
+              <w:bottom w:w="80" w:type="dxa"/>
+              <w:right w:w="120" w:type="dxa"/>
             </w:tcMar>
           </w:tcPr>
           <w:p>
             <w:r>
               <w:rPr>
-                <w:b w:val="false"/>
-                <w:bCs w:val="false"/>
                 <w:sz w:val="20"/>
                 <w:szCs w:val="20"/>
               </w:rPr>
-              <w:t xml:space="preserve">Mémoire</w:t>
+              <w:t>Mémoire</w:t>
             </w:r>
           </w:p>
         </w:tc>
         <w:tc>
           <w:tcPr>
-            <w:tcW w:type="dxa" w:w="6026"/>
+            <w:tcW w:w="6026" w:type="dxa"/>
             <w:tcBorders>
-              <w:top w:val="single" w:color="CBD5E1" w:sz="1"/>
-              <w:left w:val="single" w:color="CBD5E1" w:sz="1"/>
-              <w:bottom w:val="single" w:color="CBD5E1" w:sz="1"/>
-              <w:right w:val="single" w:color="CBD5E1" w:sz="1"/>
+              <w:top w:val="single" w:sz="1" w:space="0" w:color="CBD5E1"/>
+              <w:left w:val="single" w:sz="1" w:space="0" w:color="CBD5E1"/>
+              <w:bottom w:val="single" w:sz="1" w:space="0" w:color="CBD5E1"/>
+              <w:right w:val="single" w:sz="1" w:space="0" w:color="CBD5E1"/>
             </w:tcBorders>
             <w:tcMar>
-              <w:top w:type="dxa" w:w="80"/>
-              <w:left w:type="dxa" w:w="120"/>
-              <w:bottom w:type="dxa" w:w="80"/>
-              <w:right w:type="dxa" w:w="120"/>
+              <w:top w:w="80" w:type="dxa"/>
+              <w:left w:w="120" w:type="dxa"/>
+              <w:bottom w:w="80" w:type="dxa"/>
+              <w:right w:w="120" w:type="dxa"/>
             </w:tcMar>
           </w:tcPr>
           <w:p>
             <w:r>
               <w:rPr>
-                <w:b w:val="false"/>
-                <w:bCs w:val="false"/>
                 <w:sz w:val="20"/>
                 <w:szCs w:val="20"/>
               </w:rPr>
-              <w:t xml:space="preserve">4 Go de RAM</w:t>
+              <w:t>4 Go de RAM</w:t>
             </w:r>
           </w:p>
         </w:tc>
       </w:tr>
       <w:tr>
+        <w:tblPrEx>
+          <w:tblCellMar>
+            <w:top w:w="0" w:type="dxa"/>
+            <w:bottom w:w="0" w:type="dxa"/>
+          </w:tblCellMar>
+        </w:tblPrEx>
         <w:tc>
           <w:tcPr>
-            <w:tcW w:type="dxa" w:w="3000"/>
+            <w:tcW w:w="3000" w:type="dxa"/>
             <w:tcBorders>
-              <w:top w:val="single" w:color="CBD5E1" w:sz="1"/>
-              <w:left w:val="single" w:color="CBD5E1" w:sz="1"/>
-              <w:bottom w:val="single" w:color="CBD5E1" w:sz="1"/>
-              <w:right w:val="single" w:color="CBD5E1" w:sz="1"/>
+              <w:top w:val="single" w:sz="1" w:space="0" w:color="CBD5E1"/>
+              <w:left w:val="single" w:sz="1" w:space="0" w:color="CBD5E1"/>
+              <w:bottom w:val="single" w:sz="1" w:space="0" w:color="CBD5E1"/>
+              <w:right w:val="single" w:sz="1" w:space="0" w:color="CBD5E1"/>
             </w:tcBorders>
             <w:tcMar>
-              <w:top w:type="dxa" w:w="80"/>
-              <w:left w:type="dxa" w:w="120"/>
-              <w:bottom w:type="dxa" w:w="80"/>
-              <w:right w:type="dxa" w:w="120"/>
+              <w:top w:w="80" w:type="dxa"/>
+              <w:left w:w="120" w:type="dxa"/>
+              <w:bottom w:w="80" w:type="dxa"/>
+              <w:right w:w="120" w:type="dxa"/>
             </w:tcMar>
           </w:tcPr>
           <w:p>
             <w:r>
               <w:rPr>
-                <w:b w:val="false"/>
-                <w:bCs w:val="false"/>
                 <w:sz w:val="20"/>
                 <w:szCs w:val="20"/>
               </w:rPr>
-              <w:t xml:space="preserve">Disque</w:t>
+              <w:t>Disque</w:t>
             </w:r>
           </w:p>
         </w:tc>
         <w:tc>
           <w:tcPr>
-            <w:tcW w:type="dxa" w:w="6026"/>
+            <w:tcW w:w="6026" w:type="dxa"/>
             <w:tcBorders>
-              <w:top w:val="single" w:color="CBD5E1" w:sz="1"/>
-              <w:left w:val="single" w:color="CBD5E1" w:sz="1"/>
-              <w:bottom w:val="single" w:color="CBD5E1" w:sz="1"/>
-              <w:right w:val="single" w:color="CBD5E1" w:sz="1"/>
+              <w:top w:val="single" w:sz="1" w:space="0" w:color="CBD5E1"/>
+              <w:left w:val="single" w:sz="1" w:space="0" w:color="CBD5E1"/>
+              <w:bottom w:val="single" w:sz="1" w:space="0" w:color="CBD5E1"/>
+              <w:right w:val="single" w:sz="1" w:space="0" w:color="CBD5E1"/>
             </w:tcBorders>
             <w:tcMar>
-              <w:top w:type="dxa" w:w="80"/>
-              <w:left w:type="dxa" w:w="120"/>
-              <w:bottom w:type="dxa" w:w="80"/>
-              <w:right w:type="dxa" w:w="120"/>
+              <w:top w:w="80" w:type="dxa"/>
+              <w:left w:w="120" w:type="dxa"/>
+              <w:bottom w:w="80" w:type="dxa"/>
+              <w:right w:w="120" w:type="dxa"/>
             </w:tcMar>
           </w:tcPr>
           <w:p>
             <w:r>
               <w:rPr>
-                <w:b w:val="false"/>
-                <w:bCs w:val="false"/>
                 <w:sz w:val="20"/>
                 <w:szCs w:val="20"/>
               </w:rPr>
-              <w:t xml:space="preserve">2 Go d’espace libre</w:t>
+              <w:t>2 Go d’espace libre</w:t>
             </w:r>
           </w:p>
         </w:tc>
       </w:tr>
       <w:tr>
+        <w:tblPrEx>
+          <w:tblCellMar>
+            <w:top w:w="0" w:type="dxa"/>
+            <w:bottom w:w="0" w:type="dxa"/>
+          </w:tblCellMar>
+        </w:tblPrEx>
         <w:tc>
           <w:tcPr>
-            <w:tcW w:type="dxa" w:w="3000"/>
+            <w:tcW w:w="3000" w:type="dxa"/>
             <w:tcBorders>
-              <w:top w:val="single" w:color="CBD5E1" w:sz="1"/>
-              <w:left w:val="single" w:color="CBD5E1" w:sz="1"/>
-              <w:bottom w:val="single" w:color="CBD5E1" w:sz="1"/>
-              <w:right w:val="single" w:color="CBD5E1" w:sz="1"/>
+              <w:top w:val="single" w:sz="1" w:space="0" w:color="CBD5E1"/>
+              <w:left w:val="single" w:sz="1" w:space="0" w:color="CBD5E1"/>
+              <w:bottom w:val="single" w:sz="1" w:space="0" w:color="CBD5E1"/>
+              <w:right w:val="single" w:sz="1" w:space="0" w:color="CBD5E1"/>
             </w:tcBorders>
             <w:tcMar>
-              <w:top w:type="dxa" w:w="80"/>
-              <w:left w:type="dxa" w:w="120"/>
-              <w:bottom w:type="dxa" w:w="80"/>
-              <w:right w:type="dxa" w:w="120"/>
+              <w:top w:w="80" w:type="dxa"/>
+              <w:left w:w="120" w:type="dxa"/>
+              <w:bottom w:w="80" w:type="dxa"/>
+              <w:right w:w="120" w:type="dxa"/>
             </w:tcMar>
           </w:tcPr>
           <w:p>
             <w:r>
               <w:rPr>
-                <w:b w:val="false"/>
-                <w:bCs w:val="false"/>
                 <w:sz w:val="20"/>
                 <w:szCs w:val="20"/>
               </w:rPr>
-              <w:t xml:space="preserve">Écran</w:t>
+              <w:t>Écran</w:t>
             </w:r>
           </w:p>
         </w:tc>
         <w:tc>
           <w:tcPr>
-            <w:tcW w:type="dxa" w:w="6026"/>
+            <w:tcW w:w="6026" w:type="dxa"/>
             <w:tcBorders>
-              <w:top w:val="single" w:color="CBD5E1" w:sz="1"/>
-              <w:left w:val="single" w:color="CBD5E1" w:sz="1"/>
-              <w:bottom w:val="single" w:color="CBD5E1" w:sz="1"/>
-              <w:right w:val="single" w:color="CBD5E1" w:sz="1"/>
+              <w:top w:val="single" w:sz="1" w:space="0" w:color="CBD5E1"/>
+              <w:left w:val="single" w:sz="1" w:space="0" w:color="CBD5E1"/>
+              <w:bottom w:val="single" w:sz="1" w:space="0" w:color="CBD5E1"/>
+              <w:right w:val="single" w:sz="1" w:space="0" w:color="CBD5E1"/>
             </w:tcBorders>
             <w:tcMar>
-              <w:top w:type="dxa" w:w="80"/>
-              <w:left w:type="dxa" w:w="120"/>
-              <w:bottom w:type="dxa" w:w="80"/>
-              <w:right w:type="dxa" w:w="120"/>
+              <w:top w:w="80" w:type="dxa"/>
+              <w:left w:w="120" w:type="dxa"/>
+              <w:bottom w:w="80" w:type="dxa"/>
+              <w:right w:w="120" w:type="dxa"/>
             </w:tcMar>
           </w:tcPr>
           <w:p>
             <w:r>
               <w:rPr>
-                <w:b w:val="false"/>
-                <w:bCs w:val="false"/>
                 <w:sz w:val="20"/>
                 <w:szCs w:val="20"/>
               </w:rPr>
-              <w:t xml:space="preserve">1366 × 768 minimum</w:t>
+              <w:t>1366 × 768 minimum</w:t>
             </w:r>
           </w:p>
         </w:tc>
       </w:tr>
       <w:tr>
+        <w:tblPrEx>
+          <w:tblCellMar>
+            <w:top w:w="0" w:type="dxa"/>
+            <w:bottom w:w="0" w:type="dxa"/>
+          </w:tblCellMar>
+        </w:tblPrEx>
         <w:tc>
           <w:tcPr>
-            <w:tcW w:type="dxa" w:w="3000"/>
+            <w:tcW w:w="3000" w:type="dxa"/>
             <w:tcBorders>
-              <w:top w:val="single" w:color="CBD5E1" w:sz="1"/>
-              <w:left w:val="single" w:color="CBD5E1" w:sz="1"/>
-              <w:bottom w:val="single" w:color="CBD5E1" w:sz="1"/>
-              <w:right w:val="single" w:color="CBD5E1" w:sz="1"/>
+              <w:top w:val="single" w:sz="1" w:space="0" w:color="CBD5E1"/>
+              <w:left w:val="single" w:sz="1" w:space="0" w:color="CBD5E1"/>
+              <w:bottom w:val="single" w:sz="1" w:space="0" w:color="CBD5E1"/>
+              <w:right w:val="single" w:sz="1" w:space="0" w:color="CBD5E1"/>
             </w:tcBorders>
             <w:tcMar>
-              <w:top w:type="dxa" w:w="80"/>
-              <w:left w:type="dxa" w:w="120"/>
-              <w:bottom w:type="dxa" w:w="80"/>
-              <w:right w:type="dxa" w:w="120"/>
+              <w:top w:w="80" w:type="dxa"/>
+              <w:left w:w="120" w:type="dxa"/>
+              <w:bottom w:w="80" w:type="dxa"/>
+              <w:right w:w="120" w:type="dxa"/>
             </w:tcMar>
           </w:tcPr>
           <w:p>
             <w:r>
               <w:rPr>
-                <w:b w:val="false"/>
-                <w:bCs w:val="false"/>
                 <w:sz w:val="20"/>
                 <w:szCs w:val="20"/>
               </w:rPr>
-              <w:t xml:space="preserve">Java</w:t>
+              <w:t>Java</w:t>
             </w:r>
           </w:p>
         </w:tc>
         <w:tc>
           <w:tcPr>
-            <w:tcW w:type="dxa" w:w="6026"/>
+            <w:tcW w:w="6026" w:type="dxa"/>
             <w:tcBorders>
-              <w:top w:val="single" w:color="CBD5E1" w:sz="1"/>
-              <w:left w:val="single" w:color="CBD5E1" w:sz="1"/>
-              <w:bottom w:val="single" w:color="CBD5E1" w:sz="1"/>
-              <w:right w:val="single" w:color="CBD5E1" w:sz="1"/>
+              <w:top w:val="single" w:sz="1" w:space="0" w:color="CBD5E1"/>
+              <w:left w:val="single" w:sz="1" w:space="0" w:color="CBD5E1"/>
+              <w:bottom w:val="single" w:sz="1" w:space="0" w:color="CBD5E1"/>
+              <w:right w:val="single" w:sz="1" w:space="0" w:color="CBD5E1"/>
             </w:tcBorders>
             <w:tcMar>
-              <w:top w:type="dxa" w:w="80"/>
-              <w:left w:type="dxa" w:w="120"/>
-              <w:bottom w:type="dxa" w:w="80"/>
-              <w:right w:type="dxa" w:w="120"/>
+              <w:top w:w="80" w:type="dxa"/>
+              <w:left w:w="120" w:type="dxa"/>
+              <w:bottom w:w="80" w:type="dxa"/>
+              <w:right w:w="120" w:type="dxa"/>
             </w:tcMar>
           </w:tcPr>
           <w:p>
             <w:r>
               <w:rPr>
-                <w:b w:val="false"/>
-                <w:bCs w:val="false"/>
                 <w:sz w:val="20"/>
                 <w:szCs w:val="20"/>
               </w:rPr>
-              <w:t xml:space="preserve">AUCUN — la machine virtuelle Java est incluse dans VetPharma</w:t>
-            </w:r>
+              <w:t xml:space="preserve">AUCUN — la machine virtuelle Java est incluse dans </w:t>
+            </w:r>
+            <w:proofErr w:type="spellStart"/>
+            <w:r>
+              <w:rPr>
+                <w:sz w:val="20"/>
+                <w:szCs w:val="20"/>
+              </w:rPr>
+              <w:t>VetPharma</w:t>
+            </w:r>
+            <w:proofErr w:type="spellEnd"/>
           </w:p>
         </w:tc>
       </w:tr>
       <w:tr>
+        <w:tblPrEx>
+          <w:tblCellMar>
+            <w:top w:w="0" w:type="dxa"/>
+            <w:bottom w:w="0" w:type="dxa"/>
+          </w:tblCellMar>
+        </w:tblPrEx>
         <w:tc>
           <w:tcPr>
-            <w:tcW w:type="dxa" w:w="3000"/>
+            <w:tcW w:w="3000" w:type="dxa"/>
             <w:tcBorders>
-              <w:top w:val="single" w:color="CBD5E1" w:sz="1"/>
-              <w:left w:val="single" w:color="CBD5E1" w:sz="1"/>
-              <w:bottom w:val="single" w:color="CBD5E1" w:sz="1"/>
-              <w:right w:val="single" w:color="CBD5E1" w:sz="1"/>
+              <w:top w:val="single" w:sz="1" w:space="0" w:color="CBD5E1"/>
+              <w:left w:val="single" w:sz="1" w:space="0" w:color="CBD5E1"/>
+              <w:bottom w:val="single" w:sz="1" w:space="0" w:color="CBD5E1"/>
+              <w:right w:val="single" w:sz="1" w:space="0" w:color="CBD5E1"/>
             </w:tcBorders>
             <w:tcMar>
-              <w:top w:type="dxa" w:w="80"/>
-              <w:left w:type="dxa" w:w="120"/>
-              <w:bottom w:type="dxa" w:w="80"/>
-              <w:right w:type="dxa" w:w="120"/>
+              <w:top w:w="80" w:type="dxa"/>
+              <w:left w:w="120" w:type="dxa"/>
+              <w:bottom w:w="80" w:type="dxa"/>
+              <w:right w:w="120" w:type="dxa"/>
             </w:tcMar>
           </w:tcPr>
           <w:p>
             <w:r>
               <w:rPr>
-                <w:b w:val="false"/>
-                <w:bCs w:val="false"/>
                 <w:sz w:val="20"/>
                 <w:szCs w:val="20"/>
               </w:rPr>
-              <w:t xml:space="preserve">Internet</w:t>
+              <w:t>Internet</w:t>
             </w:r>
           </w:p>
         </w:tc>
         <w:tc>
           <w:tcPr>
-            <w:tcW w:type="dxa" w:w="6026"/>
+            <w:tcW w:w="6026" w:type="dxa"/>
             <w:tcBorders>
-              <w:top w:val="single" w:color="CBD5E1" w:sz="1"/>
-              <w:left w:val="single" w:color="CBD5E1" w:sz="1"/>
-              <w:bottom w:val="single" w:color="CBD5E1" w:sz="1"/>
-              <w:right w:val="single" w:color="CBD5E1" w:sz="1"/>
+              <w:top w:val="single" w:sz="1" w:space="0" w:color="CBD5E1"/>
+              <w:left w:val="single" w:sz="1" w:space="0" w:color="CBD5E1"/>
+              <w:bottom w:val="single" w:sz="1" w:space="0" w:color="CBD5E1"/>
+              <w:right w:val="single" w:sz="1" w:space="0" w:color="CBD5E1"/>
             </w:tcBorders>
             <w:tcMar>
-              <w:top w:type="dxa" w:w="80"/>
-              <w:left w:type="dxa" w:w="120"/>
-              <w:bottom w:type="dxa" w:w="80"/>
-              <w:right w:type="dxa" w:w="120"/>
+              <w:top w:w="80" w:type="dxa"/>
+              <w:left w:w="120" w:type="dxa"/>
+              <w:bottom w:w="80" w:type="dxa"/>
+              <w:right w:w="120" w:type="dxa"/>
             </w:tcMar>
           </w:tcPr>
           <w:p>
             <w:r>
               <w:rPr>
-                <w:b w:val="false"/>
-                <w:bCs w:val="false"/>
                 <w:sz w:val="20"/>
                 <w:szCs w:val="20"/>
               </w:rPr>
-              <w:t xml:space="preserve">Optionnel (uniquement pour le dashboard mobile et Google Drive)</w:t>
+              <w:t xml:space="preserve">Optionnel (uniquement pour le </w:t>
+            </w:r>
+            <w:proofErr w:type="spellStart"/>
+            <w:r>
+              <w:rPr>
+                <w:sz w:val="20"/>
+                <w:szCs w:val="20"/>
+              </w:rPr>
+              <w:t>dashboard</w:t>
+            </w:r>
+            <w:proofErr w:type="spellEnd"/>
+            <w:r>
+              <w:rPr>
+                <w:sz w:val="20"/>
+                <w:szCs w:val="20"/>
+              </w:rPr>
+              <w:t xml:space="preserve"> mobile et Google Drive)</w:t>
             </w:r>
           </w:p>
         </w:tc>
@@ -643,35 +1455,76 @@
     </w:tbl>
     <w:p>
       <w:pPr>
-        <w:shd w:fill="D1FAE5" w:val="clear"/>
+        <w:shd w:val="clear" w:color="auto" w:fill="D1FAE5"/>
         <w:spacing w:after="120"/>
       </w:pPr>
       <w:r>
         <w:rPr>
           <w:color w:val="065F46"/>
         </w:rPr>
-        <w:t xml:space="preserve">✔ VetPharma fonctionne 100 % hors ligne. Internet ne sert qu’à la synchronisation du dashboard mobile.</w:t>
-      </w:r>
-    </w:p>
-    <w:p>
-      <w:pPr>
-        <w:pStyle w:val="Heading1"/>
-      </w:pPr>
-      <w:r>
-        <w:t xml:space="preserve">2. Installer MySQL (le seul prérequis)</w:t>
-      </w:r>
+        <w:t>✔</w:t>
+      </w:r>
+      <w:r>
+        <w:rPr>
+          <w:color w:val="065F46"/>
+        </w:rPr>
+        <w:t xml:space="preserve"> </w:t>
+      </w:r>
+      <w:proofErr w:type="spellStart"/>
+      <w:r>
+        <w:rPr>
+          <w:color w:val="065F46"/>
+        </w:rPr>
+        <w:t>VetPharma</w:t>
+      </w:r>
+      <w:proofErr w:type="spellEnd"/>
+      <w:r>
+        <w:rPr>
+          <w:color w:val="065F46"/>
+        </w:rPr>
+        <w:t xml:space="preserve"> fonctionne 100 % hors ligne. Internet ne sert qu’à la synchronisation du </w:t>
+      </w:r>
+      <w:proofErr w:type="spellStart"/>
+      <w:r>
+        <w:rPr>
+          <w:color w:val="065F46"/>
+        </w:rPr>
+        <w:t>dashboard</w:t>
+      </w:r>
+      <w:proofErr w:type="spellEnd"/>
+      <w:r>
+        <w:rPr>
+          <w:color w:val="065F46"/>
+        </w:rPr>
+        <w:t xml:space="preserve"> mobile.</w:t>
+      </w:r>
+    </w:p>
+    <w:p>
+      <w:pPr>
+        <w:pStyle w:val="Titre1"/>
+      </w:pPr>
+      <w:bookmarkStart w:id="3" w:name="_Toc234194128"/>
+      <w:r>
+        <w:t>2. Installer MySQL (le seul prérequis)</w:t>
+      </w:r>
+      <w:bookmarkEnd w:id="3"/>
     </w:p>
     <w:p>
       <w:pPr>
         <w:spacing w:after="120"/>
       </w:pPr>
-      <w:r>
-        <w:t xml:space="preserve">VetPharma stocke ses données dans MySQL. Le plus simple est d’installer WAMP Server (gratuit) :</w:t>
-      </w:r>
-    </w:p>
-    <w:p>
-      <w:pPr>
-        <w:pStyle w:val="ListParagraph"/>
+      <w:proofErr w:type="spellStart"/>
+      <w:r>
+        <w:t>VetPharma</w:t>
+      </w:r>
+      <w:proofErr w:type="spellEnd"/>
+      <w:r>
+        <w:t xml:space="preserve"> stocke ses données dans MySQL. Le plus simple est d’installer WAMP Server (gratuit) :</w:t>
+      </w:r>
+    </w:p>
+    <w:p>
+      <w:pPr>
+        <w:pStyle w:val="Paragraphedeliste"/>
         <w:numPr>
           <w:ilvl w:val="0"/>
           <w:numId w:val="3"/>
@@ -679,12 +1532,12 @@
         <w:spacing w:after="80"/>
       </w:pPr>
       <w:r>
-        <w:t xml:space="preserve">Télécharger WAMP Server 64 bits depuis wampserver.aviatechno.net</w:t>
-      </w:r>
-    </w:p>
-    <w:p>
-      <w:pPr>
-        <w:pStyle w:val="ListParagraph"/>
+        <w:t>Télécharger WAMP Server 64 bits depuis wampserver.aviatechno.net</w:t>
+      </w:r>
+    </w:p>
+    <w:p>
+      <w:pPr>
+        <w:pStyle w:val="Paragraphedeliste"/>
         <w:numPr>
           <w:ilvl w:val="0"/>
           <w:numId w:val="3"/>
@@ -692,12 +1545,12 @@
         <w:spacing w:after="80"/>
       </w:pPr>
       <w:r>
-        <w:t xml:space="preserve">Lancer l’installateur et accepter les choix par défaut (dossier C:\wamp64)</w:t>
-      </w:r>
-    </w:p>
-    <w:p>
-      <w:pPr>
-        <w:pStyle w:val="ListParagraph"/>
+        <w:t>Lancer l’installateur et accepter les choix par défaut (dossier C:\wamp64)</w:t>
+      </w:r>
+    </w:p>
+    <w:p>
+      <w:pPr>
+        <w:pStyle w:val="Paragraphedeliste"/>
         <w:numPr>
           <w:ilvl w:val="0"/>
           <w:numId w:val="3"/>
@@ -705,12 +1558,15 @@
         <w:spacing w:after="80"/>
       </w:pPr>
       <w:r>
-        <w:t xml:space="preserve">Démarrer WAMP : l’icône dans la barre des tâches doit devenir VERTE</w:t>
-      </w:r>
-    </w:p>
-    <w:p>
-      <w:pPr>
-        <w:pStyle w:val="ListParagraph"/>
+        <w:t>Démarrer WAMP : l’ic</w:t>
+      </w:r>
+      <w:r>
+        <w:t>ône dans la barre des tâches doit devenir VERTE</w:t>
+      </w:r>
+    </w:p>
+    <w:p>
+      <w:pPr>
+        <w:pStyle w:val="Paragraphedeliste"/>
         <w:numPr>
           <w:ilvl w:val="0"/>
           <w:numId w:val="3"/>
@@ -718,12 +1574,20 @@
         <w:spacing w:after="80"/>
       </w:pPr>
       <w:r>
-        <w:t xml:space="preserve">Configurer le démarrage automatique : touche Windows + R, taper « services.msc », trouver « wampmysqld64 », clic droit → Propriétés → Type de démarrage : Automatique</w:t>
-      </w:r>
-    </w:p>
-    <w:p>
-      <w:pPr>
-        <w:shd w:fill="FEF3C7" w:val="clear"/>
+        <w:t xml:space="preserve">Configurer le démarrage automatique : touche Windows + R, taper « </w:t>
+      </w:r>
+      <w:proofErr w:type="spellStart"/>
+      <w:r>
+        <w:t>services.msc</w:t>
+      </w:r>
+      <w:proofErr w:type="spellEnd"/>
+      <w:r>
+        <w:t xml:space="preserve"> », trouver « wampmysqld64 », clic droit → Propriétés → Type de démarrage : Automatique</w:t>
+      </w:r>
+    </w:p>
+    <w:p>
+      <w:pPr>
+        <w:shd w:val="clear" w:color="auto" w:fill="FEF3C7"/>
         <w:spacing w:after="120"/>
       </w:pPr>
       <w:r>
@@ -732,38 +1596,60 @@
           <w:bCs/>
           <w:color w:val="92400E"/>
         </w:rPr>
-        <w:t xml:space="preserve">⚠ L’icône WAMP doit être VERTE avant de continuer. Orange ou rouge = MySQL n’est pas démarré.</w:t>
-      </w:r>
-    </w:p>
-    <w:p>
-      <w:pPr>
-        <w:pStyle w:val="Heading1"/>
-      </w:pPr>
-      <w:r>
-        <w:t xml:space="preserve">3. Créer la base et l’utilisateur dédié</w:t>
-      </w:r>
+        <w:t>⚠</w:t>
+      </w:r>
+      <w:r>
+        <w:rPr>
+          <w:b/>
+          <w:bCs/>
+          <w:color w:val="92400E"/>
+        </w:rPr>
+        <w:t xml:space="preserve"> L’icône WAMP doit être VERTE avant de co</w:t>
+      </w:r>
+      <w:r>
+        <w:rPr>
+          <w:b/>
+          <w:bCs/>
+          <w:color w:val="92400E"/>
+        </w:rPr>
+        <w:t>ntinuer. Orange ou rouge = MySQL n’est pas démarré.</w:t>
+      </w:r>
+    </w:p>
+    <w:p>
+      <w:pPr>
+        <w:pStyle w:val="Titre1"/>
+      </w:pPr>
+      <w:bookmarkStart w:id="4" w:name="_Toc234194129"/>
+      <w:r>
+        <w:t>3. Créer la base et l’utilisateur dédié</w:t>
+      </w:r>
+      <w:bookmarkEnd w:id="4"/>
     </w:p>
     <w:p>
       <w:pPr>
         <w:spacing w:after="120"/>
       </w:pPr>
       <w:r>
-        <w:t xml:space="preserve">Ouvrir une invite de commandes (Windows + R → « cmd ») puis lancer la console MySQL :</w:t>
-      </w:r>
-    </w:p>
-    <w:p>
-      <w:pPr>
-        <w:shd w:fill="1E293B" w:val="clear"/>
+        <w:t>Ouvrir une invite de commandes (Windows + R → « cmd ») puis lancer la console MySQL :</w:t>
+      </w:r>
+    </w:p>
+    <w:p>
+      <w:pPr>
+        <w:shd w:val="clear" w:color="auto" w:fill="1E293B"/>
         <w:spacing w:after="60"/>
-      </w:pPr>
-      <w:r>
-        <w:rPr>
-          <w:rFonts w:ascii="Consolas" w:cs="Consolas" w:eastAsia="Consolas" w:hAnsi="Consolas"/>
+        <w:rPr>
+          <w:lang w:val="en-GB"/>
+        </w:rPr>
+      </w:pPr>
+      <w:r>
+        <w:rPr>
+          <w:rFonts w:ascii="Consolas" w:eastAsia="Consolas" w:hAnsi="Consolas" w:cs="Consolas"/>
           <w:color w:val="E2E8F0"/>
           <w:sz w:val="18"/>
           <w:szCs w:val="18"/>
-        </w:rPr>
-        <w:t xml:space="preserve">C:\wamp64\bin\mysql\mysql9.1.0\bin\mysql.exe -u root</w:t>
+          <w:lang w:val="en-GB"/>
+        </w:rPr>
+        <w:t>C:\wamp64\bin\mysql\mysql9.1.0\bin\mysql.exe -u root</w:t>
       </w:r>
     </w:p>
     <w:p>
@@ -771,57 +1657,106 @@
         <w:spacing w:after="120"/>
       </w:pPr>
       <w:r>
-        <w:t xml:space="preserve">Coller ces trois commandes (adapter « UnMotDePasseFort » — le noter au dos de ce guide) :</w:t>
-      </w:r>
-    </w:p>
-    <w:p>
-      <w:pPr>
-        <w:shd w:fill="1E293B" w:val="clear"/>
+        <w:t>Coller ces trois commande</w:t>
+      </w:r>
+      <w:r>
+        <w:t xml:space="preserve">s (adapter « </w:t>
+      </w:r>
+      <w:proofErr w:type="spellStart"/>
+      <w:r>
+        <w:t>UnMotDePasseFort</w:t>
+      </w:r>
+      <w:proofErr w:type="spellEnd"/>
+      <w:r>
+        <w:t xml:space="preserve"> » — le noter au dos de ce guide) :</w:t>
+      </w:r>
+    </w:p>
+    <w:p>
+      <w:pPr>
+        <w:shd w:val="clear" w:color="auto" w:fill="1E293B"/>
         <w:spacing w:after="60"/>
-      </w:pPr>
-      <w:r>
-        <w:rPr>
-          <w:rFonts w:ascii="Consolas" w:cs="Consolas" w:eastAsia="Consolas" w:hAnsi="Consolas"/>
+        <w:rPr>
+          <w:lang w:val="en-GB"/>
+        </w:rPr>
+      </w:pPr>
+      <w:r>
+        <w:rPr>
+          <w:rFonts w:ascii="Consolas" w:eastAsia="Consolas" w:hAnsi="Consolas" w:cs="Consolas"/>
           <w:color w:val="E2E8F0"/>
           <w:sz w:val="18"/>
           <w:szCs w:val="18"/>
-        </w:rPr>
-        <w:t xml:space="preserve">CREATE DATABASE pharmacie_vet_db;</w:t>
-      </w:r>
-    </w:p>
-    <w:p>
-      <w:pPr>
-        <w:shd w:fill="1E293B" w:val="clear"/>
+          <w:lang w:val="en-GB"/>
+        </w:rPr>
+        <w:t>CREATE DATABASE pharmacie_vet_db;</w:t>
+      </w:r>
+    </w:p>
+    <w:p>
+      <w:pPr>
+        <w:shd w:val="clear" w:color="auto" w:fill="1E293B"/>
         <w:spacing w:after="60"/>
-      </w:pPr>
-      <w:r>
-        <w:rPr>
-          <w:rFonts w:ascii="Consolas" w:cs="Consolas" w:eastAsia="Consolas" w:hAnsi="Consolas"/>
+        <w:rPr>
+          <w:lang w:val="en-GB"/>
+        </w:rPr>
+      </w:pPr>
+      <w:r>
+        <w:rPr>
+          <w:rFonts w:ascii="Consolas" w:eastAsia="Consolas" w:hAnsi="Consolas" w:cs="Consolas"/>
           <w:color w:val="E2E8F0"/>
           <w:sz w:val="18"/>
           <w:szCs w:val="18"/>
-        </w:rPr>
-        <w:t xml:space="preserve">CREATE USER 'vetpharma_app'@'localhost' IDENTIFIED BY 'UnMotDePasseFort';</w:t>
-      </w:r>
-    </w:p>
-    <w:p>
-      <w:pPr>
-        <w:shd w:fill="1E293B" w:val="clear"/>
+          <w:lang w:val="en-GB"/>
+        </w:rPr>
+        <w:t>CREATE USER 'vetpharma_app'@'localhost' IDENTIFIED BY 'UnMotDePasseFort';</w:t>
+      </w:r>
+    </w:p>
+    <w:p>
+      <w:pPr>
+        <w:shd w:val="clear" w:color="auto" w:fill="1E293B"/>
         <w:spacing w:after="60"/>
       </w:pPr>
       <w:r>
         <w:rPr>
-          <w:rFonts w:ascii="Consolas" w:cs="Consolas" w:eastAsia="Consolas" w:hAnsi="Consolas"/>
+          <w:rFonts w:ascii="Consolas" w:eastAsia="Consolas" w:hAnsi="Consolas" w:cs="Consolas"/>
           <w:color w:val="E2E8F0"/>
           <w:sz w:val="18"/>
           <w:szCs w:val="18"/>
-        </w:rPr>
-        <w:t xml:space="preserve">GRANT ALL PRIVILEGES ON pharmacie_vet_db.* TO 'vetpharma_app'@'localhost';</w:t>
-      </w:r>
-    </w:p>
-    <w:p>
-      <w:pPr>
-        <w:shd w:fill="FEF3C7" w:val="clear"/>
+          <w:lang w:val="en-GB"/>
+        </w:rPr>
+        <w:t xml:space="preserve">GRANT ALL PRIVILEGES ON pharmacie_vet_db.* </w:t>
+      </w:r>
+      <w:r>
+        <w:rPr>
+          <w:rFonts w:ascii="Consolas" w:eastAsia="Consolas" w:hAnsi="Consolas" w:cs="Consolas"/>
+          <w:color w:val="E2E8F0"/>
+          <w:sz w:val="18"/>
+          <w:szCs w:val="18"/>
+        </w:rPr>
+        <w:t>TO '</w:t>
+      </w:r>
+      <w:proofErr w:type="spellStart"/>
+      <w:r>
+        <w:rPr>
+          <w:rFonts w:ascii="Consolas" w:eastAsia="Consolas" w:hAnsi="Consolas" w:cs="Consolas"/>
+          <w:color w:val="E2E8F0"/>
+          <w:sz w:val="18"/>
+          <w:szCs w:val="18"/>
+        </w:rPr>
+        <w:t>vetpharma_app'@'localhost</w:t>
+      </w:r>
+      <w:proofErr w:type="spellEnd"/>
+      <w:r>
+        <w:rPr>
+          <w:rFonts w:ascii="Consolas" w:eastAsia="Consolas" w:hAnsi="Consolas" w:cs="Consolas"/>
+          <w:color w:val="E2E8F0"/>
+          <w:sz w:val="18"/>
+          <w:szCs w:val="18"/>
+        </w:rPr>
+        <w:t>';</w:t>
+      </w:r>
+    </w:p>
+    <w:p>
+      <w:pPr>
+        <w:shd w:val="clear" w:color="auto" w:fill="FEF3C7"/>
         <w:spacing w:after="120"/>
       </w:pPr>
       <w:r>
@@ -830,20 +1765,62 @@
           <w:bCs/>
           <w:color w:val="92400E"/>
         </w:rPr>
-        <w:t xml:space="preserve">⚠ Ne JAMAIS configurer l’application avec le compte root. L’utilisateur dédié vetpharma_app limite les dégâts en cas de problème.</w:t>
-      </w:r>
-    </w:p>
-    <w:p>
-      <w:pPr>
-        <w:pStyle w:val="Heading1"/>
-      </w:pPr>
-      <w:r>
-        <w:t xml:space="preserve">4. Installer VetPharma</w:t>
-      </w:r>
-    </w:p>
-    <w:p>
-      <w:pPr>
-        <w:pStyle w:val="ListParagraph"/>
+        <w:t>⚠</w:t>
+      </w:r>
+      <w:r>
+        <w:rPr>
+          <w:b/>
+          <w:bCs/>
+          <w:color w:val="92400E"/>
+        </w:rPr>
+        <w:t xml:space="preserve"> Ne JAM</w:t>
+      </w:r>
+      <w:r>
+        <w:rPr>
+          <w:b/>
+          <w:bCs/>
+          <w:color w:val="92400E"/>
+        </w:rPr>
+        <w:t xml:space="preserve">AIS configurer l’application avec le compte root. L’utilisateur dédié </w:t>
+      </w:r>
+      <w:proofErr w:type="spellStart"/>
+      <w:r>
+        <w:rPr>
+          <w:b/>
+          <w:bCs/>
+          <w:color w:val="92400E"/>
+        </w:rPr>
+        <w:t>vetpharma_app</w:t>
+      </w:r>
+      <w:proofErr w:type="spellEnd"/>
+      <w:r>
+        <w:rPr>
+          <w:b/>
+          <w:bCs/>
+          <w:color w:val="92400E"/>
+        </w:rPr>
+        <w:t xml:space="preserve"> limite les dégâts en cas de problème.</w:t>
+      </w:r>
+    </w:p>
+    <w:p>
+      <w:pPr>
+        <w:pStyle w:val="Titre1"/>
+      </w:pPr>
+      <w:bookmarkStart w:id="5" w:name="_Toc234194130"/>
+      <w:r>
+        <w:lastRenderedPageBreak/>
+        <w:t xml:space="preserve">4. Installer </w:t>
+      </w:r>
+      <w:proofErr w:type="spellStart"/>
+      <w:r>
+        <w:t>VetPharma</w:t>
+      </w:r>
+      <w:bookmarkEnd w:id="5"/>
+      <w:proofErr w:type="spellEnd"/>
+    </w:p>
+    <w:p>
+      <w:pPr>
+        <w:pStyle w:val="Paragraphedeliste"/>
         <w:numPr>
           <w:ilvl w:val="0"/>
           <w:numId w:val="4"/>
@@ -851,12 +1828,20 @@
         <w:spacing w:after="80"/>
       </w:pPr>
       <w:r>
-        <w:t xml:space="preserve">Copier le dossier « VetPharma » de la clé USB vers C:\VetPharma</w:t>
-      </w:r>
-    </w:p>
-    <w:p>
-      <w:pPr>
-        <w:pStyle w:val="ListParagraph"/>
+        <w:t xml:space="preserve">Copier le dossier « </w:t>
+      </w:r>
+      <w:proofErr w:type="spellStart"/>
+      <w:r>
+        <w:t>VetPharma</w:t>
+      </w:r>
+      <w:proofErr w:type="spellEnd"/>
+      <w:r>
+        <w:t xml:space="preserve"> » de la clé USB vers C:\VetPharma</w:t>
+      </w:r>
+    </w:p>
+    <w:p>
+      <w:pPr>
+        <w:pStyle w:val="Paragraphedeliste"/>
         <w:numPr>
           <w:ilvl w:val="0"/>
           <w:numId w:val="4"/>
@@ -864,12 +1849,33 @@
         <w:spacing w:after="80"/>
       </w:pPr>
       <w:r>
-        <w:t xml:space="preserve">Copier config.properties.example dans C:\VetPharma et le renommer en config.properties</w:t>
-      </w:r>
-    </w:p>
-    <w:p>
-      <w:pPr>
-        <w:pStyle w:val="ListParagraph"/>
+        <w:t xml:space="preserve">Copier </w:t>
+      </w:r>
+      <w:proofErr w:type="spellStart"/>
+      <w:proofErr w:type="gramStart"/>
+      <w:r>
+        <w:t>config.properties</w:t>
+      </w:r>
+      <w:proofErr w:type="gramEnd"/>
+      <w:r>
+        <w:t>.example</w:t>
+      </w:r>
+      <w:proofErr w:type="spellEnd"/>
+      <w:r>
+        <w:t xml:space="preserve"> dans C:\VetPha</w:t>
+      </w:r>
+      <w:r>
+        <w:t xml:space="preserve">rma et le renommer en </w:t>
+      </w:r>
+      <w:proofErr w:type="spellStart"/>
+      <w:r>
+        <w:t>config.properties</w:t>
+      </w:r>
+      <w:proofErr w:type="spellEnd"/>
+    </w:p>
+    <w:p>
+      <w:pPr>
+        <w:pStyle w:val="Paragraphedeliste"/>
         <w:numPr>
           <w:ilvl w:val="0"/>
           <w:numId w:val="4"/>
@@ -877,57 +1883,153 @@
         <w:spacing w:after="80"/>
       </w:pPr>
       <w:r>
-        <w:t xml:space="preserve">Ouvrir config.properties avec le Bloc-notes et renseigner :</w:t>
-      </w:r>
-    </w:p>
-    <w:p>
-      <w:pPr>
-        <w:shd w:fill="1E293B" w:val="clear"/>
+        <w:t xml:space="preserve">Ouvrir </w:t>
+      </w:r>
+      <w:proofErr w:type="spellStart"/>
+      <w:proofErr w:type="gramStart"/>
+      <w:r>
+        <w:t>config.properties</w:t>
+      </w:r>
+      <w:proofErr w:type="spellEnd"/>
+      <w:proofErr w:type="gramEnd"/>
+      <w:r>
+        <w:t xml:space="preserve"> avec le Bloc-notes et renseigner :</w:t>
+      </w:r>
+    </w:p>
+    <w:p>
+      <w:pPr>
+        <w:shd w:val="clear" w:color="auto" w:fill="1E293B"/>
         <w:spacing w:after="60"/>
       </w:pPr>
       <w:r>
         <w:rPr>
-          <w:rFonts w:ascii="Consolas" w:cs="Consolas" w:eastAsia="Consolas" w:hAnsi="Consolas"/>
+          <w:rFonts w:ascii="Consolas" w:eastAsia="Consolas" w:hAnsi="Consolas" w:cs="Consolas"/>
           <w:color w:val="E2E8F0"/>
           <w:sz w:val="18"/>
           <w:szCs w:val="18"/>
         </w:rPr>
-        <w:t xml:space="preserve">db.url=jdbc\:mysql\://localhost\:3306/pharmacie_vet_db?serverTimezone\=UTC&amp;useSSL\=false&amp;allowPublicKeyRetrieval\=true&amp;createDatabaseIfNotExist\=true</w:t>
-      </w:r>
-    </w:p>
-    <w:p>
-      <w:pPr>
-        <w:shd w:fill="1E293B" w:val="clear"/>
-        <w:spacing w:after="60"/>
-      </w:pPr>
-      <w:r>
-        <w:rPr>
-          <w:rFonts w:ascii="Consolas" w:cs="Consolas" w:eastAsia="Consolas" w:hAnsi="Consolas"/>
+        <w:t>db.url=jdbc</w:t>
+      </w:r>
+      <w:proofErr w:type="gramStart"/>
+      <w:r>
+        <w:rPr>
+          <w:rFonts w:ascii="Consolas" w:eastAsia="Consolas" w:hAnsi="Consolas" w:cs="Consolas"/>
           <w:color w:val="E2E8F0"/>
           <w:sz w:val="18"/>
           <w:szCs w:val="18"/>
         </w:rPr>
-        <w:t xml:space="preserve">db.username=vetpharma_app</w:t>
-      </w:r>
-    </w:p>
-    <w:p>
-      <w:pPr>
-        <w:shd w:fill="1E293B" w:val="clear"/>
-        <w:spacing w:after="60"/>
-      </w:pPr>
-      <w:r>
-        <w:rPr>
-          <w:rFonts w:ascii="Consolas" w:cs="Consolas" w:eastAsia="Consolas" w:hAnsi="Consolas"/>
+        <w:t>\:mysql</w:t>
+      </w:r>
+      <w:proofErr w:type="gramEnd"/>
+      <w:r>
+        <w:rPr>
+          <w:rFonts w:ascii="Consolas" w:eastAsia="Consolas" w:hAnsi="Consolas" w:cs="Consolas"/>
           <w:color w:val="E2E8F0"/>
           <w:sz w:val="18"/>
           <w:szCs w:val="18"/>
         </w:rPr>
-        <w:t xml:space="preserve">db.password=UnMotDePasseFort   (celui de l’étape 3)</w:t>
-      </w:r>
-    </w:p>
-    <w:p>
-      <w:pPr>
-        <w:pStyle w:val="ListParagraph"/>
+        <w:t>\://localhost\:3306/pharmacie_vet_db?serverTimezone\=UTC&amp;useSSL\=false&amp;allowPublicKeyRetrieval\=true&amp;createDatabaseIfNotExist\=true</w:t>
+      </w:r>
+    </w:p>
+    <w:p>
+      <w:pPr>
+        <w:shd w:val="clear" w:color="auto" w:fill="1E293B"/>
+        <w:spacing w:after="60"/>
+      </w:pPr>
+      <w:proofErr w:type="spellStart"/>
+      <w:proofErr w:type="gramStart"/>
+      <w:r>
+        <w:rPr>
+          <w:rFonts w:ascii="Consolas" w:eastAsia="Consolas" w:hAnsi="Consolas" w:cs="Consolas"/>
+          <w:color w:val="E2E8F0"/>
+          <w:sz w:val="18"/>
+          <w:szCs w:val="18"/>
+        </w:rPr>
+        <w:t>db.use</w:t>
+      </w:r>
+      <w:r>
+        <w:rPr>
+          <w:rFonts w:ascii="Consolas" w:eastAsia="Consolas" w:hAnsi="Consolas" w:cs="Consolas"/>
+          <w:color w:val="E2E8F0"/>
+          <w:sz w:val="18"/>
+          <w:szCs w:val="18"/>
+        </w:rPr>
+        <w:t>rname</w:t>
+      </w:r>
+      <w:proofErr w:type="spellEnd"/>
+      <w:proofErr w:type="gramEnd"/>
+      <w:r>
+        <w:rPr>
+          <w:rFonts w:ascii="Consolas" w:eastAsia="Consolas" w:hAnsi="Consolas" w:cs="Consolas"/>
+          <w:color w:val="E2E8F0"/>
+          <w:sz w:val="18"/>
+          <w:szCs w:val="18"/>
+        </w:rPr>
+        <w:t>=</w:t>
+      </w:r>
+      <w:proofErr w:type="spellStart"/>
+      <w:r>
+        <w:rPr>
+          <w:rFonts w:ascii="Consolas" w:eastAsia="Consolas" w:hAnsi="Consolas" w:cs="Consolas"/>
+          <w:color w:val="E2E8F0"/>
+          <w:sz w:val="18"/>
+          <w:szCs w:val="18"/>
+        </w:rPr>
+        <w:t>vetpharma_app</w:t>
+      </w:r>
+      <w:proofErr w:type="spellEnd"/>
+    </w:p>
+    <w:p>
+      <w:pPr>
+        <w:shd w:val="clear" w:color="auto" w:fill="1E293B"/>
+        <w:spacing w:after="60"/>
+      </w:pPr>
+      <w:proofErr w:type="spellStart"/>
+      <w:proofErr w:type="gramStart"/>
+      <w:r>
+        <w:rPr>
+          <w:rFonts w:ascii="Consolas" w:eastAsia="Consolas" w:hAnsi="Consolas" w:cs="Consolas"/>
+          <w:color w:val="E2E8F0"/>
+          <w:sz w:val="18"/>
+          <w:szCs w:val="18"/>
+        </w:rPr>
+        <w:t>db.password</w:t>
+      </w:r>
+      <w:proofErr w:type="spellEnd"/>
+      <w:proofErr w:type="gramEnd"/>
+      <w:r>
+        <w:rPr>
+          <w:rFonts w:ascii="Consolas" w:eastAsia="Consolas" w:hAnsi="Consolas" w:cs="Consolas"/>
+          <w:color w:val="E2E8F0"/>
+          <w:sz w:val="18"/>
+          <w:szCs w:val="18"/>
+        </w:rPr>
+        <w:t>=</w:t>
+      </w:r>
+      <w:proofErr w:type="spellStart"/>
+      <w:r>
+        <w:rPr>
+          <w:rFonts w:ascii="Consolas" w:eastAsia="Consolas" w:hAnsi="Consolas" w:cs="Consolas"/>
+          <w:color w:val="E2E8F0"/>
+          <w:sz w:val="18"/>
+          <w:szCs w:val="18"/>
+        </w:rPr>
+        <w:t>UnMotDePasseFort</w:t>
+      </w:r>
+      <w:proofErr w:type="spellEnd"/>
+      <w:r>
+        <w:rPr>
+          <w:rFonts w:ascii="Consolas" w:eastAsia="Consolas" w:hAnsi="Consolas" w:cs="Consolas"/>
+          <w:color w:val="E2E8F0"/>
+          <w:sz w:val="18"/>
+          <w:szCs w:val="18"/>
+        </w:rPr>
+        <w:t xml:space="preserve">   (celui de l’étape 3)</w:t>
+      </w:r>
+    </w:p>
+    <w:p>
+      <w:pPr>
+        <w:pStyle w:val="Paragraphedeliste"/>
         <w:numPr>
           <w:ilvl w:val="0"/>
           <w:numId w:val="4"/>
@@ -935,12 +2037,12 @@
         <w:spacing w:after="80"/>
       </w:pPr>
       <w:r>
-        <w:t xml:space="preserve">Créer le raccourci : clic droit sur C:\VetPharma\VetPharma.exe → Envoyer vers → Bureau</w:t>
-      </w:r>
-    </w:p>
-    <w:p>
-      <w:pPr>
-        <w:shd w:fill="FEF3C7" w:val="clear"/>
+        <w:t>Créer le raccourci : clic droit sur C:\VetPharma\VetPharma.exe → Envoyer vers → Bureau</w:t>
+      </w:r>
+    </w:p>
+    <w:p>
+      <w:pPr>
+        <w:shd w:val="clear" w:color="auto" w:fill="FEF3C7"/>
         <w:spacing w:after="120"/>
       </w:pPr>
       <w:r>
@@ -949,28 +2051,46 @@
           <w:bCs/>
           <w:color w:val="92400E"/>
         </w:rPr>
-        <w:t xml:space="preserve">⚠ NE PAS installer dans C:\Program Files : l’application écrit ses sauvegardes et journaux dans son propre dossier, et Program Files est protégé en écriture par Windows.</w:t>
-      </w:r>
-    </w:p>
-    <w:p>
-      <w:pPr>
-        <w:pStyle w:val="Heading1"/>
-      </w:pPr>
-      <w:r>
-        <w:t xml:space="preserve">5. Premier lancement</w:t>
-      </w:r>
+        <w:t>⚠</w:t>
+      </w:r>
+      <w:r>
+        <w:rPr>
+          <w:b/>
+          <w:bCs/>
+          <w:color w:val="92400E"/>
+        </w:rPr>
+        <w:t xml:space="preserve"> NE PAS installer dans C:\Program Files : l’application écrit ses sauvegardes et journaux dans s</w:t>
+      </w:r>
+      <w:r>
+        <w:rPr>
+          <w:b/>
+          <w:bCs/>
+          <w:color w:val="92400E"/>
+        </w:rPr>
+        <w:t>on propre dossier, et Program Files est protégé en écriture par Windows.</w:t>
+      </w:r>
+    </w:p>
+    <w:p>
+      <w:pPr>
+        <w:pStyle w:val="Titre1"/>
+      </w:pPr>
+      <w:bookmarkStart w:id="6" w:name="_Toc234194131"/>
+      <w:r>
+        <w:t>5. Premier lancement</w:t>
+      </w:r>
+      <w:bookmarkEnd w:id="6"/>
     </w:p>
     <w:p>
       <w:pPr>
         <w:spacing w:after="120"/>
       </w:pPr>
       <w:r>
-        <w:t xml:space="preserve">Double-cliquer sur VetPharma.exe. Au premier démarrage (30 à 60 secondes) :</w:t>
-      </w:r>
-    </w:p>
-    <w:p>
-      <w:pPr>
-        <w:pStyle w:val="ListParagraph"/>
+        <w:t>Double-cliquer sur VetPharma.exe. Au premier démarrage (30 à 60 secondes) :</w:t>
+      </w:r>
+    </w:p>
+    <w:p>
+      <w:pPr>
+        <w:pStyle w:val="Paragraphedeliste"/>
         <w:numPr>
           <w:ilvl w:val="0"/>
           <w:numId w:val="2"/>
@@ -978,12 +2098,12 @@
         <w:spacing w:after="60"/>
       </w:pPr>
       <w:r>
-        <w:t xml:space="preserve">Les tables de la base sont créées automatiquement</w:t>
-      </w:r>
-    </w:p>
-    <w:p>
-      <w:pPr>
-        <w:pStyle w:val="ListParagraph"/>
+        <w:t>Les tables de la base sont créées automatiquement</w:t>
+      </w:r>
+    </w:p>
+    <w:p>
+      <w:pPr>
+        <w:pStyle w:val="Paragraphedeliste"/>
         <w:numPr>
           <w:ilvl w:val="0"/>
           <w:numId w:val="2"/>
@@ -991,12 +2111,20 @@
         <w:spacing w:after="60"/>
       </w:pPr>
       <w:r>
-        <w:t xml:space="preserve">Les migrations Flyway s’appliquent</w:t>
-      </w:r>
-    </w:p>
-    <w:p>
-      <w:pPr>
-        <w:pStyle w:val="ListParagraph"/>
+        <w:t xml:space="preserve">Les migrations </w:t>
+      </w:r>
+      <w:proofErr w:type="spellStart"/>
+      <w:r>
+        <w:t>Flyway</w:t>
+      </w:r>
+      <w:proofErr w:type="spellEnd"/>
+      <w:r>
+        <w:t xml:space="preserve"> s’appliquent</w:t>
+      </w:r>
+    </w:p>
+    <w:p>
+      <w:pPr>
+        <w:pStyle w:val="Paragraphedeliste"/>
         <w:numPr>
           <w:ilvl w:val="0"/>
           <w:numId w:val="2"/>
@@ -1004,7 +2132,7 @@
         <w:spacing w:after="60"/>
       </w:pPr>
       <w:r>
-        <w:t xml:space="preserve">Le compte administrateur par défaut est créé : identifiant « admin », mot de passe « admin »</w:t>
+        <w:t>Le compte administrateur par défaut est créé : identifiant « admin », mot de passe « admin »</w:t>
       </w:r>
     </w:p>
     <w:p>
@@ -1012,12 +2140,15 @@
         <w:spacing w:after="120"/>
       </w:pPr>
       <w:r>
-        <w:t xml:space="preserve">Se connecter avec admin / admin. Un dialogue impose immédiatement de choisir un nouveau mot de passe (4 caractères minimum).</w:t>
-      </w:r>
-    </w:p>
-    <w:p>
-      <w:pPr>
-        <w:shd w:fill="FEF3C7" w:val="clear"/>
+        <w:t>Se connecter avec admin / admin. Un dialogue impose immédiatement de choisir u</w:t>
+      </w:r>
+      <w:r>
+        <w:t>n nouveau mot de passe (4 caractères minimum).</w:t>
+      </w:r>
+    </w:p>
+    <w:p>
+      <w:pPr>
+        <w:shd w:val="clear" w:color="auto" w:fill="FEF3C7"/>
         <w:spacing w:after="120"/>
       </w:pPr>
       <w:r>
@@ -1026,20 +2157,30 @@
           <w:bCs/>
           <w:color w:val="92400E"/>
         </w:rPr>
-        <w:t xml:space="preserve">⚠ Noter le nouveau mot de passe administrateur en lieu sûr : il n’existe pas de fonction « mot de passe oublié ».</w:t>
-      </w:r>
-    </w:p>
-    <w:p>
-      <w:pPr>
-        <w:pStyle w:val="Heading1"/>
-      </w:pPr>
-      <w:r>
-        <w:t xml:space="preserve">6. Configuration initiale avec le client</w:t>
-      </w:r>
-    </w:p>
-    <w:p>
-      <w:pPr>
-        <w:pStyle w:val="ListParagraph"/>
+        <w:t>⚠</w:t>
+      </w:r>
+      <w:r>
+        <w:rPr>
+          <w:b/>
+          <w:bCs/>
+          <w:color w:val="92400E"/>
+        </w:rPr>
+        <w:t xml:space="preserve"> Noter le nouveau mot de passe administrateur en lieu sûr : il n’existe pas de fonction « mot de passe oublié ».</w:t>
+      </w:r>
+    </w:p>
+    <w:p>
+      <w:pPr>
+        <w:pStyle w:val="Titre1"/>
+      </w:pPr>
+      <w:bookmarkStart w:id="7" w:name="_Toc234194132"/>
+      <w:r>
+        <w:t>6. Configuration initiale avec le client</w:t>
+      </w:r>
+      <w:bookmarkEnd w:id="7"/>
+    </w:p>
+    <w:p>
+      <w:pPr>
+        <w:pStyle w:val="Paragraphedeliste"/>
         <w:numPr>
           <w:ilvl w:val="0"/>
           <w:numId w:val="5"/>
@@ -1047,12 +2188,15 @@
         <w:spacing w:after="80"/>
       </w:pPr>
       <w:r>
-        <w:t xml:space="preserve">Paramètres → renseigner le nom, l’adresse et le téléphone de la pharmacie (imprimés sur les tickets)</w:t>
-      </w:r>
-    </w:p>
-    <w:p>
-      <w:pPr>
-        <w:pStyle w:val="ListParagraph"/>
+        <w:t>Paramètres → renseigner le nom, l’adresse et le téléph</w:t>
+      </w:r>
+      <w:r>
+        <w:t>one de la pharmacie (imprimés sur les tickets)</w:t>
+      </w:r>
+    </w:p>
+    <w:p>
+      <w:pPr>
+        <w:pStyle w:val="Paragraphedeliste"/>
         <w:numPr>
           <w:ilvl w:val="0"/>
           <w:numId w:val="5"/>
@@ -1060,12 +2204,12 @@
         <w:spacing w:after="80"/>
       </w:pPr>
       <w:r>
-        <w:t xml:space="preserve">Paramètres → configurer le chemin de la clé USB de sauvegarde</w:t>
-      </w:r>
-    </w:p>
-    <w:p>
-      <w:pPr>
-        <w:pStyle w:val="ListParagraph"/>
+        <w:t>Paramètres → configurer le chemin de la clé USB de sauvegarde</w:t>
+      </w:r>
+    </w:p>
+    <w:p>
+      <w:pPr>
+        <w:pStyle w:val="Paragraphedeliste"/>
         <w:numPr>
           <w:ilvl w:val="0"/>
           <w:numId w:val="5"/>
@@ -1073,12 +2217,12 @@
         <w:spacing w:after="80"/>
       </w:pPr>
       <w:r>
-        <w:t xml:space="preserve">Sécurité &amp; Accès → créer un compte par agent de caisse avec le profil adapté (jamais le compte admin pour vendre)</w:t>
-      </w:r>
-    </w:p>
-    <w:p>
-      <w:pPr>
-        <w:pStyle w:val="ListParagraph"/>
+        <w:t>Sécurité &amp; Accès → créer un compte par agent de caisse avec le profil adapté (jamais le compte admin pour vendre)</w:t>
+      </w:r>
+    </w:p>
+    <w:p>
+      <w:pPr>
+        <w:pStyle w:val="Paragraphedeliste"/>
         <w:numPr>
           <w:ilvl w:val="0"/>
           <w:numId w:val="5"/>
@@ -1086,12 +2230,15 @@
         <w:spacing w:after="80"/>
       </w:pPr>
       <w:r>
-        <w:t xml:space="preserve">Produits &amp; Stock → saisir le catalogue initial (ou restaurer une base préchargée)</w:t>
-      </w:r>
-    </w:p>
-    <w:p>
-      <w:pPr>
-        <w:pStyle w:val="ListParagraph"/>
+        <w:t>Produits &amp; Stock → saisir le cata</w:t>
+      </w:r>
+      <w:r>
+        <w:t>logue initial (ou restaurer une base préchargée)</w:t>
+      </w:r>
+    </w:p>
+    <w:p>
+      <w:pPr>
+        <w:pStyle w:val="Paragraphedeliste"/>
         <w:numPr>
           <w:ilvl w:val="0"/>
           <w:numId w:val="5"/>
@@ -1099,28 +2246,33 @@
         <w:spacing w:after="80"/>
       </w:pPr>
       <w:r>
-        <w:t xml:space="preserve">Approvisionnement → enregistrer le stock initial en tant qu’achats (crée les lots et la traçabilité)</w:t>
-      </w:r>
-    </w:p>
-    <w:p>
-      <w:pPr>
-        <w:pStyle w:val="Heading1"/>
-      </w:pPr>
-      <w:r>
-        <w:t xml:space="preserve">7. Formation express de l’agent (30 minutes)</w:t>
-      </w:r>
+        <w:t>Approvisionnement → enregistrer le stock initial en tant qu’achats (crée les lots et la traçabilité)</w:t>
+      </w:r>
+    </w:p>
+    <w:p>
+      <w:pPr>
+        <w:pStyle w:val="Titre1"/>
+      </w:pPr>
+      <w:bookmarkStart w:id="8" w:name="_Toc234194133"/>
+      <w:r>
+        <w:t>7. Formation express de l’agent (30 minutes)</w:t>
+      </w:r>
+      <w:bookmarkEnd w:id="8"/>
     </w:p>
     <w:p>
       <w:pPr>
         <w:spacing w:after="120"/>
       </w:pPr>
       <w:r>
-        <w:t xml:space="preserve">Faire exécuter à l’agent, en conditions réelles, la checklist suivante :</w:t>
-      </w:r>
-    </w:p>
-    <w:p>
-      <w:pPr>
-        <w:pStyle w:val="ListParagraph"/>
+        <w:t>Faire exécuter à l’agent, en conditions réelles, la checklist</w:t>
+      </w:r>
+      <w:r>
+        <w:t xml:space="preserve"> suivante :</w:t>
+      </w:r>
+    </w:p>
+    <w:p>
+      <w:pPr>
+        <w:pStyle w:val="Paragraphedeliste"/>
         <w:numPr>
           <w:ilvl w:val="0"/>
           <w:numId w:val="6"/>
@@ -1128,12 +2280,12 @@
         <w:spacing w:after="60"/>
       </w:pPr>
       <w:r>
-        <w:t xml:space="preserve">Ouvrir sa caisse avec un fond de caisse</w:t>
-      </w:r>
-    </w:p>
-    <w:p>
-      <w:pPr>
-        <w:pStyle w:val="ListParagraph"/>
+        <w:t>Ouvrir sa caisse avec un fond de caisse</w:t>
+      </w:r>
+    </w:p>
+    <w:p>
+      <w:pPr>
+        <w:pStyle w:val="Paragraphedeliste"/>
         <w:numPr>
           <w:ilvl w:val="0"/>
           <w:numId w:val="6"/>
@@ -1141,12 +2293,12 @@
         <w:spacing w:after="60"/>
       </w:pPr>
       <w:r>
-        <w:t xml:space="preserve">Faire une vente en espèces avec monnaie rendue + imprimer le ticket</w:t>
-      </w:r>
-    </w:p>
-    <w:p>
-      <w:pPr>
-        <w:pStyle w:val="ListParagraph"/>
+        <w:t>Faire une vente en espèces avec monnaie rendue + imprimer le ticket</w:t>
+      </w:r>
+    </w:p>
+    <w:p>
+      <w:pPr>
+        <w:pStyle w:val="Paragraphedeliste"/>
         <w:numPr>
           <w:ilvl w:val="0"/>
           <w:numId w:val="6"/>
@@ -1154,12 +2306,12 @@
         <w:spacing w:after="60"/>
       </w:pPr>
       <w:r>
-        <w:t xml:space="preserve">Faire une vente Mobile Money, puis une vente mixte (espèces + mobile)</w:t>
-      </w:r>
-    </w:p>
-    <w:p>
-      <w:pPr>
-        <w:pStyle w:val="ListParagraph"/>
+        <w:t>Faire une vente Mobile Money, puis une vente mixte (espèces + mobile)</w:t>
+      </w:r>
+    </w:p>
+    <w:p>
+      <w:pPr>
+        <w:pStyle w:val="Paragraphedeliste"/>
         <w:numPr>
           <w:ilvl w:val="0"/>
           <w:numId w:val="6"/>
@@ -1167,12 +2319,20 @@
         <w:spacing w:after="60"/>
       </w:pPr>
       <w:r>
-        <w:t xml:space="preserve">Vendre un produit déconditionnable à l’unité</w:t>
-      </w:r>
-    </w:p>
-    <w:p>
-      <w:pPr>
-        <w:pStyle w:val="ListParagraph"/>
+        <w:t xml:space="preserve">Vendre un produit </w:t>
+      </w:r>
+      <w:proofErr w:type="spellStart"/>
+      <w:r>
+        <w:t>déconditionnable</w:t>
+      </w:r>
+      <w:proofErr w:type="spellEnd"/>
+      <w:r>
+        <w:t xml:space="preserve"> à l’unité</w:t>
+      </w:r>
+    </w:p>
+    <w:p>
+      <w:pPr>
+        <w:pStyle w:val="Paragraphedeliste"/>
         <w:numPr>
           <w:ilvl w:val="0"/>
           <w:numId w:val="6"/>
@@ -1180,12 +2340,16 @@
         <w:spacing w:after="60"/>
       </w:pPr>
       <w:r>
-        <w:t xml:space="preserve">Mettre un ticket en attente puis le reprendre</w:t>
-      </w:r>
-    </w:p>
-    <w:p>
-      <w:pPr>
-        <w:pStyle w:val="ListParagraph"/>
+        <w:lastRenderedPageBreak/>
+        <w:t>Mettre un ticket en a</w:t>
+      </w:r>
+      <w:r>
+        <w:t>ttente puis le reprendre</w:t>
+      </w:r>
+    </w:p>
+    <w:p>
+      <w:pPr>
+        <w:pStyle w:val="Paragraphedeliste"/>
         <w:numPr>
           <w:ilvl w:val="0"/>
           <w:numId w:val="6"/>
@@ -1193,12 +2357,12 @@
         <w:spacing w:after="60"/>
       </w:pPr>
       <w:r>
-        <w:t xml:space="preserve">Clôturer la caisse (Z) : compter le tiroir, saisir le montant, comprendre l’écart</w:t>
-      </w:r>
-    </w:p>
-    <w:p>
-      <w:pPr>
-        <w:pStyle w:val="ListParagraph"/>
+        <w:t>Clôturer la caisse (Z) : compter le tiroir, saisir le montant, comprendre l’écart</w:t>
+      </w:r>
+    </w:p>
+    <w:p>
+      <w:pPr>
+        <w:pStyle w:val="Paragraphedeliste"/>
         <w:numPr>
           <w:ilvl w:val="0"/>
           <w:numId w:val="6"/>
@@ -1206,40 +2370,48 @@
         <w:spacing w:after="60"/>
       </w:pPr>
       <w:r>
-        <w:t xml:space="preserve">Vérifier que la sauvegarde de clôture s’est bien créée (dossier backups + clé USB)</w:t>
-      </w:r>
-    </w:p>
-    <w:p>
-      <w:pPr>
-        <w:shd w:fill="D1FAE5" w:val="clear"/>
+        <w:t>Vérifier que la sauvegarde de clôture s’est bien créée (dossier backups + clé USB)</w:t>
+      </w:r>
+    </w:p>
+    <w:p>
+      <w:pPr>
+        <w:shd w:val="clear" w:color="auto" w:fill="D1FAE5"/>
         <w:spacing w:after="120"/>
       </w:pPr>
       <w:r>
         <w:rPr>
           <w:color w:val="065F46"/>
         </w:rPr>
-        <w:t xml:space="preserve">✔ Règle d’or à transmettre : on ne quitte jamais son poste sans avoir clôturé sa caisse — l’application le bloque de toute façon.</w:t>
-      </w:r>
-    </w:p>
-    <w:p>
-      <w:pPr>
-        <w:pStyle w:val="Heading1"/>
-      </w:pPr>
-      <w:r>
-        <w:t xml:space="preserve">8. Dashboard mobile (optionnel)</w:t>
-      </w:r>
+        <w:t>✔</w:t>
+      </w:r>
+      <w:r>
+        <w:rPr>
+          <w:color w:val="065F46"/>
+        </w:rPr>
+        <w:t xml:space="preserve"> Règle d’or à transmettre : on ne quitte jamais son poste sans avoir clôturé sa caisse — l’application le bloque de toute façon.</w:t>
+      </w:r>
+    </w:p>
+    <w:p>
+      <w:pPr>
+        <w:pStyle w:val="Titre1"/>
+      </w:pPr>
+      <w:bookmarkStart w:id="9" w:name="_Toc234194134"/>
+      <w:r>
+        <w:t>8. Dashboard mobile (optionnel)</w:t>
+      </w:r>
+      <w:bookmarkEnd w:id="9"/>
     </w:p>
     <w:p>
       <w:pPr>
         <w:spacing w:after="120"/>
       </w:pPr>
       <w:r>
-        <w:t xml:space="preserve">Si le client souhaite suivre sa pharmacie depuis son téléphone :</w:t>
-      </w:r>
-    </w:p>
-    <w:p>
-      <w:pPr>
-        <w:pStyle w:val="ListParagraph"/>
+        <w:t>Si le client souhaite suivre sa pharmacie depuis son téléphone :</w:t>
+      </w:r>
+    </w:p>
+    <w:p>
+      <w:pPr>
+        <w:pStyle w:val="Paragraphedeliste"/>
         <w:numPr>
           <w:ilvl w:val="0"/>
           <w:numId w:val="2"/>
@@ -1247,12 +2419,28 @@
         <w:spacing w:after="60"/>
       </w:pPr>
       <w:r>
-        <w:t xml:space="preserve">Renseigner les lignes supabase.* dans config.properties (fournies par votre installateur)</w:t>
-      </w:r>
-    </w:p>
-    <w:p>
-      <w:pPr>
-        <w:pStyle w:val="ListParagraph"/>
+        <w:t xml:space="preserve">Renseigner les lignes </w:t>
+      </w:r>
+      <w:proofErr w:type="gramStart"/>
+      <w:r>
+        <w:t>supabase.*</w:t>
+      </w:r>
+      <w:proofErr w:type="gramEnd"/>
+      <w:r>
+        <w:t xml:space="preserve"> dans </w:t>
+      </w:r>
+      <w:proofErr w:type="spellStart"/>
+      <w:r>
+        <w:t>config.properties</w:t>
+      </w:r>
+      <w:proofErr w:type="spellEnd"/>
+      <w:r>
+        <w:t xml:space="preserve"> (fournies par votre installateur)</w:t>
+      </w:r>
+    </w:p>
+    <w:p>
+      <w:pPr>
+        <w:pStyle w:val="Paragraphedeliste"/>
         <w:numPr>
           <w:ilvl w:val="0"/>
           <w:numId w:val="2"/>
@@ -1260,12 +2448,12 @@
         <w:spacing w:after="60"/>
       </w:pPr>
       <w:r>
-        <w:t xml:space="preserve">Sur le téléphone : ouvrir l’adresse de la PWA dans Chrome → menu → « Ajouter à l’écran d’accueil »</w:t>
-      </w:r>
-    </w:p>
-    <w:p>
-      <w:pPr>
-        <w:pStyle w:val="ListParagraph"/>
+        <w:t>Sur le téléphone : ouvrir l’adresse de la PWA dans Chrome → menu → « Ajouter à l’écran d’accueil »</w:t>
+      </w:r>
+    </w:p>
+    <w:p>
+      <w:pPr>
+        <w:pStyle w:val="Paragraphedeliste"/>
         <w:numPr>
           <w:ilvl w:val="0"/>
           <w:numId w:val="2"/>
@@ -1273,20 +2461,35 @@
         <w:spacing w:after="60"/>
       </w:pPr>
       <w:r>
-        <w:t xml:space="preserve">Se connecter avec le compte fourni ; les données se mettent à jour toutes les 5 minutes quand le PC a Internet</w:t>
-      </w:r>
-    </w:p>
-    <w:p>
-      <w:pPr>
-        <w:pStyle w:val="Heading1"/>
-      </w:pPr>
-      <w:r>
-        <w:t xml:space="preserve">9. Sauvegardes : les 3 règles</w:t>
-      </w:r>
-    </w:p>
-    <w:p>
-      <w:pPr>
-        <w:pStyle w:val="ListParagraph"/>
+        <w:t>Se</w:t>
+      </w:r>
+      <w:r>
+        <w:t xml:space="preserve"> connecter avec le compte fourni ; les données se mettent à jour toutes les 5 minutes quand le PC </w:t>
+      </w:r>
+      <w:proofErr w:type="spellStart"/>
+      <w:proofErr w:type="gramStart"/>
+      <w:r>
+        <w:t>a</w:t>
+      </w:r>
+      <w:proofErr w:type="spellEnd"/>
+      <w:proofErr w:type="gramEnd"/>
+      <w:r>
+        <w:t xml:space="preserve"> Internet</w:t>
+      </w:r>
+    </w:p>
+    <w:p>
+      <w:pPr>
+        <w:pStyle w:val="Titre1"/>
+      </w:pPr>
+      <w:bookmarkStart w:id="10" w:name="_Toc234194135"/>
+      <w:r>
+        <w:t>9. Sauvegardes : les 3 règles</w:t>
+      </w:r>
+      <w:bookmarkEnd w:id="10"/>
+    </w:p>
+    <w:p>
+      <w:pPr>
+        <w:pStyle w:val="Paragraphedeliste"/>
         <w:numPr>
           <w:ilvl w:val="0"/>
           <w:numId w:val="2"/>
@@ -1301,12 +2504,12 @@
         <w:t xml:space="preserve">1 sauvegarde par jour </w:t>
       </w:r>
       <w:r>
-        <w:t xml:space="preserve">— automatique à chaque clôture de caisse</w:t>
-      </w:r>
-    </w:p>
-    <w:p>
-      <w:pPr>
-        <w:pStyle w:val="ListParagraph"/>
+        <w:t>— automatique à chaque clôture de caisse</w:t>
+      </w:r>
+    </w:p>
+    <w:p>
+      <w:pPr>
+        <w:pStyle w:val="Paragraphedeliste"/>
         <w:numPr>
           <w:ilvl w:val="0"/>
           <w:numId w:val="2"/>
@@ -1321,12 +2524,15 @@
         <w:t xml:space="preserve">2 supports </w:t>
       </w:r>
       <w:r>
-        <w:t xml:space="preserve">— le disque du PC + la clé USB (et Google Drive si Internet)</w:t>
-      </w:r>
-    </w:p>
-    <w:p>
-      <w:pPr>
-        <w:pStyle w:val="ListParagraph"/>
+        <w:t>— le disque du PC + la clé USB (et Google D</w:t>
+      </w:r>
+      <w:r>
+        <w:t>rive si Internet)</w:t>
+      </w:r>
+    </w:p>
+    <w:p>
+      <w:pPr>
+        <w:pStyle w:val="Paragraphedeliste"/>
         <w:numPr>
           <w:ilvl w:val="0"/>
           <w:numId w:val="2"/>
@@ -1341,28 +2547,35 @@
         <w:t xml:space="preserve">1 test par trimestre </w:t>
       </w:r>
       <w:r>
-        <w:t xml:space="preserve">— vérifier qu’une sauvegarde se restaure (voir docs/PROCEDURE_RESTAURATION.md)</w:t>
-      </w:r>
-    </w:p>
-    <w:p>
-      <w:pPr>
-        <w:pStyle w:val="Heading1"/>
-      </w:pPr>
-      <w:r>
-        <w:t xml:space="preserve">10. Dépannage — les 5 pannes les plus fréquentes</w:t>
-      </w:r>
+        <w:t>— vérifier qu’une sauvegarde se restaure (voir docs/PROCEDURE_RESTAURATION.md)</w:t>
+      </w:r>
+    </w:p>
+    <w:p>
+      <w:pPr>
+        <w:pStyle w:val="Titre1"/>
+      </w:pPr>
+      <w:bookmarkStart w:id="11" w:name="_Toc234194136"/>
+      <w:r>
+        <w:t>10. Dépannage — les 5 pannes les plus fréquentes</w:t>
+      </w:r>
+      <w:bookmarkEnd w:id="11"/>
     </w:p>
     <w:tbl>
       <w:tblPr>
-        <w:tblW w:type="dxa" w:w="9026"/>
+        <w:tblW w:w="9026" w:type="dxa"/>
         <w:tblBorders>
-          <w:top w:val="single" w:color="auto" w:sz="4"/>
-          <w:left w:val="single" w:color="auto" w:sz="4"/>
-          <w:bottom w:val="single" w:color="auto" w:sz="4"/>
-          <w:right w:val="single" w:color="auto" w:sz="4"/>
-          <w:insideH w:val="single" w:color="auto" w:sz="4"/>
-          <w:insideV w:val="single" w:color="auto" w:sz="4"/>
+          <w:top w:val="single" w:sz="4" w:space="0" w:color="auto"/>
+          <w:left w:val="single" w:sz="4" w:space="0" w:color="auto"/>
+          <w:bottom w:val="single" w:sz="4" w:space="0" w:color="auto"/>
+          <w:right w:val="single" w:sz="4" w:space="0" w:color="auto"/>
+          <w:insideH w:val="single" w:sz="4" w:space="0" w:color="auto"/>
+          <w:insideV w:val="single" w:sz="4" w:space="0" w:color="auto"/>
         </w:tblBorders>
+        <w:tblCellMar>
+          <w:left w:w="10" w:type="dxa"/>
+          <w:right w:w="10" w:type="dxa"/>
+        </w:tblCellMar>
+        <w:tblLook w:val="04A0" w:firstRow="1" w:lastRow="0" w:firstColumn="1" w:lastColumn="0" w:noHBand="0" w:noVBand="1"/>
       </w:tblPr>
       <w:tblGrid>
         <w:gridCol w:w="2800"/>
@@ -1370,21 +2583,27 @@
         <w:gridCol w:w="3126"/>
       </w:tblGrid>
       <w:tr>
+        <w:tblPrEx>
+          <w:tblCellMar>
+            <w:top w:w="0" w:type="dxa"/>
+            <w:bottom w:w="0" w:type="dxa"/>
+          </w:tblCellMar>
+        </w:tblPrEx>
         <w:tc>
           <w:tcPr>
-            <w:tcW w:type="dxa" w:w="2800"/>
+            <w:tcW w:w="2800" w:type="dxa"/>
             <w:tcBorders>
-              <w:top w:val="single" w:color="CBD5E1" w:sz="1"/>
-              <w:left w:val="single" w:color="CBD5E1" w:sz="1"/>
-              <w:bottom w:val="single" w:color="CBD5E1" w:sz="1"/>
-              <w:right w:val="single" w:color="CBD5E1" w:sz="1"/>
+              <w:top w:val="single" w:sz="1" w:space="0" w:color="CBD5E1"/>
+              <w:left w:val="single" w:sz="1" w:space="0" w:color="CBD5E1"/>
+              <w:bottom w:val="single" w:sz="1" w:space="0" w:color="CBD5E1"/>
+              <w:right w:val="single" w:sz="1" w:space="0" w:color="CBD5E1"/>
             </w:tcBorders>
-            <w:shd w:fill="D1FAE5" w:val="clear"/>
+            <w:shd w:val="clear" w:color="auto" w:fill="D1FAE5"/>
             <w:tcMar>
-              <w:top w:type="dxa" w:w="80"/>
-              <w:left w:type="dxa" w:w="120"/>
-              <w:bottom w:type="dxa" w:w="80"/>
-              <w:right w:type="dxa" w:w="120"/>
+              <w:top w:w="80" w:type="dxa"/>
+              <w:left w:w="120" w:type="dxa"/>
+              <w:bottom w:w="80" w:type="dxa"/>
+              <w:right w:w="120" w:type="dxa"/>
             </w:tcMar>
           </w:tcPr>
           <w:p>
@@ -1395,25 +2614,25 @@
                 <w:sz w:val="20"/>
                 <w:szCs w:val="20"/>
               </w:rPr>
-              <w:t xml:space="preserve">Symptôme</w:t>
+              <w:t>Symptôme</w:t>
             </w:r>
           </w:p>
         </w:tc>
         <w:tc>
           <w:tcPr>
-            <w:tcW w:type="dxa" w:w="3100"/>
+            <w:tcW w:w="3100" w:type="dxa"/>
             <w:tcBorders>
-              <w:top w:val="single" w:color="CBD5E1" w:sz="1"/>
-              <w:left w:val="single" w:color="CBD5E1" w:sz="1"/>
-              <w:bottom w:val="single" w:color="CBD5E1" w:sz="1"/>
-              <w:right w:val="single" w:color="CBD5E1" w:sz="1"/>
+              <w:top w:val="single" w:sz="1" w:space="0" w:color="CBD5E1"/>
+              <w:left w:val="single" w:sz="1" w:space="0" w:color="CBD5E1"/>
+              <w:bottom w:val="single" w:sz="1" w:space="0" w:color="CBD5E1"/>
+              <w:right w:val="single" w:sz="1" w:space="0" w:color="CBD5E1"/>
             </w:tcBorders>
-            <w:shd w:fill="D1FAE5" w:val="clear"/>
+            <w:shd w:val="clear" w:color="auto" w:fill="D1FAE5"/>
             <w:tcMar>
-              <w:top w:type="dxa" w:w="80"/>
-              <w:left w:type="dxa" w:w="120"/>
-              <w:bottom w:type="dxa" w:w="80"/>
-              <w:right w:type="dxa" w:w="120"/>
+              <w:top w:w="80" w:type="dxa"/>
+              <w:left w:w="120" w:type="dxa"/>
+              <w:bottom w:w="80" w:type="dxa"/>
+              <w:right w:w="120" w:type="dxa"/>
             </w:tcMar>
           </w:tcPr>
           <w:p>
@@ -1424,25 +2643,25 @@
                 <w:sz w:val="20"/>
                 <w:szCs w:val="20"/>
               </w:rPr>
-              <w:t xml:space="preserve">Cause probable</w:t>
+              <w:t>Cause probable</w:t>
             </w:r>
           </w:p>
         </w:tc>
         <w:tc>
           <w:tcPr>
-            <w:tcW w:type="dxa" w:w="3126"/>
+            <w:tcW w:w="3126" w:type="dxa"/>
             <w:tcBorders>
-              <w:top w:val="single" w:color="CBD5E1" w:sz="1"/>
-              <w:left w:val="single" w:color="CBD5E1" w:sz="1"/>
-              <w:bottom w:val="single" w:color="CBD5E1" w:sz="1"/>
-              <w:right w:val="single" w:color="CBD5E1" w:sz="1"/>
+              <w:top w:val="single" w:sz="1" w:space="0" w:color="CBD5E1"/>
+              <w:left w:val="single" w:sz="1" w:space="0" w:color="CBD5E1"/>
+              <w:bottom w:val="single" w:sz="1" w:space="0" w:color="CBD5E1"/>
+              <w:right w:val="single" w:sz="1" w:space="0" w:color="CBD5E1"/>
             </w:tcBorders>
-            <w:shd w:fill="D1FAE5" w:val="clear"/>
+            <w:shd w:val="clear" w:color="auto" w:fill="D1FAE5"/>
             <w:tcMar>
-              <w:top w:type="dxa" w:w="80"/>
-              <w:left w:type="dxa" w:w="120"/>
-              <w:bottom w:type="dxa" w:w="80"/>
-              <w:right w:type="dxa" w:w="120"/>
+              <w:top w:w="80" w:type="dxa"/>
+              <w:left w:w="120" w:type="dxa"/>
+              <w:bottom w:w="80" w:type="dxa"/>
+              <w:right w:w="120" w:type="dxa"/>
             </w:tcMar>
           </w:tcPr>
           <w:p>
@@ -1453,437 +2672,498 @@
                 <w:sz w:val="20"/>
                 <w:szCs w:val="20"/>
               </w:rPr>
-              <w:t xml:space="preserve">Solution</w:t>
+              <w:t>Solution</w:t>
             </w:r>
           </w:p>
         </w:tc>
       </w:tr>
       <w:tr>
+        <w:tblPrEx>
+          <w:tblCellMar>
+            <w:top w:w="0" w:type="dxa"/>
+            <w:bottom w:w="0" w:type="dxa"/>
+          </w:tblCellMar>
+        </w:tblPrEx>
         <w:tc>
           <w:tcPr>
-            <w:tcW w:type="dxa" w:w="2800"/>
+            <w:tcW w:w="2800" w:type="dxa"/>
             <w:tcBorders>
-              <w:top w:val="single" w:color="CBD5E1" w:sz="1"/>
-              <w:left w:val="single" w:color="CBD5E1" w:sz="1"/>
-              <w:bottom w:val="single" w:color="CBD5E1" w:sz="1"/>
-              <w:right w:val="single" w:color="CBD5E1" w:sz="1"/>
+              <w:top w:val="single" w:sz="1" w:space="0" w:color="CBD5E1"/>
+              <w:left w:val="single" w:sz="1" w:space="0" w:color="CBD5E1"/>
+              <w:bottom w:val="single" w:sz="1" w:space="0" w:color="CBD5E1"/>
+              <w:right w:val="single" w:sz="1" w:space="0" w:color="CBD5E1"/>
             </w:tcBorders>
             <w:tcMar>
-              <w:top w:type="dxa" w:w="80"/>
-              <w:left w:type="dxa" w:w="120"/>
-              <w:bottom w:type="dxa" w:w="80"/>
-              <w:right w:type="dxa" w:w="120"/>
+              <w:top w:w="80" w:type="dxa"/>
+              <w:left w:w="120" w:type="dxa"/>
+              <w:bottom w:w="80" w:type="dxa"/>
+              <w:right w:w="120" w:type="dxa"/>
             </w:tcMar>
           </w:tcPr>
           <w:p>
             <w:r>
               <w:rPr>
-                <w:b w:val="false"/>
-                <w:bCs w:val="false"/>
                 <w:sz w:val="20"/>
                 <w:szCs w:val="20"/>
               </w:rPr>
-              <w:t xml:space="preserve">L’application ne démarre pas / erreur au lancement</w:t>
+              <w:t>L’application ne démarre pas / erreur au lancement</w:t>
             </w:r>
           </w:p>
         </w:tc>
         <w:tc>
           <w:tcPr>
-            <w:tcW w:type="dxa" w:w="3100"/>
+            <w:tcW w:w="3100" w:type="dxa"/>
             <w:tcBorders>
-              <w:top w:val="single" w:color="CBD5E1" w:sz="1"/>
-              <w:left w:val="single" w:color="CBD5E1" w:sz="1"/>
-              <w:bottom w:val="single" w:color="CBD5E1" w:sz="1"/>
-              <w:right w:val="single" w:color="CBD5E1" w:sz="1"/>
+              <w:top w:val="single" w:sz="1" w:space="0" w:color="CBD5E1"/>
+              <w:left w:val="single" w:sz="1" w:space="0" w:color="CBD5E1"/>
+              <w:bottom w:val="single" w:sz="1" w:space="0" w:color="CBD5E1"/>
+              <w:right w:val="single" w:sz="1" w:space="0" w:color="CBD5E1"/>
             </w:tcBorders>
             <w:tcMar>
-              <w:top w:type="dxa" w:w="80"/>
-              <w:left w:type="dxa" w:w="120"/>
-              <w:bottom w:type="dxa" w:w="80"/>
-              <w:right w:type="dxa" w:w="120"/>
+              <w:top w:w="80" w:type="dxa"/>
+              <w:left w:w="120" w:type="dxa"/>
+              <w:bottom w:w="80" w:type="dxa"/>
+              <w:right w:w="120" w:type="dxa"/>
             </w:tcMar>
           </w:tcPr>
           <w:p>
             <w:r>
               <w:rPr>
-                <w:b w:val="false"/>
-                <w:bCs w:val="false"/>
                 <w:sz w:val="20"/>
                 <w:szCs w:val="20"/>
               </w:rPr>
-              <w:t xml:space="preserve">MySQL éteint (icône WAMP non verte)</w:t>
+              <w:t>MySQL éteint (icône WAMP non verte)</w:t>
             </w:r>
           </w:p>
         </w:tc>
         <w:tc>
           <w:tcPr>
-            <w:tcW w:type="dxa" w:w="3126"/>
+            <w:tcW w:w="3126" w:type="dxa"/>
             <w:tcBorders>
-              <w:top w:val="single" w:color="CBD5E1" w:sz="1"/>
-              <w:left w:val="single" w:color="CBD5E1" w:sz="1"/>
-              <w:bottom w:val="single" w:color="CBD5E1" w:sz="1"/>
-              <w:right w:val="single" w:color="CBD5E1" w:sz="1"/>
+              <w:top w:val="single" w:sz="1" w:space="0" w:color="CBD5E1"/>
+              <w:left w:val="single" w:sz="1" w:space="0" w:color="CBD5E1"/>
+              <w:bottom w:val="single" w:sz="1" w:space="0" w:color="CBD5E1"/>
+              <w:right w:val="single" w:sz="1" w:space="0" w:color="CBD5E1"/>
             </w:tcBorders>
             <w:tcMar>
-              <w:top w:type="dxa" w:w="80"/>
-              <w:left w:type="dxa" w:w="120"/>
-              <w:bottom w:type="dxa" w:w="80"/>
-              <w:right w:type="dxa" w:w="120"/>
+              <w:top w:w="80" w:type="dxa"/>
+              <w:left w:w="120" w:type="dxa"/>
+              <w:bottom w:w="80" w:type="dxa"/>
+              <w:right w:w="120" w:type="dxa"/>
             </w:tcMar>
           </w:tcPr>
           <w:p>
             <w:r>
               <w:rPr>
-                <w:b w:val="false"/>
-                <w:bCs w:val="false"/>
                 <w:sz w:val="20"/>
                 <w:szCs w:val="20"/>
               </w:rPr>
-              <w:t xml:space="preserve">Démarrer WAMP, attendre l’icône verte, relancer</w:t>
+              <w:t>Démarrer WAMP, attendre l’icône verte, relancer</w:t>
             </w:r>
           </w:p>
         </w:tc>
       </w:tr>
       <w:tr>
+        <w:tblPrEx>
+          <w:tblCellMar>
+            <w:top w:w="0" w:type="dxa"/>
+            <w:bottom w:w="0" w:type="dxa"/>
+          </w:tblCellMar>
+        </w:tblPrEx>
         <w:tc>
           <w:tcPr>
-            <w:tcW w:type="dxa" w:w="2800"/>
+            <w:tcW w:w="2800" w:type="dxa"/>
             <w:tcBorders>
-              <w:top w:val="single" w:color="CBD5E1" w:sz="1"/>
-              <w:left w:val="single" w:color="CBD5E1" w:sz="1"/>
-              <w:bottom w:val="single" w:color="CBD5E1" w:sz="1"/>
-              <w:right w:val="single" w:color="CBD5E1" w:sz="1"/>
+              <w:top w:val="single" w:sz="1" w:space="0" w:color="CBD5E1"/>
+              <w:left w:val="single" w:sz="1" w:space="0" w:color="CBD5E1"/>
+              <w:bottom w:val="single" w:sz="1" w:space="0" w:color="CBD5E1"/>
+              <w:right w:val="single" w:sz="1" w:space="0" w:color="CBD5E1"/>
             </w:tcBorders>
             <w:tcMar>
-              <w:top w:type="dxa" w:w="80"/>
-              <w:left w:type="dxa" w:w="120"/>
-              <w:bottom w:type="dxa" w:w="80"/>
-              <w:right w:type="dxa" w:w="120"/>
+              <w:top w:w="80" w:type="dxa"/>
+              <w:left w:w="120" w:type="dxa"/>
+              <w:bottom w:w="80" w:type="dxa"/>
+              <w:right w:w="120" w:type="dxa"/>
             </w:tcMar>
           </w:tcPr>
           <w:p>
             <w:r>
               <w:rPr>
-                <w:b w:val="false"/>
-                <w:bCs w:val="false"/>
                 <w:sz w:val="20"/>
                 <w:szCs w:val="20"/>
               </w:rPr>
-              <w:t xml:space="preserve">« Identifiants BDD manquants »</w:t>
+              <w:t>« Identifiants BDD manquants »</w:t>
             </w:r>
           </w:p>
         </w:tc>
         <w:tc>
           <w:tcPr>
-            <w:tcW w:type="dxa" w:w="3100"/>
+            <w:tcW w:w="3100" w:type="dxa"/>
             <w:tcBorders>
-              <w:top w:val="single" w:color="CBD5E1" w:sz="1"/>
-              <w:left w:val="single" w:color="CBD5E1" w:sz="1"/>
-              <w:bottom w:val="single" w:color="CBD5E1" w:sz="1"/>
-              <w:right w:val="single" w:color="CBD5E1" w:sz="1"/>
+              <w:top w:val="single" w:sz="1" w:space="0" w:color="CBD5E1"/>
+              <w:left w:val="single" w:sz="1" w:space="0" w:color="CBD5E1"/>
+              <w:bottom w:val="single" w:sz="1" w:space="0" w:color="CBD5E1"/>
+              <w:right w:val="single" w:sz="1" w:space="0" w:color="CBD5E1"/>
             </w:tcBorders>
             <w:tcMar>
-              <w:top w:type="dxa" w:w="80"/>
-              <w:left w:type="dxa" w:w="120"/>
-              <w:bottom w:type="dxa" w:w="80"/>
-              <w:right w:type="dxa" w:w="120"/>
+              <w:top w:w="80" w:type="dxa"/>
+              <w:left w:w="120" w:type="dxa"/>
+              <w:bottom w:w="80" w:type="dxa"/>
+              <w:right w:w="120" w:type="dxa"/>
             </w:tcMar>
           </w:tcPr>
           <w:p>
-            <w:r>
-              <w:rPr>
-                <w:b w:val="false"/>
-                <w:bCs w:val="false"/>
+            <w:proofErr w:type="spellStart"/>
+            <w:proofErr w:type="gramStart"/>
+            <w:r>
+              <w:rPr>
                 <w:sz w:val="20"/>
                 <w:szCs w:val="20"/>
               </w:rPr>
-              <w:t xml:space="preserve">config.properties absent ou incomplet</w:t>
+              <w:t>config.properties</w:t>
+            </w:r>
+            <w:proofErr w:type="spellEnd"/>
+            <w:proofErr w:type="gramEnd"/>
+            <w:r>
+              <w:rPr>
+                <w:sz w:val="20"/>
+                <w:szCs w:val="20"/>
+              </w:rPr>
+              <w:t xml:space="preserve"> absent ou incomplet</w:t>
             </w:r>
           </w:p>
         </w:tc>
         <w:tc>
           <w:tcPr>
-            <w:tcW w:type="dxa" w:w="3126"/>
+            <w:tcW w:w="3126" w:type="dxa"/>
             <w:tcBorders>
-              <w:top w:val="single" w:color="CBD5E1" w:sz="1"/>
-              <w:left w:val="single" w:color="CBD5E1" w:sz="1"/>
-              <w:bottom w:val="single" w:color="CBD5E1" w:sz="1"/>
-              <w:right w:val="single" w:color="CBD5E1" w:sz="1"/>
+              <w:top w:val="single" w:sz="1" w:space="0" w:color="CBD5E1"/>
+              <w:left w:val="single" w:sz="1" w:space="0" w:color="CBD5E1"/>
+              <w:bottom w:val="single" w:sz="1" w:space="0" w:color="CBD5E1"/>
+              <w:right w:val="single" w:sz="1" w:space="0" w:color="CBD5E1"/>
             </w:tcBorders>
             <w:tcMar>
-              <w:top w:type="dxa" w:w="80"/>
-              <w:left w:type="dxa" w:w="120"/>
-              <w:bottom w:type="dxa" w:w="80"/>
-              <w:right w:type="dxa" w:w="120"/>
+              <w:top w:w="80" w:type="dxa"/>
+              <w:left w:w="120" w:type="dxa"/>
+              <w:bottom w:w="80" w:type="dxa"/>
+              <w:right w:w="120" w:type="dxa"/>
             </w:tcMar>
           </w:tcPr>
           <w:p>
             <w:r>
               <w:rPr>
-                <w:b w:val="false"/>
-                <w:bCs w:val="false"/>
                 <w:sz w:val="20"/>
                 <w:szCs w:val="20"/>
               </w:rPr>
-              <w:t xml:space="preserve">Vérifier le fichier à côté de VetPharma.exe (section 4)</w:t>
+              <w:t>Vérifier le fichier à côté de VetPharma.exe (section 4)</w:t>
             </w:r>
           </w:p>
         </w:tc>
       </w:tr>
       <w:tr>
+        <w:tblPrEx>
+          <w:tblCellMar>
+            <w:top w:w="0" w:type="dxa"/>
+            <w:bottom w:w="0" w:type="dxa"/>
+          </w:tblCellMar>
+        </w:tblPrEx>
         <w:tc>
           <w:tcPr>
-            <w:tcW w:type="dxa" w:w="2800"/>
+            <w:tcW w:w="2800" w:type="dxa"/>
             <w:tcBorders>
-              <w:top w:val="single" w:color="CBD5E1" w:sz="1"/>
-              <w:left w:val="single" w:color="CBD5E1" w:sz="1"/>
-              <w:bottom w:val="single" w:color="CBD5E1" w:sz="1"/>
-              <w:right w:val="single" w:color="CBD5E1" w:sz="1"/>
+              <w:top w:val="single" w:sz="1" w:space="0" w:color="CBD5E1"/>
+              <w:left w:val="single" w:sz="1" w:space="0" w:color="CBD5E1"/>
+              <w:bottom w:val="single" w:sz="1" w:space="0" w:color="CBD5E1"/>
+              <w:right w:val="single" w:sz="1" w:space="0" w:color="CBD5E1"/>
             </w:tcBorders>
             <w:tcMar>
-              <w:top w:type="dxa" w:w="80"/>
-              <w:left w:type="dxa" w:w="120"/>
-              <w:bottom w:type="dxa" w:w="80"/>
-              <w:right w:type="dxa" w:w="120"/>
+              <w:top w:w="80" w:type="dxa"/>
+              <w:left w:w="120" w:type="dxa"/>
+              <w:bottom w:w="80" w:type="dxa"/>
+              <w:right w:w="120" w:type="dxa"/>
             </w:tcMar>
           </w:tcPr>
           <w:p>
             <w:r>
               <w:rPr>
-                <w:b w:val="false"/>
-                <w:bCs w:val="false"/>
                 <w:sz w:val="20"/>
                 <w:szCs w:val="20"/>
               </w:rPr>
-              <w:t xml:space="preserve">« Access denied for user »</w:t>
+              <w:t xml:space="preserve">« Access </w:t>
+            </w:r>
+            <w:proofErr w:type="spellStart"/>
+            <w:r>
+              <w:rPr>
+                <w:sz w:val="20"/>
+                <w:szCs w:val="20"/>
+              </w:rPr>
+              <w:t>denied</w:t>
+            </w:r>
+            <w:proofErr w:type="spellEnd"/>
+            <w:r>
+              <w:rPr>
+                <w:sz w:val="20"/>
+                <w:szCs w:val="20"/>
+              </w:rPr>
+              <w:t xml:space="preserve"> for user »</w:t>
             </w:r>
           </w:p>
         </w:tc>
         <w:tc>
           <w:tcPr>
-            <w:tcW w:type="dxa" w:w="3100"/>
+            <w:tcW w:w="3100" w:type="dxa"/>
             <w:tcBorders>
-              <w:top w:val="single" w:color="CBD5E1" w:sz="1"/>
-              <w:left w:val="single" w:color="CBD5E1" w:sz="1"/>
-              <w:bottom w:val="single" w:color="CBD5E1" w:sz="1"/>
-              <w:right w:val="single" w:color="CBD5E1" w:sz="1"/>
+              <w:top w:val="single" w:sz="1" w:space="0" w:color="CBD5E1"/>
+              <w:left w:val="single" w:sz="1" w:space="0" w:color="CBD5E1"/>
+              <w:bottom w:val="single" w:sz="1" w:space="0" w:color="CBD5E1"/>
+              <w:right w:val="single" w:sz="1" w:space="0" w:color="CBD5E1"/>
             </w:tcBorders>
             <w:tcMar>
-              <w:top w:type="dxa" w:w="80"/>
-              <w:left w:type="dxa" w:w="120"/>
-              <w:bottom w:type="dxa" w:w="80"/>
-              <w:right w:type="dxa" w:w="120"/>
+              <w:top w:w="80" w:type="dxa"/>
+              <w:left w:w="120" w:type="dxa"/>
+              <w:bottom w:w="80" w:type="dxa"/>
+              <w:right w:w="120" w:type="dxa"/>
             </w:tcMar>
           </w:tcPr>
           <w:p>
             <w:r>
               <w:rPr>
-                <w:b w:val="false"/>
-                <w:bCs w:val="false"/>
                 <w:sz w:val="20"/>
                 <w:szCs w:val="20"/>
               </w:rPr>
-              <w:t xml:space="preserve">Mot de passe db.password différent de celui de MySQL</w:t>
+              <w:t xml:space="preserve">Mot de passe </w:t>
+            </w:r>
+            <w:proofErr w:type="spellStart"/>
+            <w:proofErr w:type="gramStart"/>
+            <w:r>
+              <w:rPr>
+                <w:sz w:val="20"/>
+                <w:szCs w:val="20"/>
+              </w:rPr>
+              <w:t>db.password</w:t>
+            </w:r>
+            <w:proofErr w:type="spellEnd"/>
+            <w:proofErr w:type="gramEnd"/>
+            <w:r>
+              <w:rPr>
+                <w:sz w:val="20"/>
+                <w:szCs w:val="20"/>
+              </w:rPr>
+              <w:t xml:space="preserve"> différent de celui de MySQL</w:t>
             </w:r>
           </w:p>
         </w:tc>
         <w:tc>
           <w:tcPr>
-            <w:tcW w:type="dxa" w:w="3126"/>
+            <w:tcW w:w="3126" w:type="dxa"/>
             <w:tcBorders>
-              <w:top w:val="single" w:color="CBD5E1" w:sz="1"/>
-              <w:left w:val="single" w:color="CBD5E1" w:sz="1"/>
-              <w:bottom w:val="single" w:color="CBD5E1" w:sz="1"/>
-              <w:right w:val="single" w:color="CBD5E1" w:sz="1"/>
+              <w:top w:val="single" w:sz="1" w:space="0" w:color="CBD5E1"/>
+              <w:left w:val="single" w:sz="1" w:space="0" w:color="CBD5E1"/>
+              <w:bottom w:val="single" w:sz="1" w:space="0" w:color="CBD5E1"/>
+              <w:right w:val="single" w:sz="1" w:space="0" w:color="CBD5E1"/>
             </w:tcBorders>
             <w:tcMar>
-              <w:top w:type="dxa" w:w="80"/>
-              <w:left w:type="dxa" w:w="120"/>
-              <w:bottom w:type="dxa" w:w="80"/>
-              <w:right w:type="dxa" w:w="120"/>
+              <w:top w:w="80" w:type="dxa"/>
+              <w:left w:w="120" w:type="dxa"/>
+              <w:bottom w:w="80" w:type="dxa"/>
+              <w:right w:w="120" w:type="dxa"/>
             </w:tcMar>
           </w:tcPr>
           <w:p>
             <w:r>
               <w:rPr>
-                <w:b w:val="false"/>
-                <w:bCs w:val="false"/>
                 <w:sz w:val="20"/>
                 <w:szCs w:val="20"/>
               </w:rPr>
-              <w:t xml:space="preserve">Refaire l’étape 3 et recopier le même mot de passe</w:t>
+              <w:t>Refaire l’étape 3 et recopier le même mot de passe</w:t>
             </w:r>
           </w:p>
         </w:tc>
       </w:tr>
       <w:tr>
+        <w:tblPrEx>
+          <w:tblCellMar>
+            <w:top w:w="0" w:type="dxa"/>
+            <w:bottom w:w="0" w:type="dxa"/>
+          </w:tblCellMar>
+        </w:tblPrEx>
         <w:tc>
           <w:tcPr>
-            <w:tcW w:type="dxa" w:w="2800"/>
+            <w:tcW w:w="2800" w:type="dxa"/>
             <w:tcBorders>
-              <w:top w:val="single" w:color="CBD5E1" w:sz="1"/>
-              <w:left w:val="single" w:color="CBD5E1" w:sz="1"/>
-              <w:bottom w:val="single" w:color="CBD5E1" w:sz="1"/>
-              <w:right w:val="single" w:color="CBD5E1" w:sz="1"/>
+              <w:top w:val="single" w:sz="1" w:space="0" w:color="CBD5E1"/>
+              <w:left w:val="single" w:sz="1" w:space="0" w:color="CBD5E1"/>
+              <w:bottom w:val="single" w:sz="1" w:space="0" w:color="CBD5E1"/>
+              <w:right w:val="single" w:sz="1" w:space="0" w:color="CBD5E1"/>
             </w:tcBorders>
             <w:tcMar>
-              <w:top w:type="dxa" w:w="80"/>
-              <w:left w:type="dxa" w:w="120"/>
-              <w:bottom w:type="dxa" w:w="80"/>
-              <w:right w:type="dxa" w:w="120"/>
+              <w:top w:w="80" w:type="dxa"/>
+              <w:left w:w="120" w:type="dxa"/>
+              <w:bottom w:w="80" w:type="dxa"/>
+              <w:right w:w="120" w:type="dxa"/>
             </w:tcMar>
           </w:tcPr>
           <w:p>
             <w:r>
               <w:rPr>
-                <w:b w:val="false"/>
-                <w:bCs w:val="false"/>
                 <w:sz w:val="20"/>
                 <w:szCs w:val="20"/>
               </w:rPr>
-              <w:t xml:space="preserve">Le ticket ne s’imprime pas</w:t>
+              <w:t>Le ticket ne s’imprime pas</w:t>
             </w:r>
           </w:p>
         </w:tc>
         <w:tc>
           <w:tcPr>
-            <w:tcW w:type="dxa" w:w="3100"/>
+            <w:tcW w:w="3100" w:type="dxa"/>
             <w:tcBorders>
-              <w:top w:val="single" w:color="CBD5E1" w:sz="1"/>
-              <w:left w:val="single" w:color="CBD5E1" w:sz="1"/>
-              <w:bottom w:val="single" w:color="CBD5E1" w:sz="1"/>
-              <w:right w:val="single" w:color="CBD5E1" w:sz="1"/>
+              <w:top w:val="single" w:sz="1" w:space="0" w:color="CBD5E1"/>
+              <w:left w:val="single" w:sz="1" w:space="0" w:color="CBD5E1"/>
+              <w:bottom w:val="single" w:sz="1" w:space="0" w:color="CBD5E1"/>
+              <w:right w:val="single" w:sz="1" w:space="0" w:color="CBD5E1"/>
             </w:tcBorders>
             <w:tcMar>
-              <w:top w:type="dxa" w:w="80"/>
-              <w:left w:type="dxa" w:w="120"/>
-              <w:bottom w:type="dxa" w:w="80"/>
-              <w:right w:type="dxa" w:w="120"/>
+              <w:top w:w="80" w:type="dxa"/>
+              <w:left w:w="120" w:type="dxa"/>
+              <w:bottom w:w="80" w:type="dxa"/>
+              <w:right w:w="120" w:type="dxa"/>
             </w:tcMar>
           </w:tcPr>
           <w:p>
             <w:r>
               <w:rPr>
-                <w:b w:val="false"/>
-                <w:bCs w:val="false"/>
                 <w:sz w:val="20"/>
                 <w:szCs w:val="20"/>
               </w:rPr>
-              <w:t xml:space="preserve">Imprimante hors ligne ou non par défaut</w:t>
+              <w:t>Imprimante hors ligne ou non par défaut</w:t>
             </w:r>
           </w:p>
         </w:tc>
         <w:tc>
           <w:tcPr>
-            <w:tcW w:type="dxa" w:w="3126"/>
+            <w:tcW w:w="3126" w:type="dxa"/>
             <w:tcBorders>
-              <w:top w:val="single" w:color="CBD5E1" w:sz="1"/>
-              <w:left w:val="single" w:color="CBD5E1" w:sz="1"/>
-              <w:bottom w:val="single" w:color="CBD5E1" w:sz="1"/>
-              <w:right w:val="single" w:color="CBD5E1" w:sz="1"/>
+              <w:top w:val="single" w:sz="1" w:space="0" w:color="CBD5E1"/>
+              <w:left w:val="single" w:sz="1" w:space="0" w:color="CBD5E1"/>
+              <w:bottom w:val="single" w:sz="1" w:space="0" w:color="CBD5E1"/>
+              <w:right w:val="single" w:sz="1" w:space="0" w:color="CBD5E1"/>
             </w:tcBorders>
             <w:tcMar>
-              <w:top w:type="dxa" w:w="80"/>
-              <w:left w:type="dxa" w:w="120"/>
-              <w:bottom w:type="dxa" w:w="80"/>
-              <w:right w:type="dxa" w:w="120"/>
+              <w:top w:w="80" w:type="dxa"/>
+              <w:left w:w="120" w:type="dxa"/>
+              <w:bottom w:w="80" w:type="dxa"/>
+              <w:right w:w="120" w:type="dxa"/>
             </w:tcMar>
           </w:tcPr>
           <w:p>
             <w:r>
               <w:rPr>
-                <w:b w:val="false"/>
-                <w:bCs w:val="false"/>
                 <w:sz w:val="20"/>
                 <w:szCs w:val="20"/>
               </w:rPr>
-              <w:t xml:space="preserve">Panneau de configuration → Imprimantes → définir par défaut</w:t>
+              <w:t>Panneau de configuration → Imprimantes → définir par défaut</w:t>
             </w:r>
           </w:p>
         </w:tc>
       </w:tr>
       <w:tr>
+        <w:tblPrEx>
+          <w:tblCellMar>
+            <w:top w:w="0" w:type="dxa"/>
+            <w:bottom w:w="0" w:type="dxa"/>
+          </w:tblCellMar>
+        </w:tblPrEx>
         <w:tc>
           <w:tcPr>
-            <w:tcW w:type="dxa" w:w="2800"/>
+            <w:tcW w:w="2800" w:type="dxa"/>
             <w:tcBorders>
-              <w:top w:val="single" w:color="CBD5E1" w:sz="1"/>
-              <w:left w:val="single" w:color="CBD5E1" w:sz="1"/>
-              <w:bottom w:val="single" w:color="CBD5E1" w:sz="1"/>
-              <w:right w:val="single" w:color="CBD5E1" w:sz="1"/>
+              <w:top w:val="single" w:sz="1" w:space="0" w:color="CBD5E1"/>
+              <w:left w:val="single" w:sz="1" w:space="0" w:color="CBD5E1"/>
+              <w:bottom w:val="single" w:sz="1" w:space="0" w:color="CBD5E1"/>
+              <w:right w:val="single" w:sz="1" w:space="0" w:color="CBD5E1"/>
             </w:tcBorders>
             <w:tcMar>
-              <w:top w:type="dxa" w:w="80"/>
-              <w:left w:type="dxa" w:w="120"/>
-              <w:bottom w:type="dxa" w:w="80"/>
-              <w:right w:type="dxa" w:w="120"/>
+              <w:top w:w="80" w:type="dxa"/>
+              <w:left w:w="120" w:type="dxa"/>
+              <w:bottom w:w="80" w:type="dxa"/>
+              <w:right w:w="120" w:type="dxa"/>
             </w:tcMar>
           </w:tcPr>
           <w:p>
             <w:r>
               <w:rPr>
-                <w:b w:val="false"/>
-                <w:bCs w:val="false"/>
                 <w:sz w:val="20"/>
                 <w:szCs w:val="20"/>
               </w:rPr>
-              <w:t xml:space="preserve">Dashboard mobile vide ou ancien</w:t>
+              <w:t>Dashboard mobile vide ou ancien</w:t>
             </w:r>
           </w:p>
         </w:tc>
         <w:tc>
           <w:tcPr>
-            <w:tcW w:type="dxa" w:w="3100"/>
+            <w:tcW w:w="3100" w:type="dxa"/>
             <w:tcBorders>
-              <w:top w:val="single" w:color="CBD5E1" w:sz="1"/>
-              <w:left w:val="single" w:color="CBD5E1" w:sz="1"/>
-              <w:bottom w:val="single" w:color="CBD5E1" w:sz="1"/>
-              <w:right w:val="single" w:color="CBD5E1" w:sz="1"/>
+              <w:top w:val="single" w:sz="1" w:space="0" w:color="CBD5E1"/>
+              <w:left w:val="single" w:sz="1" w:space="0" w:color="CBD5E1"/>
+              <w:bottom w:val="single" w:sz="1" w:space="0" w:color="CBD5E1"/>
+              <w:right w:val="single" w:sz="1" w:space="0" w:color="CBD5E1"/>
             </w:tcBorders>
             <w:tcMar>
-              <w:top w:type="dxa" w:w="80"/>
-              <w:left w:type="dxa" w:w="120"/>
-              <w:bottom w:type="dxa" w:w="80"/>
-              <w:right w:type="dxa" w:w="120"/>
+              <w:top w:w="80" w:type="dxa"/>
+              <w:left w:w="120" w:type="dxa"/>
+              <w:bottom w:w="80" w:type="dxa"/>
+              <w:right w:w="120" w:type="dxa"/>
             </w:tcMar>
           </w:tcPr>
           <w:p>
             <w:r>
               <w:rPr>
-                <w:b w:val="false"/>
-                <w:bCs w:val="false"/>
                 <w:sz w:val="20"/>
                 <w:szCs w:val="20"/>
               </w:rPr>
-              <w:t xml:space="preserve">PC sans Internet ou lignes supabase.* absentes</w:t>
+              <w:t xml:space="preserve">PC sans Internet ou lignes </w:t>
+            </w:r>
+            <w:proofErr w:type="gramStart"/>
+            <w:r>
+              <w:rPr>
+                <w:sz w:val="20"/>
+                <w:szCs w:val="20"/>
+              </w:rPr>
+              <w:t>supabase.*</w:t>
+            </w:r>
+            <w:proofErr w:type="gramEnd"/>
+            <w:r>
+              <w:rPr>
+                <w:sz w:val="20"/>
+                <w:szCs w:val="20"/>
+              </w:rPr>
+              <w:t xml:space="preserve"> absentes</w:t>
             </w:r>
           </w:p>
         </w:tc>
         <w:tc>
           <w:tcPr>
-            <w:tcW w:type="dxa" w:w="3126"/>
+            <w:tcW w:w="3126" w:type="dxa"/>
             <w:tcBorders>
-              <w:top w:val="single" w:color="CBD5E1" w:sz="1"/>
-              <w:left w:val="single" w:color="CBD5E1" w:sz="1"/>
-              <w:bottom w:val="single" w:color="CBD5E1" w:sz="1"/>
-              <w:right w:val="single" w:color="CBD5E1" w:sz="1"/>
+              <w:top w:val="single" w:sz="1" w:space="0" w:color="CBD5E1"/>
+              <w:left w:val="single" w:sz="1" w:space="0" w:color="CBD5E1"/>
+              <w:bottom w:val="single" w:sz="1" w:space="0" w:color="CBD5E1"/>
+              <w:right w:val="single" w:sz="1" w:space="0" w:color="CBD5E1"/>
             </w:tcBorders>
             <w:tcMar>
-              <w:top w:type="dxa" w:w="80"/>
-              <w:left w:type="dxa" w:w="120"/>
-              <w:bottom w:type="dxa" w:w="80"/>
-              <w:right w:type="dxa" w:w="120"/>
+              <w:top w:w="80" w:type="dxa"/>
+              <w:left w:w="120" w:type="dxa"/>
+              <w:bottom w:w="80" w:type="dxa"/>
+              <w:right w:w="120" w:type="dxa"/>
             </w:tcMar>
           </w:tcPr>
           <w:p>
             <w:r>
               <w:rPr>
-                <w:b w:val="false"/>
-                <w:bCs w:val="false"/>
                 <w:sz w:val="20"/>
                 <w:szCs w:val="20"/>
               </w:rPr>
-              <w:t xml:space="preserve">Vérifier Internet sur le PC ; la synchro repart seule toutes les 5 min</w:t>
+              <w:t>Vérifier Internet sur le PC ; la synchro repart seule toutes les 5 min</w:t>
             </w:r>
           </w:p>
         </w:tc>
@@ -1901,38 +3181,33 @@
         <w:t xml:space="preserve">Support : </w:t>
       </w:r>
       <w:r>
-        <w:t xml:space="preserve">________________________________  (nom et téléphone de votre installateur)</w:t>
+        <w:t>_______________________________</w:t>
+      </w:r>
+      <w:proofErr w:type="gramStart"/>
+      <w:r>
+        <w:t>_  (</w:t>
+      </w:r>
+      <w:proofErr w:type="gramEnd"/>
+      <w:r>
+        <w:t>nom et téléphone de votre installateur)</w:t>
       </w:r>
     </w:p>
     <w:sectPr>
-      <w:headerReference w:type="default" r:id="rId7"/>
-      <w:footerReference w:type="default" r:id="rId8"/>
-      <w:pgSz w:w="11906" w:h="16838" w:orient="portrait"/>
+      <w:headerReference w:type="default" r:id="rId8"/>
+      <w:footerReference w:type="default" r:id="rId9"/>
+      <w:pgSz w:w="11906" w:h="16838"/>
       <w:pgMar w:top="1440" w:right="1440" w:bottom="1440" w:left="1440" w:header="708" w:footer="708" w:gutter="0"/>
-      <w:pgNumType/>
+      <w:cols w:space="720"/>
       <w:docGrid w:linePitch="360"/>
     </w:sectPr>
   </w:body>
 </w:document>
 </file>
 
-<file path=word/comments.xml><?xml version="1.0" encoding="utf-8"?>
-<w:comments xmlns:cx="http://schemas.microsoft.com/office/drawing/2014/chartex" xmlns:cx1="http://schemas.microsoft.com/office/drawing/2015/9/8/chartex" xmlns:cx2="http://schemas.microsoft.com/office/drawing/2015/10/21/chartex" xmlns:cx3="http://schemas.microsoft.com/office/drawing/2016/5/9/chartex" xmlns:cx4="http://schemas.microsoft.com/office/drawing/2016/5/10/chartex" xmlns:cx5="http://schemas.microsoft.com/office/drawing/2016/5/11/chartex" xmlns:cx6="http://schemas.microsoft.com/office/drawing/2016/5/12/chartex" xmlns:cx7="http://schemas.microsoft.com/office/drawing/2016/5/13/chartex" xmlns:cx8="http://schemas.microsoft.com/office/drawing/2016/5/14/chartex" xmlns:mc="http://schemas.openxmlformats.org/markup-compatibility/2006" xmlns:aink="http://schemas.microsoft.com/office/drawing/2016/ink" xmlns:am3d="http://schemas.microsoft.com/office/drawing/2017/model3d" xmlns:o="urn:schemas-microsoft-com:office:office" xmlns:r="http://schemas.openxmlformats.org/officeDocument/2006/relationships" xmlns:m="http://schemas.openxmlformats.org/officeDocument/2006/math" xmlns:v="urn:schemas-microsoft-com:vml" xmlns:wp14="http://schemas.microsoft.com/office/word/2010/wordprocessingDrawing" xmlns:wp="http://schemas.openxmlformats.org/drawingml/2006/wordprocessingDrawing" xmlns:w10="urn:schemas-microsoft-com:office:word" xmlns:w="http://schemas.openxmlformats.org/wordprocessingml/2006/main" xmlns:w14="http://schemas.microsoft.com/office/word/2010/wordml" xmlns:w15="http://schemas.microsoft.com/office/word/2012/wordml" xmlns:w16cex="http://schemas.microsoft.com/office/word/2018/wordml/cex" xmlns:w16cid="http://schemas.microsoft.com/office/word/2016/wordml/cid" xmlns:w16="http://schemas.microsoft.com/office/word/2018/wordml" xmlns:w16sdtdh="http://schemas.microsoft.com/office/word/2020/wordml/sdtdatahash" xmlns:w16se="http://schemas.microsoft.com/office/word/2015/wordml/symex" xmlns:wpg="http://schemas.microsoft.com/office/word/2010/wordprocessingGroup" xmlns:wpi="http://schemas.microsoft.com/office/word/2010/wordprocessingInk" xmlns:wne="http://schemas.microsoft.com/office/word/2006/wordml" xmlns:wps="http://schemas.microsoft.com/office/word/2010/wordprocessingShape"/>
-</file>
-
 <file path=word/endnotes.xml><?xml version="1.0" encoding="utf-8"?>
-<w:endnotes xmlns:wpc="http://schemas.microsoft.com/office/word/2010/wordprocessingCanvas" xmlns:mc="http://schemas.openxmlformats.org/markup-compatibility/2006" xmlns:o="urn:schemas-microsoft-com:office:office" xmlns:r="http://schemas.openxmlformats.org/officeDocument/2006/relationships" xmlns:m="http://schemas.openxmlformats.org/officeDocument/2006/math" xmlns:v="urn:schemas-microsoft-com:vml" xmlns:wp14="http://schemas.microsoft.com/office/word/2010/wordprocessingDrawing" xmlns:wp="http://schemas.openxmlformats.org/drawingml/2006/wordprocessingDrawing" xmlns:w10="urn:schemas-microsoft-com:office:word" xmlns:w="http://schemas.openxmlformats.org/wordprocessingml/2006/main" xmlns:w14="http://schemas.microsoft.com/office/word/2010/wordml" xmlns:w15="http://schemas.microsoft.com/office/word/2012/wordml" xmlns:wpg="http://schemas.microsoft.com/office/word/2010/wordprocessingGroup" xmlns:wpi="http://schemas.microsoft.com/office/word/2010/wordprocessingInk" xmlns:wne="http://schemas.microsoft.com/office/word/2006/wordml" xmlns:wps="http://schemas.microsoft.com/office/word/2010/wordprocessingShape" mc:Ignorable="w14 w15 wp14">
+<w:endnotes xmlns:wpc="http://schemas.microsoft.com/office/word/2010/wordprocessingCanvas" xmlns:cx="http://schemas.microsoft.com/office/drawing/2014/chartex" xmlns:cx1="http://schemas.microsoft.com/office/drawing/2015/9/8/chartex" xmlns:cx2="http://schemas.microsoft.com/office/drawing/2015/10/21/chartex" xmlns:cx3="http://schemas.microsoft.com/office/drawing/2016/5/9/chartex" xmlns:cx4="http://schemas.microsoft.com/office/drawing/2016/5/10/chartex" xmlns:cx5="http://schemas.microsoft.com/office/drawing/2016/5/11/chartex" xmlns:cx6="http://schemas.microsoft.com/office/drawing/2016/5/12/chartex" xmlns:cx7="http://schemas.microsoft.com/office/drawing/2016/5/13/chartex" xmlns:cx8="http://schemas.microsoft.com/office/drawing/2016/5/14/chartex" xmlns:mc="http://schemas.openxmlformats.org/markup-compatibility/2006" xmlns:aink="http://schemas.microsoft.com/office/drawing/2016/ink" xmlns:am3d="http://schemas.microsoft.com/office/drawing/2017/model3d" xmlns:o="urn:schemas-microsoft-com:office:office" xmlns:r="http://schemas.openxmlformats.org/officeDocument/2006/relationships" xmlns:m="http://schemas.openxmlformats.org/officeDocument/2006/math" xmlns:v="urn:schemas-microsoft-com:vml" xmlns:wp14="http://schemas.microsoft.com/office/word/2010/wordprocessingDrawing" xmlns:wp="http://schemas.openxmlformats.org/drawingml/2006/wordprocessingDrawing" xmlns:w10="urn:schemas-microsoft-com:office:word" xmlns:w="http://schemas.openxmlformats.org/wordprocessingml/2006/main" xmlns:w14="http://schemas.microsoft.com/office/word/2010/wordml" xmlns:w15="http://schemas.microsoft.com/office/word/2012/wordml" xmlns:w16cex="http://schemas.microsoft.com/office/word/2018/wordml/cex" xmlns:w16cid="http://schemas.microsoft.com/office/word/2016/wordml/cid" xmlns:w16="http://schemas.microsoft.com/office/word/2018/wordml" xmlns:w16sdtdh="http://schemas.microsoft.com/office/word/2020/wordml/sdtdatahash" xmlns:w16se="http://schemas.microsoft.com/office/word/2015/wordml/symex" xmlns:wpg="http://schemas.microsoft.com/office/word/2010/wordprocessingGroup" xmlns:wpi="http://schemas.microsoft.com/office/word/2010/wordprocessingInk" xmlns:wne="http://schemas.microsoft.com/office/word/2006/wordml" xmlns:wps="http://schemas.microsoft.com/office/word/2010/wordprocessingShape" mc:Ignorable="w14 w15 w16se w16cid w16 w16cex w16sdtdh wp14">
   <w:endnote w:type="separator" w:id="-1">
     <w:p>
-      <w:pPr>
-        <w:spacing w:after="0" w:line="240" w:lineRule="auto"/>
-      </w:pPr>
-      <w:r>
-        <w:rPr>
-          <w:rStyle w:val="EndnoteReference"/>
-        </w:rPr>
-        <w:endnoteRef/>
-      </w:r>
       <w:r>
         <w:separator/>
       </w:r>
@@ -1940,15 +3215,6 @@
   </w:endnote>
   <w:endnote w:type="continuationSeparator" w:id="0">
     <w:p>
-      <w:pPr>
-        <w:spacing w:after="0" w:line="240" w:lineRule="auto"/>
-      </w:pPr>
-      <w:r>
-        <w:rPr>
-          <w:rStyle w:val="EndnoteReference"/>
-        </w:rPr>
-        <w:endnoteRef/>
-      </w:r>
       <w:r>
         <w:continuationSeparator/>
       </w:r>
@@ -1958,7 +3224,7 @@
 </file>
 
 <file path=word/footer1.xml><?xml version="1.0" encoding="utf-8"?>
-<w:ftr xmlns:wpc="http://schemas.microsoft.com/office/word/2010/wordprocessingCanvas" xmlns:mc="http://schemas.openxmlformats.org/markup-compatibility/2006" xmlns:o="urn:schemas-microsoft-com:office:office" xmlns:r="http://schemas.openxmlformats.org/officeDocument/2006/relationships" xmlns:m="http://schemas.openxmlformats.org/officeDocument/2006/math" xmlns:v="urn:schemas-microsoft-com:vml" xmlns:wp14="http://schemas.microsoft.com/office/word/2010/wordprocessingDrawing" xmlns:wp="http://schemas.openxmlformats.org/drawingml/2006/wordprocessingDrawing" xmlns:w10="urn:schemas-microsoft-com:office:word" xmlns:w="http://schemas.openxmlformats.org/wordprocessingml/2006/main" xmlns:w14="http://schemas.microsoft.com/office/word/2010/wordml" xmlns:w15="http://schemas.microsoft.com/office/word/2012/wordml" xmlns:wpg="http://schemas.microsoft.com/office/word/2010/wordprocessingGroup" xmlns:wpi="http://schemas.microsoft.com/office/word/2010/wordprocessingInk" xmlns:wne="http://schemas.microsoft.com/office/word/2006/wordml" xmlns:wps="http://schemas.microsoft.com/office/word/2010/wordprocessingShape">
+<w:ftr xmlns:wpc="http://schemas.microsoft.com/office/word/2010/wordprocessingCanvas" xmlns:cx="http://schemas.microsoft.com/office/drawing/2014/chartex" xmlns:cx1="http://schemas.microsoft.com/office/drawing/2015/9/8/chartex" xmlns:cx2="http://schemas.microsoft.com/office/drawing/2015/10/21/chartex" xmlns:cx3="http://schemas.microsoft.com/office/drawing/2016/5/9/chartex" xmlns:cx4="http://schemas.microsoft.com/office/drawing/2016/5/10/chartex" xmlns:cx5="http://schemas.microsoft.com/office/drawing/2016/5/11/chartex" xmlns:cx6="http://schemas.microsoft.com/office/drawing/2016/5/12/chartex" xmlns:cx7="http://schemas.microsoft.com/office/drawing/2016/5/13/chartex" xmlns:cx8="http://schemas.microsoft.com/office/drawing/2016/5/14/chartex" xmlns:mc="http://schemas.openxmlformats.org/markup-compatibility/2006" xmlns:aink="http://schemas.microsoft.com/office/drawing/2016/ink" xmlns:am3d="http://schemas.microsoft.com/office/drawing/2017/model3d" xmlns:o="urn:schemas-microsoft-com:office:office" xmlns:r="http://schemas.openxmlformats.org/officeDocument/2006/relationships" xmlns:m="http://schemas.openxmlformats.org/officeDocument/2006/math" xmlns:v="urn:schemas-microsoft-com:vml" xmlns:wp14="http://schemas.microsoft.com/office/word/2010/wordprocessingDrawing" xmlns:wp="http://schemas.openxmlformats.org/drawingml/2006/wordprocessingDrawing" xmlns:w10="urn:schemas-microsoft-com:office:word" xmlns:w="http://schemas.openxmlformats.org/wordprocessingml/2006/main" xmlns:w14="http://schemas.microsoft.com/office/word/2010/wordml" xmlns:w15="http://schemas.microsoft.com/office/word/2012/wordml" xmlns:w16cex="http://schemas.microsoft.com/office/word/2018/wordml/cex" xmlns:w16cid="http://schemas.microsoft.com/office/word/2016/wordml/cid" xmlns:w16="http://schemas.microsoft.com/office/word/2018/wordml" xmlns:w16sdtdh="http://schemas.microsoft.com/office/word/2020/wordml/sdtdatahash" xmlns:w16se="http://schemas.microsoft.com/office/word/2015/wordml/symex" xmlns:wpg="http://schemas.microsoft.com/office/word/2010/wordprocessingGroup" xmlns:wpi="http://schemas.microsoft.com/office/word/2010/wordprocessingInk" xmlns:wne="http://schemas.microsoft.com/office/word/2006/wordml" xmlns:wps="http://schemas.microsoft.com/office/word/2010/wordprocessingShape" mc:Ignorable="w14 w15 w16se w16cid w16 w16cex w16sdtdh wp14">
   <w:p>
     <w:pPr>
       <w:jc w:val="center"/>
@@ -1978,8 +3244,38 @@
         <w:szCs w:val="18"/>
       </w:rPr>
       <w:fldChar w:fldCharType="begin"/>
-      <w:instrText xml:space="preserve">PAGE</w:instrText>
+    </w:r>
+    <w:r>
+      <w:rPr>
+        <w:color w:val="64748B"/>
+        <w:sz w:val="18"/>
+        <w:szCs w:val="18"/>
+      </w:rPr>
+      <w:instrText>PAGE</w:instrText>
+    </w:r>
+    <w:r>
+      <w:rPr>
+        <w:color w:val="64748B"/>
+        <w:sz w:val="18"/>
+        <w:szCs w:val="18"/>
+      </w:rPr>
       <w:fldChar w:fldCharType="separate"/>
+    </w:r>
+    <w:r>
+      <w:rPr>
+        <w:noProof/>
+        <w:color w:val="64748B"/>
+        <w:sz w:val="18"/>
+        <w:szCs w:val="18"/>
+      </w:rPr>
+      <w:t>2</w:t>
+    </w:r>
+    <w:r>
+      <w:rPr>
+        <w:color w:val="64748B"/>
+        <w:sz w:val="18"/>
+        <w:szCs w:val="18"/>
+      </w:rPr>
       <w:fldChar w:fldCharType="end"/>
     </w:r>
   </w:p>
@@ -1987,18 +3283,9 @@
 </file>
 
 <file path=word/footnotes.xml><?xml version="1.0" encoding="utf-8"?>
-<w:footnotes xmlns:wpc="http://schemas.microsoft.com/office/word/2010/wordprocessingCanvas" xmlns:mc="http://schemas.openxmlformats.org/markup-compatibility/2006" xmlns:o="urn:schemas-microsoft-com:office:office" xmlns:r="http://schemas.openxmlformats.org/officeDocument/2006/relationships" xmlns:m="http://schemas.openxmlformats.org/officeDocument/2006/math" xmlns:v="urn:schemas-microsoft-com:vml" xmlns:wp14="http://schemas.microsoft.com/office/word/2010/wordprocessingDrawing" xmlns:wp="http://schemas.openxmlformats.org/drawingml/2006/wordprocessingDrawing" xmlns:w10="urn:schemas-microsoft-com:office:word" xmlns:w="http://schemas.openxmlformats.org/wordprocessingml/2006/main" xmlns:w14="http://schemas.microsoft.com/office/word/2010/wordml" xmlns:w15="http://schemas.microsoft.com/office/word/2012/wordml" xmlns:wpg="http://schemas.microsoft.com/office/word/2010/wordprocessingGroup" xmlns:wpi="http://schemas.microsoft.com/office/word/2010/wordprocessingInk" xmlns:wne="http://schemas.microsoft.com/office/word/2006/wordml" xmlns:wps="http://schemas.microsoft.com/office/word/2010/wordprocessingShape" mc:Ignorable="w14 w15 wp14">
+<w:footnotes xmlns:wpc="http://schemas.microsoft.com/office/word/2010/wordprocessingCanvas" xmlns:cx="http://schemas.microsoft.com/office/drawing/2014/chartex" xmlns:cx1="http://schemas.microsoft.com/office/drawing/2015/9/8/chartex" xmlns:cx2="http://schemas.microsoft.com/office/drawing/2015/10/21/chartex" xmlns:cx3="http://schemas.microsoft.com/office/drawing/2016/5/9/chartex" xmlns:cx4="http://schemas.microsoft.com/office/drawing/2016/5/10/chartex" xmlns:cx5="http://schemas.microsoft.com/office/drawing/2016/5/11/chartex" xmlns:cx6="http://schemas.microsoft.com/office/drawing/2016/5/12/chartex" xmlns:cx7="http://schemas.microsoft.com/office/drawing/2016/5/13/chartex" xmlns:cx8="http://schemas.microsoft.com/office/drawing/2016/5/14/chartex" xmlns:mc="http://schemas.openxmlformats.org/markup-compatibility/2006" xmlns:aink="http://schemas.microsoft.com/office/drawing/2016/ink" xmlns:am3d="http://schemas.microsoft.com/office/drawing/2017/model3d" xmlns:o="urn:schemas-microsoft-com:office:office" xmlns:r="http://schemas.openxmlformats.org/officeDocument/2006/relationships" xmlns:m="http://schemas.openxmlformats.org/officeDocument/2006/math" xmlns:v="urn:schemas-microsoft-com:vml" xmlns:wp14="http://schemas.microsoft.com/office/word/2010/wordprocessingDrawing" xmlns:wp="http://schemas.openxmlformats.org/drawingml/2006/wordprocessingDrawing" xmlns:w10="urn:schemas-microsoft-com:office:word" xmlns:w="http://schemas.openxmlformats.org/wordprocessingml/2006/main" xmlns:w14="http://schemas.microsoft.com/office/word/2010/wordml" xmlns:w15="http://schemas.microsoft.com/office/word/2012/wordml" xmlns:w16cex="http://schemas.microsoft.com/office/word/2018/wordml/cex" xmlns:w16cid="http://schemas.microsoft.com/office/word/2016/wordml/cid" xmlns:w16="http://schemas.microsoft.com/office/word/2018/wordml" xmlns:w16sdtdh="http://schemas.microsoft.com/office/word/2020/wordml/sdtdatahash" xmlns:w16se="http://schemas.microsoft.com/office/word/2015/wordml/symex" xmlns:wpg="http://schemas.microsoft.com/office/word/2010/wordprocessingGroup" xmlns:wpi="http://schemas.microsoft.com/office/word/2010/wordprocessingInk" xmlns:wne="http://schemas.microsoft.com/office/word/2006/wordml" xmlns:wps="http://schemas.microsoft.com/office/word/2010/wordprocessingShape" mc:Ignorable="w14 w15 w16se w16cid w16 w16cex w16sdtdh wp14">
   <w:footnote w:type="separator" w:id="-1">
     <w:p>
-      <w:pPr>
-        <w:spacing w:after="0" w:line="240" w:lineRule="auto"/>
-      </w:pPr>
-      <w:r>
-        <w:rPr>
-          <w:rStyle w:val="FootnoteReference"/>
-        </w:rPr>
-        <w:footnoteRef/>
-      </w:r>
       <w:r>
         <w:separator/>
       </w:r>
@@ -2006,15 +3293,6 @@
   </w:footnote>
   <w:footnote w:type="continuationSeparator" w:id="0">
     <w:p>
-      <w:pPr>
-        <w:spacing w:after="0" w:line="240" w:lineRule="auto"/>
-      </w:pPr>
-      <w:r>
-        <w:rPr>
-          <w:rStyle w:val="FootnoteReference"/>
-        </w:rPr>
-        <w:footnoteRef/>
-      </w:r>
       <w:r>
         <w:continuationSeparator/>
       </w:r>
@@ -2024,11 +3302,11 @@
 </file>
 
 <file path=word/header1.xml><?xml version="1.0" encoding="utf-8"?>
-<w:hdr xmlns:wpc="http://schemas.microsoft.com/office/word/2010/wordprocessingCanvas" xmlns:mc="http://schemas.openxmlformats.org/markup-compatibility/2006" xmlns:o="urn:schemas-microsoft-com:office:office" xmlns:r="http://schemas.openxmlformats.org/officeDocument/2006/relationships" xmlns:m="http://schemas.openxmlformats.org/officeDocument/2006/math" xmlns:v="urn:schemas-microsoft-com:vml" xmlns:wp14="http://schemas.microsoft.com/office/word/2010/wordprocessingDrawing" xmlns:wp="http://schemas.openxmlformats.org/drawingml/2006/wordprocessingDrawing" xmlns:w10="urn:schemas-microsoft-com:office:word" xmlns:w="http://schemas.openxmlformats.org/wordprocessingml/2006/main" xmlns:w14="http://schemas.microsoft.com/office/word/2010/wordml" xmlns:w15="http://schemas.microsoft.com/office/word/2012/wordml" xmlns:wpg="http://schemas.microsoft.com/office/word/2010/wordprocessingGroup" xmlns:wpi="http://schemas.microsoft.com/office/word/2010/wordprocessingInk" xmlns:wne="http://schemas.microsoft.com/office/word/2006/wordml" xmlns:wps="http://schemas.microsoft.com/office/word/2010/wordprocessingShape" xmlns:cx="http://schemas.microsoft.com/office/drawing/2014/chartex" xmlns:cx1="http://schemas.microsoft.com/office/drawing/2015/9/8/chartex" xmlns:cx2="http://schemas.microsoft.com/office/drawing/2015/10/21/chartex" xmlns:cx3="http://schemas.microsoft.com/office/drawing/2016/5/9/chartex" xmlns:cx4="http://schemas.microsoft.com/office/drawing/2016/5/10/chartex" xmlns:cx5="http://schemas.microsoft.com/office/drawing/2016/5/11/chartex" xmlns:cx6="http://schemas.microsoft.com/office/drawing/2016/5/12/chartex" xmlns:cx7="http://schemas.microsoft.com/office/drawing/2016/5/13/chartex" xmlns:cx8="http://schemas.microsoft.com/office/drawing/2016/5/14/chartex" xmlns:w16cid="http://schemas.microsoft.com/office/word/2016/wordml/cid" xmlns:w16se="http://schemas.microsoft.com/office/word/2015/wordml/symex">
+<w:hdr xmlns:wpc="http://schemas.microsoft.com/office/word/2010/wordprocessingCanvas" xmlns:cx="http://schemas.microsoft.com/office/drawing/2014/chartex" xmlns:cx1="http://schemas.microsoft.com/office/drawing/2015/9/8/chartex" xmlns:cx2="http://schemas.microsoft.com/office/drawing/2015/10/21/chartex" xmlns:cx3="http://schemas.microsoft.com/office/drawing/2016/5/9/chartex" xmlns:cx4="http://schemas.microsoft.com/office/drawing/2016/5/10/chartex" xmlns:cx5="http://schemas.microsoft.com/office/drawing/2016/5/11/chartex" xmlns:cx6="http://schemas.microsoft.com/office/drawing/2016/5/12/chartex" xmlns:cx7="http://schemas.microsoft.com/office/drawing/2016/5/13/chartex" xmlns:cx8="http://schemas.microsoft.com/office/drawing/2016/5/14/chartex" xmlns:mc="http://schemas.openxmlformats.org/markup-compatibility/2006" xmlns:aink="http://schemas.microsoft.com/office/drawing/2016/ink" xmlns:am3d="http://schemas.microsoft.com/office/drawing/2017/model3d" xmlns:o="urn:schemas-microsoft-com:office:office" xmlns:r="http://schemas.openxmlformats.org/officeDocument/2006/relationships" xmlns:m="http://schemas.openxmlformats.org/officeDocument/2006/math" xmlns:v="urn:schemas-microsoft-com:vml" xmlns:wp14="http://schemas.microsoft.com/office/word/2010/wordprocessingDrawing" xmlns:wp="http://schemas.openxmlformats.org/drawingml/2006/wordprocessingDrawing" xmlns:w10="urn:schemas-microsoft-com:office:word" xmlns:w="http://schemas.openxmlformats.org/wordprocessingml/2006/main" xmlns:w14="http://schemas.microsoft.com/office/word/2010/wordml" xmlns:w15="http://schemas.microsoft.com/office/word/2012/wordml" xmlns:w16cex="http://schemas.microsoft.com/office/word/2018/wordml/cex" xmlns:w16cid="http://schemas.microsoft.com/office/word/2016/wordml/cid" xmlns:w16="http://schemas.microsoft.com/office/word/2018/wordml" xmlns:w16sdtdh="http://schemas.microsoft.com/office/word/2020/wordml/sdtdatahash" xmlns:w16se="http://schemas.microsoft.com/office/word/2015/wordml/symex" xmlns:wpg="http://schemas.microsoft.com/office/word/2010/wordprocessingGroup" xmlns:wpi="http://schemas.microsoft.com/office/word/2010/wordprocessingInk" xmlns:wne="http://schemas.microsoft.com/office/word/2006/wordml" xmlns:wps="http://schemas.microsoft.com/office/word/2010/wordprocessingShape" mc:Ignorable="w14 w15 w16se w16cid w16 w16cex w16sdtdh wp14">
   <w:p>
     <w:pPr>
       <w:pBdr>
-        <w:bottom w:val="single" w:color="059669" w:sz="4" w:space="4"/>
+        <w:bottom w:val="single" w:sz="4" w:space="4" w:color="059669"/>
       </w:pBdr>
       <w:tabs>
         <w:tab w:val="right" w:pos="9026"/>
@@ -2040,7 +3318,7 @@
         <w:sz w:val="18"/>
         <w:szCs w:val="18"/>
       </w:rPr>
-      <w:t xml:space="preserve">VetPharma — Guide d’installation</w:t>
+      <w:t>VetPharma — Guide d’installation</w:t>
     </w:r>
     <w:r>
       <w:rPr>
@@ -2048,17 +3326,290 @@
         <w:sz w:val="18"/>
         <w:szCs w:val="18"/>
       </w:rPr>
-      <w:t xml:space="preserve">	KAOURAL Clinique Pharmacie</w:t>
+      <w:tab/>
+      <w:t>KAOURAL Clinique Pharmacie</w:t>
     </w:r>
   </w:p>
 </w:hdr>
 </file>
 
 <file path=word/numbering.xml><?xml version="1.0" encoding="utf-8"?>
-<w:numbering xmlns:wpc="http://schemas.microsoft.com/office/word/2010/wordprocessingCanvas" xmlns:mc="http://schemas.openxmlformats.org/markup-compatibility/2006" xmlns:o="urn:schemas-microsoft-com:office:office" xmlns:r="http://schemas.openxmlformats.org/officeDocument/2006/relationships" xmlns:m="http://schemas.openxmlformats.org/officeDocument/2006/math" xmlns:v="urn:schemas-microsoft-com:vml" xmlns:wp14="http://schemas.microsoft.com/office/word/2010/wordprocessingDrawing" xmlns:wp="http://schemas.openxmlformats.org/drawingml/2006/wordprocessingDrawing" xmlns:w10="urn:schemas-microsoft-com:office:word" xmlns:w="http://schemas.openxmlformats.org/wordprocessingml/2006/main" xmlns:w14="http://schemas.microsoft.com/office/word/2010/wordml" xmlns:w15="http://schemas.microsoft.com/office/word/2012/wordml" xmlns:wpg="http://schemas.microsoft.com/office/word/2010/wordprocessingGroup" xmlns:wpi="http://schemas.microsoft.com/office/word/2010/wordprocessingInk" xmlns:wne="http://schemas.microsoft.com/office/word/2006/wordml" xmlns:wps="http://schemas.microsoft.com/office/word/2010/wordprocessingShape" mc:Ignorable="w14 w15 wp14">
+<w:numbering xmlns:wpc="http://schemas.microsoft.com/office/word/2010/wordprocessingCanvas" xmlns:cx="http://schemas.microsoft.com/office/drawing/2014/chartex" xmlns:cx1="http://schemas.microsoft.com/office/drawing/2015/9/8/chartex" xmlns:cx2="http://schemas.microsoft.com/office/drawing/2015/10/21/chartex" xmlns:cx3="http://schemas.microsoft.com/office/drawing/2016/5/9/chartex" xmlns:cx4="http://schemas.microsoft.com/office/drawing/2016/5/10/chartex" xmlns:cx5="http://schemas.microsoft.com/office/drawing/2016/5/11/chartex" xmlns:cx6="http://schemas.microsoft.com/office/drawing/2016/5/12/chartex" xmlns:cx7="http://schemas.microsoft.com/office/drawing/2016/5/13/chartex" xmlns:cx8="http://schemas.microsoft.com/office/drawing/2016/5/14/chartex" xmlns:mc="http://schemas.openxmlformats.org/markup-compatibility/2006" xmlns:aink="http://schemas.microsoft.com/office/drawing/2016/ink" xmlns:am3d="http://schemas.microsoft.com/office/drawing/2017/model3d" xmlns:o="urn:schemas-microsoft-com:office:office" xmlns:r="http://schemas.openxmlformats.org/officeDocument/2006/relationships" xmlns:m="http://schemas.openxmlformats.org/officeDocument/2006/math" xmlns:v="urn:schemas-microsoft-com:vml" xmlns:wp14="http://schemas.microsoft.com/office/word/2010/wordprocessingDrawing" xmlns:wp="http://schemas.openxmlformats.org/drawingml/2006/wordprocessingDrawing" xmlns:w10="urn:schemas-microsoft-com:office:word" xmlns:w="http://schemas.openxmlformats.org/wordprocessingml/2006/main" xmlns:w14="http://schemas.microsoft.com/office/word/2010/wordml" xmlns:w15="http://schemas.microsoft.com/office/word/2012/wordml" xmlns:w16cex="http://schemas.microsoft.com/office/word/2018/wordml/cex" xmlns:w16cid="http://schemas.microsoft.com/office/word/2016/wordml/cid" xmlns:w16="http://schemas.microsoft.com/office/word/2018/wordml" xmlns:w16sdtdh="http://schemas.microsoft.com/office/word/2020/wordml/sdtdatahash" xmlns:w16se="http://schemas.microsoft.com/office/word/2015/wordml/symex" xmlns:wpg="http://schemas.microsoft.com/office/word/2010/wordprocessingGroup" xmlns:wpi="http://schemas.microsoft.com/office/word/2010/wordprocessingInk" xmlns:wne="http://schemas.microsoft.com/office/word/2006/wordml" xmlns:wps="http://schemas.microsoft.com/office/word/2010/wordprocessingShape" mc:Ignorable="w14 w15 w16se w16cid w16 w16cex w16sdtdh wp14">
+  <w:abstractNum w:abstractNumId="0" w15:restartNumberingAfterBreak="0">
+    <w:nsid w:val="28B56A54"/>
+    <w:multiLevelType w:val="hybridMultilevel"/>
+    <w:tmpl w:val="D2F80F2E"/>
+    <w:lvl w:ilvl="0" w:tplc="CB64656E">
+      <w:start w:val="1"/>
+      <w:numFmt w:val="decimal"/>
+      <w:lvlText w:val="%1."/>
+      <w:lvlJc w:val="left"/>
+      <w:pPr>
+        <w:ind w:left="720" w:hanging="360"/>
+      </w:pPr>
+    </w:lvl>
+    <w:lvl w:ilvl="1" w:tplc="A2FC1494">
+      <w:numFmt w:val="decimal"/>
+      <w:lvlText w:val=""/>
+      <w:lvlJc w:val="left"/>
+    </w:lvl>
+    <w:lvl w:ilvl="2" w:tplc="EF7AB1AE">
+      <w:numFmt w:val="decimal"/>
+      <w:lvlText w:val=""/>
+      <w:lvlJc w:val="left"/>
+    </w:lvl>
+    <w:lvl w:ilvl="3" w:tplc="1102DEFC">
+      <w:numFmt w:val="decimal"/>
+      <w:lvlText w:val=""/>
+      <w:lvlJc w:val="left"/>
+    </w:lvl>
+    <w:lvl w:ilvl="4" w:tplc="EFDA2D30">
+      <w:numFmt w:val="decimal"/>
+      <w:lvlText w:val=""/>
+      <w:lvlJc w:val="left"/>
+    </w:lvl>
+    <w:lvl w:ilvl="5" w:tplc="FFE0E80A">
+      <w:numFmt w:val="decimal"/>
+      <w:lvlText w:val=""/>
+      <w:lvlJc w:val="left"/>
+    </w:lvl>
+    <w:lvl w:ilvl="6" w:tplc="5582E430">
+      <w:numFmt w:val="decimal"/>
+      <w:lvlText w:val=""/>
+      <w:lvlJc w:val="left"/>
+    </w:lvl>
+    <w:lvl w:ilvl="7" w:tplc="BF0A9948">
+      <w:numFmt w:val="decimal"/>
+      <w:lvlText w:val=""/>
+      <w:lvlJc w:val="left"/>
+    </w:lvl>
+    <w:lvl w:ilvl="8" w:tplc="002A8F3E">
+      <w:numFmt w:val="decimal"/>
+      <w:lvlText w:val=""/>
+      <w:lvlJc w:val="left"/>
+    </w:lvl>
+  </w:abstractNum>
   <w:abstractNum w:abstractNumId="1" w15:restartNumberingAfterBreak="0">
+    <w:nsid w:val="2BDD731F"/>
     <w:multiLevelType w:val="hybridMultilevel"/>
-    <w:lvl w:ilvl="0" w15:tentative="1">
+    <w:tmpl w:val="842E6A5E"/>
+    <w:lvl w:ilvl="0" w:tplc="1B1ECC74">
+      <w:start w:val="1"/>
+      <w:numFmt w:val="bullet"/>
+      <w:lvlText w:val="•"/>
+      <w:lvlJc w:val="left"/>
+      <w:pPr>
+        <w:ind w:left="720" w:hanging="360"/>
+      </w:pPr>
+    </w:lvl>
+    <w:lvl w:ilvl="1" w:tplc="2A6266F6">
+      <w:numFmt w:val="decimal"/>
+      <w:lvlText w:val=""/>
+      <w:lvlJc w:val="left"/>
+    </w:lvl>
+    <w:lvl w:ilvl="2" w:tplc="7310A770">
+      <w:numFmt w:val="decimal"/>
+      <w:lvlText w:val=""/>
+      <w:lvlJc w:val="left"/>
+    </w:lvl>
+    <w:lvl w:ilvl="3" w:tplc="EEEC84C8">
+      <w:numFmt w:val="decimal"/>
+      <w:lvlText w:val=""/>
+      <w:lvlJc w:val="left"/>
+    </w:lvl>
+    <w:lvl w:ilvl="4" w:tplc="8D5A49EC">
+      <w:numFmt w:val="decimal"/>
+      <w:lvlText w:val=""/>
+      <w:lvlJc w:val="left"/>
+    </w:lvl>
+    <w:lvl w:ilvl="5" w:tplc="405EDD54">
+      <w:numFmt w:val="decimal"/>
+      <w:lvlText w:val=""/>
+      <w:lvlJc w:val="left"/>
+    </w:lvl>
+    <w:lvl w:ilvl="6" w:tplc="88E2F074">
+      <w:numFmt w:val="decimal"/>
+      <w:lvlText w:val=""/>
+      <w:lvlJc w:val="left"/>
+    </w:lvl>
+    <w:lvl w:ilvl="7" w:tplc="47D4E748">
+      <w:numFmt w:val="decimal"/>
+      <w:lvlText w:val=""/>
+      <w:lvlJc w:val="left"/>
+    </w:lvl>
+    <w:lvl w:ilvl="8" w:tplc="727EB926">
+      <w:numFmt w:val="decimal"/>
+      <w:lvlText w:val=""/>
+      <w:lvlJc w:val="left"/>
+    </w:lvl>
+  </w:abstractNum>
+  <w:abstractNum w:abstractNumId="2" w15:restartNumberingAfterBreak="0">
+    <w:nsid w:val="356D55CD"/>
+    <w:multiLevelType w:val="hybridMultilevel"/>
+    <w:tmpl w:val="AAB6A1DE"/>
+    <w:lvl w:ilvl="0" w:tplc="5812FD76">
+      <w:start w:val="1"/>
+      <w:numFmt w:val="decimal"/>
+      <w:lvlText w:val="%1."/>
+      <w:lvlJc w:val="left"/>
+      <w:pPr>
+        <w:ind w:left="720" w:hanging="360"/>
+      </w:pPr>
+    </w:lvl>
+    <w:lvl w:ilvl="1" w:tplc="578884B6">
+      <w:numFmt w:val="decimal"/>
+      <w:lvlText w:val=""/>
+      <w:lvlJc w:val="left"/>
+    </w:lvl>
+    <w:lvl w:ilvl="2" w:tplc="AE986FB0">
+      <w:numFmt w:val="decimal"/>
+      <w:lvlText w:val=""/>
+      <w:lvlJc w:val="left"/>
+    </w:lvl>
+    <w:lvl w:ilvl="3" w:tplc="384E5684">
+      <w:numFmt w:val="decimal"/>
+      <w:lvlText w:val=""/>
+      <w:lvlJc w:val="left"/>
+    </w:lvl>
+    <w:lvl w:ilvl="4" w:tplc="889681F8">
+      <w:numFmt w:val="decimal"/>
+      <w:lvlText w:val=""/>
+      <w:lvlJc w:val="left"/>
+    </w:lvl>
+    <w:lvl w:ilvl="5" w:tplc="8B3AD03C">
+      <w:numFmt w:val="decimal"/>
+      <w:lvlText w:val=""/>
+      <w:lvlJc w:val="left"/>
+    </w:lvl>
+    <w:lvl w:ilvl="6" w:tplc="2C482E4C">
+      <w:numFmt w:val="decimal"/>
+      <w:lvlText w:val=""/>
+      <w:lvlJc w:val="left"/>
+    </w:lvl>
+    <w:lvl w:ilvl="7" w:tplc="7CE01470">
+      <w:numFmt w:val="decimal"/>
+      <w:lvlText w:val=""/>
+      <w:lvlJc w:val="left"/>
+    </w:lvl>
+    <w:lvl w:ilvl="8" w:tplc="9326A770">
+      <w:numFmt w:val="decimal"/>
+      <w:lvlText w:val=""/>
+      <w:lvlJc w:val="left"/>
+    </w:lvl>
+  </w:abstractNum>
+  <w:abstractNum w:abstractNumId="3" w15:restartNumberingAfterBreak="0">
+    <w:nsid w:val="5C8C302F"/>
+    <w:multiLevelType w:val="hybridMultilevel"/>
+    <w:tmpl w:val="71F8C5B6"/>
+    <w:lvl w:ilvl="0" w:tplc="90BC08E2">
+      <w:start w:val="1"/>
+      <w:numFmt w:val="bullet"/>
+      <w:lvlText w:val="☐"/>
+      <w:lvlJc w:val="left"/>
+      <w:pPr>
+        <w:ind w:left="720" w:hanging="360"/>
+      </w:pPr>
+    </w:lvl>
+    <w:lvl w:ilvl="1" w:tplc="4042ABAE">
+      <w:numFmt w:val="decimal"/>
+      <w:lvlText w:val=""/>
+      <w:lvlJc w:val="left"/>
+    </w:lvl>
+    <w:lvl w:ilvl="2" w:tplc="B58EA690">
+      <w:numFmt w:val="decimal"/>
+      <w:lvlText w:val=""/>
+      <w:lvlJc w:val="left"/>
+    </w:lvl>
+    <w:lvl w:ilvl="3" w:tplc="8A5C91F8">
+      <w:numFmt w:val="decimal"/>
+      <w:lvlText w:val=""/>
+      <w:lvlJc w:val="left"/>
+    </w:lvl>
+    <w:lvl w:ilvl="4" w:tplc="723271E6">
+      <w:numFmt w:val="decimal"/>
+      <w:lvlText w:val=""/>
+      <w:lvlJc w:val="left"/>
+    </w:lvl>
+    <w:lvl w:ilvl="5" w:tplc="EF82EF44">
+      <w:numFmt w:val="decimal"/>
+      <w:lvlText w:val=""/>
+      <w:lvlJc w:val="left"/>
+    </w:lvl>
+    <w:lvl w:ilvl="6" w:tplc="97B0EA08">
+      <w:numFmt w:val="decimal"/>
+      <w:lvlText w:val=""/>
+      <w:lvlJc w:val="left"/>
+    </w:lvl>
+    <w:lvl w:ilvl="7" w:tplc="E62CEA36">
+      <w:numFmt w:val="decimal"/>
+      <w:lvlText w:val=""/>
+      <w:lvlJc w:val="left"/>
+    </w:lvl>
+    <w:lvl w:ilvl="8" w:tplc="ADB2173A">
+      <w:numFmt w:val="decimal"/>
+      <w:lvlText w:val=""/>
+      <w:lvlJc w:val="left"/>
+    </w:lvl>
+  </w:abstractNum>
+  <w:abstractNum w:abstractNumId="4" w15:restartNumberingAfterBreak="0">
+    <w:nsid w:val="6E2672B6"/>
+    <w:multiLevelType w:val="hybridMultilevel"/>
+    <w:tmpl w:val="F82438FE"/>
+    <w:lvl w:ilvl="0" w:tplc="E0EC7B7E">
+      <w:start w:val="1"/>
+      <w:numFmt w:val="decimal"/>
+      <w:lvlText w:val="%1."/>
+      <w:lvlJc w:val="left"/>
+      <w:pPr>
+        <w:ind w:left="720" w:hanging="360"/>
+      </w:pPr>
+    </w:lvl>
+    <w:lvl w:ilvl="1" w:tplc="EFC4BF70">
+      <w:numFmt w:val="decimal"/>
+      <w:lvlText w:val=""/>
+      <w:lvlJc w:val="left"/>
+    </w:lvl>
+    <w:lvl w:ilvl="2" w:tplc="C4FEEBFC">
+      <w:numFmt w:val="decimal"/>
+      <w:lvlText w:val=""/>
+      <w:lvlJc w:val="left"/>
+    </w:lvl>
+    <w:lvl w:ilvl="3" w:tplc="C1A2095C">
+      <w:numFmt w:val="decimal"/>
+      <w:lvlText w:val=""/>
+      <w:lvlJc w:val="left"/>
+    </w:lvl>
+    <w:lvl w:ilvl="4" w:tplc="8C04D69E">
+      <w:numFmt w:val="decimal"/>
+      <w:lvlText w:val=""/>
+      <w:lvlJc w:val="left"/>
+    </w:lvl>
+    <w:lvl w:ilvl="5" w:tplc="E94CA352">
+      <w:numFmt w:val="decimal"/>
+      <w:lvlText w:val=""/>
+      <w:lvlJc w:val="left"/>
+    </w:lvl>
+    <w:lvl w:ilvl="6" w:tplc="099AD2EC">
+      <w:numFmt w:val="decimal"/>
+      <w:lvlText w:val=""/>
+      <w:lvlJc w:val="left"/>
+    </w:lvl>
+    <w:lvl w:ilvl="7" w:tplc="2884DB3E">
+      <w:numFmt w:val="decimal"/>
+      <w:lvlText w:val=""/>
+      <w:lvlJc w:val="left"/>
+    </w:lvl>
+    <w:lvl w:ilvl="8" w:tplc="8EC221B4">
+      <w:numFmt w:val="decimal"/>
+      <w:lvlText w:val=""/>
+      <w:lvlJc w:val="left"/>
+    </w:lvl>
+  </w:abstractNum>
+  <w:abstractNum w:abstractNumId="5" w15:restartNumberingAfterBreak="0">
+    <w:nsid w:val="7AD92E51"/>
+    <w:multiLevelType w:val="hybridMultilevel"/>
+    <w:tmpl w:val="3BBE3B10"/>
+    <w:lvl w:ilvl="0" w:tplc="3822FD70">
       <w:start w:val="1"/>
       <w:numFmt w:val="bullet"/>
       <w:lvlText w:val="●"/>
@@ -2067,7 +3618,7 @@
         <w:ind w:left="720" w:hanging="360"/>
       </w:pPr>
     </w:lvl>
-    <w:lvl w:ilvl="1" w15:tentative="1">
+    <w:lvl w:ilvl="1" w:tplc="4EFC70FC">
       <w:start w:val="1"/>
       <w:numFmt w:val="bullet"/>
       <w:lvlText w:val="○"/>
@@ -2076,7 +3627,7 @@
         <w:ind w:left="1440" w:hanging="360"/>
       </w:pPr>
     </w:lvl>
-    <w:lvl w:ilvl="2" w15:tentative="1">
+    <w:lvl w:ilvl="2" w:tplc="DEA883C0">
       <w:start w:val="1"/>
       <w:numFmt w:val="bullet"/>
       <w:lvlText w:val="■"/>
@@ -2085,7 +3636,7 @@
         <w:ind w:left="2160" w:hanging="360"/>
       </w:pPr>
     </w:lvl>
-    <w:lvl w:ilvl="3" w15:tentative="1">
+    <w:lvl w:ilvl="3" w:tplc="C0FAAC84">
       <w:start w:val="1"/>
       <w:numFmt w:val="bullet"/>
       <w:lvlText w:val="●"/>
@@ -2094,7 +3645,7 @@
         <w:ind w:left="2880" w:hanging="360"/>
       </w:pPr>
     </w:lvl>
-    <w:lvl w:ilvl="4" w15:tentative="1">
+    <w:lvl w:ilvl="4" w:tplc="D2BAA40A">
       <w:start w:val="1"/>
       <w:numFmt w:val="bullet"/>
       <w:lvlText w:val="○"/>
@@ -2103,7 +3654,7 @@
         <w:ind w:left="3600" w:hanging="360"/>
       </w:pPr>
     </w:lvl>
-    <w:lvl w:ilvl="5" w15:tentative="1">
+    <w:lvl w:ilvl="5" w:tplc="9898976C">
       <w:start w:val="1"/>
       <w:numFmt w:val="bullet"/>
       <w:lvlText w:val="■"/>
@@ -2112,7 +3663,7 @@
         <w:ind w:left="4320" w:hanging="360"/>
       </w:pPr>
     </w:lvl>
-    <w:lvl w:ilvl="6" w15:tentative="1">
+    <w:lvl w:ilvl="6" w:tplc="89ECA642">
       <w:start w:val="1"/>
       <w:numFmt w:val="bullet"/>
       <w:lvlText w:val="●"/>
@@ -2121,7 +3672,7 @@
         <w:ind w:left="5040" w:hanging="360"/>
       </w:pPr>
     </w:lvl>
-    <w:lvl w:ilvl="7" w15:tentative="1">
+    <w:lvl w:ilvl="7" w:tplc="C5C4744C">
       <w:start w:val="1"/>
       <w:numFmt w:val="bullet"/>
       <w:lvlText w:val="●"/>
@@ -2130,7 +3681,7 @@
         <w:ind w:left="5760" w:hanging="360"/>
       </w:pPr>
     </w:lvl>
-    <w:lvl w:ilvl="8" w15:tentative="1">
+    <w:lvl w:ilvl="8" w:tplc="08527718">
       <w:start w:val="1"/>
       <w:numFmt w:val="bullet"/>
       <w:lvlText w:val="●"/>
@@ -2140,80 +3691,20 @@
       </w:pPr>
     </w:lvl>
   </w:abstractNum>
-  <w:abstractNum w:abstractNumId="2" w15:restartNumberingAfterBreak="0">
-    <w:multiLevelType w:val="hybridMultilevel"/>
-    <w:lvl w:ilvl="0" w15:tentative="1">
-      <w:start w:val="1"/>
-      <w:numFmt w:val="bullet"/>
-      <w:lvlText w:val="•"/>
-      <w:lvlJc w:val="left"/>
-      <w:pPr>
-        <w:ind w:left="720" w:hanging="360"/>
-      </w:pPr>
-    </w:lvl>
-  </w:abstractNum>
-  <w:abstractNum w:abstractNumId="3" w15:restartNumberingAfterBreak="0">
-    <w:multiLevelType w:val="hybridMultilevel"/>
-    <w:lvl w:ilvl="0" w15:tentative="1">
-      <w:start w:val="1"/>
-      <w:numFmt w:val="decimal"/>
-      <w:lvlText w:val="%1."/>
-      <w:lvlJc w:val="left"/>
-      <w:pPr>
-        <w:ind w:left="720" w:hanging="360"/>
-      </w:pPr>
-    </w:lvl>
-  </w:abstractNum>
-  <w:abstractNum w:abstractNumId="4" w15:restartNumberingAfterBreak="0">
-    <w:multiLevelType w:val="hybridMultilevel"/>
-    <w:lvl w:ilvl="0" w15:tentative="1">
-      <w:start w:val="1"/>
-      <w:numFmt w:val="decimal"/>
-      <w:lvlText w:val="%1."/>
-      <w:lvlJc w:val="left"/>
-      <w:pPr>
-        <w:ind w:left="720" w:hanging="360"/>
-      </w:pPr>
-    </w:lvl>
-  </w:abstractNum>
-  <w:abstractNum w:abstractNumId="5" w15:restartNumberingAfterBreak="0">
-    <w:multiLevelType w:val="hybridMultilevel"/>
-    <w:lvl w:ilvl="0" w15:tentative="1">
-      <w:start w:val="1"/>
-      <w:numFmt w:val="decimal"/>
-      <w:lvlText w:val="%1."/>
-      <w:lvlJc w:val="left"/>
-      <w:pPr>
-        <w:ind w:left="720" w:hanging="360"/>
-      </w:pPr>
-    </w:lvl>
-  </w:abstractNum>
-  <w:abstractNum w:abstractNumId="6" w15:restartNumberingAfterBreak="0">
-    <w:multiLevelType w:val="hybridMultilevel"/>
-    <w:lvl w:ilvl="0" w15:tentative="1">
-      <w:start w:val="1"/>
-      <w:numFmt w:val="bullet"/>
-      <w:lvlText w:val="☐"/>
-      <w:lvlJc w:val="left"/>
-      <w:pPr>
-        <w:ind w:left="720" w:hanging="360"/>
-      </w:pPr>
-    </w:lvl>
-  </w:abstractNum>
   <w:num w:numId="1">
+    <w:abstractNumId w:val="5"/>
+    <w:lvlOverride w:ilvl="0">
+      <w:startOverride w:val="1"/>
+    </w:lvlOverride>
+  </w:num>
+  <w:num w:numId="2">
     <w:abstractNumId w:val="1"/>
     <w:lvlOverride w:ilvl="0">
       <w:startOverride w:val="1"/>
     </w:lvlOverride>
   </w:num>
-  <w:num w:numId="2">
+  <w:num w:numId="3">
     <w:abstractNumId w:val="2"/>
-    <w:lvlOverride w:ilvl="0">
-      <w:startOverride w:val="1"/>
-    </w:lvlOverride>
-  </w:num>
-  <w:num w:numId="3">
-    <w:abstractNumId w:val="3"/>
     <w:lvlOverride w:ilvl="0">
       <w:startOverride w:val="1"/>
     </w:lvlOverride>
@@ -2225,13 +3716,13 @@
     </w:lvlOverride>
   </w:num>
   <w:num w:numId="5">
-    <w:abstractNumId w:val="5"/>
+    <w:abstractNumId w:val="0"/>
     <w:lvlOverride w:ilvl="0">
       <w:startOverride w:val="1"/>
     </w:lvlOverride>
   </w:num>
   <w:num w:numId="6">
-    <w:abstractNumId w:val="6"/>
+    <w:abstractNumId w:val="3"/>
     <w:lvlOverride w:ilvl="0">
       <w:startOverride w:val="1"/>
     </w:lvlOverride>
@@ -2240,107 +3731,539 @@
 </file>
 
 <file path=word/styles.xml><?xml version="1.0" encoding="utf-8"?>
-<w:styles xmlns:mc="http://schemas.openxmlformats.org/markup-compatibility/2006" xmlns:r="http://schemas.openxmlformats.org/officeDocument/2006/relationships" xmlns:w="http://schemas.openxmlformats.org/wordprocessingml/2006/main" xmlns:w14="http://schemas.microsoft.com/office/word/2010/wordml" xmlns:w15="http://schemas.microsoft.com/office/word/2012/wordml" mc:Ignorable="w14 w15">
+<w:styles xmlns:mc="http://schemas.openxmlformats.org/markup-compatibility/2006" xmlns:r="http://schemas.openxmlformats.org/officeDocument/2006/relationships" xmlns:w="http://schemas.openxmlformats.org/wordprocessingml/2006/main" xmlns:w14="http://schemas.microsoft.com/office/word/2010/wordml" xmlns:w15="http://schemas.microsoft.com/office/word/2012/wordml" xmlns:w16cex="http://schemas.microsoft.com/office/word/2018/wordml/cex" xmlns:w16cid="http://schemas.microsoft.com/office/word/2016/wordml/cid" xmlns:w16="http://schemas.microsoft.com/office/word/2018/wordml" xmlns:w16sdtdh="http://schemas.microsoft.com/office/word/2020/wordml/sdtdatahash" xmlns:w16se="http://schemas.microsoft.com/office/word/2015/wordml/symex" mc:Ignorable="w14 w15 w16se w16cid w16 w16cex w16sdtdh">
   <w:docDefaults>
     <w:rPrDefault>
       <w:rPr>
-        <w:rFonts w:ascii="Arial" w:cs="Arial" w:eastAsia="Arial" w:hAnsi="Arial"/>
+        <w:rFonts w:ascii="Arial" w:eastAsia="Arial" w:hAnsi="Arial" w:cs="Arial"/>
         <w:sz w:val="22"/>
         <w:szCs w:val="22"/>
+        <w:lang w:val="fr-FR" w:eastAsia="fr-FR" w:bidi="ar-SA"/>
       </w:rPr>
     </w:rPrDefault>
     <w:pPrDefault/>
   </w:docDefaults>
-  <w:style w:type="paragraph" w:styleId="Title">
+  <w:latentStyles w:defLockedState="0" w:defUIPriority="99" w:defSemiHidden="0" w:defUnhideWhenUsed="0" w:defQFormat="0" w:count="376">
+    <w:lsdException w:name="Normal" w:uiPriority="0" w:qFormat="1"/>
+    <w:lsdException w:name="heading 1" w:uiPriority="9" w:qFormat="1"/>
+    <w:lsdException w:name="heading 2" w:semiHidden="1" w:uiPriority="9" w:unhideWhenUsed="1" w:qFormat="1"/>
+    <w:lsdException w:name="heading 3" w:semiHidden="1" w:uiPriority="9" w:unhideWhenUsed="1" w:qFormat="1"/>
+    <w:lsdException w:name="heading 4" w:semiHidden="1" w:uiPriority="9" w:unhideWhenUsed="1" w:qFormat="1"/>
+    <w:lsdException w:name="heading 5" w:semiHidden="1" w:uiPriority="9" w:unhideWhenUsed="1" w:qFormat="1"/>
+    <w:lsdException w:name="heading 6" w:semiHidden="1" w:uiPriority="9" w:unhideWhenUsed="1" w:qFormat="1"/>
+    <w:lsdException w:name="heading 7" w:semiHidden="1" w:uiPriority="9" w:unhideWhenUsed="1" w:qFormat="1"/>
+    <w:lsdException w:name="heading 8" w:semiHidden="1" w:uiPriority="9" w:unhideWhenUsed="1" w:qFormat="1"/>
+    <w:lsdException w:name="heading 9" w:semiHidden="1" w:uiPriority="9" w:unhideWhenUsed="1" w:qFormat="1"/>
+    <w:lsdException w:name="index 1" w:semiHidden="1" w:unhideWhenUsed="1"/>
+    <w:lsdException w:name="index 2" w:semiHidden="1" w:unhideWhenUsed="1"/>
+    <w:lsdException w:name="index 3" w:semiHidden="1" w:unhideWhenUsed="1"/>
+    <w:lsdException w:name="index 4" w:semiHidden="1" w:unhideWhenUsed="1"/>
+    <w:lsdException w:name="index 5" w:semiHidden="1" w:unhideWhenUsed="1"/>
+    <w:lsdException w:name="index 6" w:semiHidden="1" w:unhideWhenUsed="1"/>
+    <w:lsdException w:name="index 7" w:semiHidden="1" w:unhideWhenUsed="1"/>
+    <w:lsdException w:name="index 8" w:semiHidden="1" w:unhideWhenUsed="1"/>
+    <w:lsdException w:name="index 9" w:semiHidden="1" w:unhideWhenUsed="1"/>
+    <w:lsdException w:name="toc 1" w:semiHidden="1" w:uiPriority="39" w:unhideWhenUsed="1"/>
+    <w:lsdException w:name="toc 2" w:semiHidden="1" w:uiPriority="39" w:unhideWhenUsed="1"/>
+    <w:lsdException w:name="toc 3" w:semiHidden="1" w:uiPriority="39" w:unhideWhenUsed="1"/>
+    <w:lsdException w:name="toc 4" w:semiHidden="1" w:uiPriority="39" w:unhideWhenUsed="1"/>
+    <w:lsdException w:name="toc 5" w:semiHidden="1" w:uiPriority="39" w:unhideWhenUsed="1"/>
+    <w:lsdException w:name="toc 6" w:semiHidden="1" w:uiPriority="39" w:unhideWhenUsed="1"/>
+    <w:lsdException w:name="toc 7" w:semiHidden="1" w:uiPriority="39" w:unhideWhenUsed="1"/>
+    <w:lsdException w:name="toc 8" w:semiHidden="1" w:uiPriority="39" w:unhideWhenUsed="1"/>
+    <w:lsdException w:name="toc 9" w:semiHidden="1" w:uiPriority="39" w:unhideWhenUsed="1"/>
+    <w:lsdException w:name="Normal Indent" w:semiHidden="1" w:unhideWhenUsed="1"/>
+    <w:lsdException w:name="footnote text" w:semiHidden="1" w:unhideWhenUsed="1"/>
+    <w:lsdException w:name="annotation text" w:semiHidden="1" w:unhideWhenUsed="1"/>
+    <w:lsdException w:name="header" w:semiHidden="1" w:unhideWhenUsed="1"/>
+    <w:lsdException w:name="footer" w:semiHidden="1" w:unhideWhenUsed="1"/>
+    <w:lsdException w:name="index heading" w:semiHidden="1" w:unhideWhenUsed="1"/>
+    <w:lsdException w:name="caption" w:semiHidden="1" w:uiPriority="35" w:unhideWhenUsed="1" w:qFormat="1"/>
+    <w:lsdException w:name="table of figures" w:semiHidden="1" w:unhideWhenUsed="1"/>
+    <w:lsdException w:name="envelope address" w:semiHidden="1" w:unhideWhenUsed="1"/>
+    <w:lsdException w:name="envelope return" w:semiHidden="1" w:unhideWhenUsed="1"/>
+    <w:lsdException w:name="footnote reference" w:semiHidden="1" w:unhideWhenUsed="1"/>
+    <w:lsdException w:name="annotation reference" w:semiHidden="1" w:unhideWhenUsed="1"/>
+    <w:lsdException w:name="line number" w:semiHidden="1" w:unhideWhenUsed="1"/>
+    <w:lsdException w:name="page number" w:semiHidden="1" w:unhideWhenUsed="1"/>
+    <w:lsdException w:name="endnote reference" w:semiHidden="1" w:unhideWhenUsed="1"/>
+    <w:lsdException w:name="endnote text" w:semiHidden="1" w:unhideWhenUsed="1"/>
+    <w:lsdException w:name="table of authorities" w:semiHidden="1" w:unhideWhenUsed="1"/>
+    <w:lsdException w:name="macro" w:semiHidden="1" w:unhideWhenUsed="1"/>
+    <w:lsdException w:name="toa heading" w:semiHidden="1" w:unhideWhenUsed="1"/>
+    <w:lsdException w:name="List" w:semiHidden="1" w:unhideWhenUsed="1"/>
+    <w:lsdException w:name="List Bullet" w:semiHidden="1" w:unhideWhenUsed="1"/>
+    <w:lsdException w:name="List Number" w:semiHidden="1" w:unhideWhenUsed="1"/>
+    <w:lsdException w:name="List 2" w:semiHidden="1" w:unhideWhenUsed="1"/>
+    <w:lsdException w:name="List 3" w:semiHidden="1" w:unhideWhenUsed="1"/>
+    <w:lsdException w:name="List 4" w:semiHidden="1" w:unhideWhenUsed="1"/>
+    <w:lsdException w:name="List 5" w:semiHidden="1" w:unhideWhenUsed="1"/>
+    <w:lsdException w:name="List Bullet 2" w:semiHidden="1" w:unhideWhenUsed="1"/>
+    <w:lsdException w:name="List Bullet 3" w:semiHidden="1" w:unhideWhenUsed="1"/>
+    <w:lsdException w:name="List Bullet 4" w:semiHidden="1" w:unhideWhenUsed="1"/>
+    <w:lsdException w:name="List Bullet 5" w:semiHidden="1" w:unhideWhenUsed="1"/>
+    <w:lsdException w:name="List Number 2" w:semiHidden="1" w:unhideWhenUsed="1"/>
+    <w:lsdException w:name="List Number 3" w:semiHidden="1" w:unhideWhenUsed="1"/>
+    <w:lsdException w:name="List Number 4" w:semiHidden="1" w:unhideWhenUsed="1"/>
+    <w:lsdException w:name="List Number 5" w:semiHidden="1" w:unhideWhenUsed="1"/>
+    <w:lsdException w:name="Title" w:uiPriority="10" w:qFormat="1"/>
+    <w:lsdException w:name="Closing" w:semiHidden="1" w:unhideWhenUsed="1"/>
+    <w:lsdException w:name="Signature" w:semiHidden="1" w:unhideWhenUsed="1"/>
+    <w:lsdException w:name="Default Paragraph Font" w:semiHidden="1" w:uiPriority="1" w:unhideWhenUsed="1"/>
+    <w:lsdException w:name="Body Text" w:semiHidden="1" w:unhideWhenUsed="1"/>
+    <w:lsdException w:name="Body Text Indent" w:semiHidden="1" w:unhideWhenUsed="1"/>
+    <w:lsdException w:name="List Continue" w:semiHidden="1" w:unhideWhenUsed="1"/>
+    <w:lsdException w:name="List Continue 2" w:semiHidden="1" w:unhideWhenUsed="1"/>
+    <w:lsdException w:name="List Continue 3" w:semiHidden="1" w:unhideWhenUsed="1"/>
+    <w:lsdException w:name="List Continue 4" w:semiHidden="1" w:unhideWhenUsed="1"/>
+    <w:lsdException w:name="List Continue 5" w:semiHidden="1" w:unhideWhenUsed="1"/>
+    <w:lsdException w:name="Message Header" w:semiHidden="1" w:unhideWhenUsed="1"/>
+    <w:lsdException w:name="Subtitle" w:uiPriority="11" w:qFormat="1"/>
+    <w:lsdException w:name="Salutation" w:semiHidden="1" w:unhideWhenUsed="1"/>
+    <w:lsdException w:name="Date" w:semiHidden="1" w:unhideWhenUsed="1"/>
+    <w:lsdException w:name="Body Text First Indent" w:semiHidden="1" w:unhideWhenUsed="1"/>
+    <w:lsdException w:name="Body Text First Indent 2" w:semiHidden="1" w:unhideWhenUsed="1"/>
+    <w:lsdException w:name="Note Heading" w:semiHidden="1" w:unhideWhenUsed="1"/>
+    <w:lsdException w:name="Body Text 2" w:semiHidden="1" w:unhideWhenUsed="1"/>
+    <w:lsdException w:name="Body Text 3" w:semiHidden="1" w:unhideWhenUsed="1"/>
+    <w:lsdException w:name="Body Text Indent 2" w:semiHidden="1" w:unhideWhenUsed="1"/>
+    <w:lsdException w:name="Body Text Indent 3" w:semiHidden="1" w:unhideWhenUsed="1"/>
+    <w:lsdException w:name="Block Text" w:semiHidden="1" w:unhideWhenUsed="1"/>
+    <w:lsdException w:name="Hyperlink" w:semiHidden="1" w:unhideWhenUsed="1"/>
+    <w:lsdException w:name="FollowedHyperlink" w:semiHidden="1" w:unhideWhenUsed="1"/>
+    <w:lsdException w:name="Strong" w:uiPriority="22" w:qFormat="1"/>
+    <w:lsdException w:name="Emphasis" w:uiPriority="20" w:qFormat="1"/>
+    <w:lsdException w:name="Document Map" w:semiHidden="1" w:unhideWhenUsed="1"/>
+    <w:lsdException w:name="Plain Text" w:semiHidden="1" w:unhideWhenUsed="1"/>
+    <w:lsdException w:name="E-mail Signature" w:semiHidden="1" w:unhideWhenUsed="1"/>
+    <w:lsdException w:name="HTML Top of Form" w:semiHidden="1" w:unhideWhenUsed="1"/>
+    <w:lsdException w:name="HTML Bottom of Form" w:semiHidden="1" w:unhideWhenUsed="1"/>
+    <w:lsdException w:name="Normal (Web)" w:semiHidden="1" w:unhideWhenUsed="1"/>
+    <w:lsdException w:name="HTML Acronym" w:semiHidden="1" w:unhideWhenUsed="1"/>
+    <w:lsdException w:name="HTML Address" w:semiHidden="1" w:unhideWhenUsed="1"/>
+    <w:lsdException w:name="HTML Cite" w:semiHidden="1" w:unhideWhenUsed="1"/>
+    <w:lsdException w:name="HTML Code" w:semiHidden="1" w:unhideWhenUsed="1"/>
+    <w:lsdException w:name="HTML Definition" w:semiHidden="1" w:unhideWhenUsed="1"/>
+    <w:lsdException w:name="HTML Keyboard" w:semiHidden="1" w:unhideWhenUsed="1"/>
+    <w:lsdException w:name="HTML Preformatted" w:semiHidden="1" w:unhideWhenUsed="1"/>
+    <w:lsdException w:name="HTML Sample" w:semiHidden="1" w:unhideWhenUsed="1"/>
+    <w:lsdException w:name="HTML Typewriter" w:semiHidden="1" w:unhideWhenUsed="1"/>
+    <w:lsdException w:name="HTML Variable" w:semiHidden="1" w:unhideWhenUsed="1"/>
+    <w:lsdException w:name="Normal Table" w:semiHidden="1" w:unhideWhenUsed="1"/>
+    <w:lsdException w:name="annotation subject" w:semiHidden="1" w:unhideWhenUsed="1"/>
+    <w:lsdException w:name="No List" w:semiHidden="1" w:unhideWhenUsed="1"/>
+    <w:lsdException w:name="Outline List 1" w:semiHidden="1" w:unhideWhenUsed="1"/>
+    <w:lsdException w:name="Outline List 2" w:semiHidden="1" w:unhideWhenUsed="1"/>
+    <w:lsdException w:name="Outline List 3" w:semiHidden="1" w:unhideWhenUsed="1"/>
+    <w:lsdException w:name="Table Simple 1" w:semiHidden="1" w:unhideWhenUsed="1"/>
+    <w:lsdException w:name="Table Simple 2" w:semiHidden="1" w:unhideWhenUsed="1"/>
+    <w:lsdException w:name="Table Simple 3" w:semiHidden="1" w:unhideWhenUsed="1"/>
+    <w:lsdException w:name="Table Classic 1" w:semiHidden="1" w:unhideWhenUsed="1"/>
+    <w:lsdException w:name="Table Classic 2" w:semiHidden="1" w:unhideWhenUsed="1"/>
+    <w:lsdException w:name="Table Classic 3" w:semiHidden="1" w:unhideWhenUsed="1"/>
+    <w:lsdException w:name="Table Classic 4" w:semiHidden="1" w:unhideWhenUsed="1"/>
+    <w:lsdException w:name="Table Colorful 1" w:semiHidden="1" w:unhideWhenUsed="1"/>
+    <w:lsdException w:name="Table Colorful 2" w:semiHidden="1" w:unhideWhenUsed="1"/>
+    <w:lsdException w:name="Table Colorful 3" w:semiHidden="1" w:unhideWhenUsed="1"/>
+    <w:lsdException w:name="Table Columns 1" w:semiHidden="1" w:unhideWhenUsed="1"/>
+    <w:lsdException w:name="Table Columns 2" w:semiHidden="1" w:unhideWhenUsed="1"/>
+    <w:lsdException w:name="Table Columns 3" w:semiHidden="1" w:unhideWhenUsed="1"/>
+    <w:lsdException w:name="Table Columns 4" w:semiHidden="1" w:unhideWhenUsed="1"/>
+    <w:lsdException w:name="Table Columns 5" w:semiHidden="1" w:unhideWhenUsed="1"/>
+    <w:lsdException w:name="Table Grid 1" w:semiHidden="1" w:unhideWhenUsed="1"/>
+    <w:lsdException w:name="Table Grid 2" w:semiHidden="1" w:unhideWhenUsed="1"/>
+    <w:lsdException w:name="Table Grid 3" w:semiHidden="1" w:unhideWhenUsed="1"/>
+    <w:lsdException w:name="Table Grid 4" w:semiHidden="1" w:unhideWhenUsed="1"/>
+    <w:lsdException w:name="Table Grid 5" w:semiHidden="1" w:unhideWhenUsed="1"/>
+    <w:lsdException w:name="Table Grid 6" w:semiHidden="1" w:unhideWhenUsed="1"/>
+    <w:lsdException w:name="Table Grid 7" w:semiHidden="1" w:unhideWhenUsed="1"/>
+    <w:lsdException w:name="Table Grid 8" w:semiHidden="1" w:unhideWhenUsed="1"/>
+    <w:lsdException w:name="Table List 1" w:semiHidden="1" w:unhideWhenUsed="1"/>
+    <w:lsdException w:name="Table List 2" w:semiHidden="1" w:unhideWhenUsed="1"/>
+    <w:lsdException w:name="Table List 3" w:semiHidden="1" w:unhideWhenUsed="1"/>
+    <w:lsdException w:name="Table List 4" w:semiHidden="1" w:unhideWhenUsed="1"/>
+    <w:lsdException w:name="Table List 5" w:semiHidden="1" w:unhideWhenUsed="1"/>
+    <w:lsdException w:name="Table List 6" w:semiHidden="1" w:unhideWhenUsed="1"/>
+    <w:lsdException w:name="Table List 7" w:semiHidden="1" w:unhideWhenUsed="1"/>
+    <w:lsdException w:name="Table List 8" w:semiHidden="1" w:unhideWhenUsed="1"/>
+    <w:lsdException w:name="Table 3D effects 1" w:semiHidden="1" w:unhideWhenUsed="1"/>
+    <w:lsdException w:name="Table 3D effects 2" w:semiHidden="1" w:unhideWhenUsed="1"/>
+    <w:lsdException w:name="Table 3D effects 3" w:semiHidden="1" w:unhideWhenUsed="1"/>
+    <w:lsdException w:name="Table Contemporary" w:semiHidden="1" w:unhideWhenUsed="1"/>
+    <w:lsdException w:name="Table Elegant" w:semiHidden="1" w:unhideWhenUsed="1"/>
+    <w:lsdException w:name="Table Professional" w:semiHidden="1" w:unhideWhenUsed="1"/>
+    <w:lsdException w:name="Table Subtle 1" w:semiHidden="1" w:unhideWhenUsed="1"/>
+    <w:lsdException w:name="Table Subtle 2" w:semiHidden="1" w:unhideWhenUsed="1"/>
+    <w:lsdException w:name="Table Web 1" w:semiHidden="1" w:unhideWhenUsed="1"/>
+    <w:lsdException w:name="Table Web 2" w:semiHidden="1" w:unhideWhenUsed="1"/>
+    <w:lsdException w:name="Table Web 3" w:semiHidden="1" w:unhideWhenUsed="1"/>
+    <w:lsdException w:name="Balloon Text" w:semiHidden="1" w:unhideWhenUsed="1"/>
+    <w:lsdException w:name="Table Grid" w:uiPriority="39"/>
+    <w:lsdException w:name="Table Theme" w:semiHidden="1" w:unhideWhenUsed="1"/>
+    <w:lsdException w:name="Placeholder Text" w:semiHidden="1"/>
+    <w:lsdException w:name="No Spacing" w:uiPriority="1" w:qFormat="1"/>
+    <w:lsdException w:name="Light Shading" w:uiPriority="60"/>
+    <w:lsdException w:name="Light List" w:uiPriority="61"/>
+    <w:lsdException w:name="Light Grid" w:uiPriority="62"/>
+    <w:lsdException w:name="Medium Shading 1" w:uiPriority="63"/>
+    <w:lsdException w:name="Medium Shading 2" w:uiPriority="64"/>
+    <w:lsdException w:name="Medium List 1" w:uiPriority="65"/>
+    <w:lsdException w:name="Medium List 2" w:uiPriority="66"/>
+    <w:lsdException w:name="Medium Grid 1" w:uiPriority="67"/>
+    <w:lsdException w:name="Medium Grid 2" w:uiPriority="68"/>
+    <w:lsdException w:name="Medium Grid 3" w:uiPriority="69"/>
+    <w:lsdException w:name="Dark List" w:uiPriority="70"/>
+    <w:lsdException w:name="Colorful Shading" w:uiPriority="71"/>
+    <w:lsdException w:name="Colorful List" w:uiPriority="72"/>
+    <w:lsdException w:name="Colorful Grid" w:uiPriority="73"/>
+    <w:lsdException w:name="Light Shading Accent 1" w:uiPriority="60"/>
+    <w:lsdException w:name="Light List Accent 1" w:uiPriority="61"/>
+    <w:lsdException w:name="Light Grid Accent 1" w:uiPriority="62"/>
+    <w:lsdException w:name="Medium Shading 1 Accent 1" w:uiPriority="63"/>
+    <w:lsdException w:name="Medium Shading 2 Accent 1" w:uiPriority="64"/>
+    <w:lsdException w:name="Medium List 1 Accent 1" w:uiPriority="65"/>
+    <w:lsdException w:name="Revision" w:semiHidden="1"/>
+    <w:lsdException w:name="List Paragraph" w:uiPriority="34" w:qFormat="1"/>
+    <w:lsdException w:name="Quote" w:uiPriority="29" w:qFormat="1"/>
+    <w:lsdException w:name="Intense Quote" w:uiPriority="30" w:qFormat="1"/>
+    <w:lsdException w:name="Medium List 2 Accent 1" w:uiPriority="66"/>
+    <w:lsdException w:name="Medium Grid 1 Accent 1" w:uiPriority="67"/>
+    <w:lsdException w:name="Medium Grid 2 Accent 1" w:uiPriority="68"/>
+    <w:lsdException w:name="Medium Grid 3 Accent 1" w:uiPriority="69"/>
+    <w:lsdException w:name="Dark List Accent 1" w:uiPriority="70"/>
+    <w:lsdException w:name="Colorful Shading Accent 1" w:uiPriority="71"/>
+    <w:lsdException w:name="Colorful List Accent 1" w:uiPriority="72"/>
+    <w:lsdException w:name="Colorful Grid Accent 1" w:uiPriority="73"/>
+    <w:lsdException w:name="Light Shading Accent 2" w:uiPriority="60"/>
+    <w:lsdException w:name="Light List Accent 2" w:uiPriority="61"/>
+    <w:lsdException w:name="Light Grid Accent 2" w:uiPriority="62"/>
+    <w:lsdException w:name="Medium Shading 1 Accent 2" w:uiPriority="63"/>
+    <w:lsdException w:name="Medium Shading 2 Accent 2" w:uiPriority="64"/>
+    <w:lsdException w:name="Medium List 1 Accent 2" w:uiPriority="65"/>
+    <w:lsdException w:name="Medium List 2 Accent 2" w:uiPriority="66"/>
+    <w:lsdException w:name="Medium Grid 1 Accent 2" w:uiPriority="67"/>
+    <w:lsdException w:name="Medium Grid 2 Accent 2" w:uiPriority="68"/>
+    <w:lsdException w:name="Medium Grid 3 Accent 2" w:uiPriority="69"/>
+    <w:lsdException w:name="Dark List Accent 2" w:uiPriority="70"/>
+    <w:lsdException w:name="Colorful Shading Accent 2" w:uiPriority="71"/>
+    <w:lsdException w:name="Colorful List Accent 2" w:uiPriority="72"/>
+    <w:lsdException w:name="Colorful Grid Accent 2" w:uiPriority="73"/>
+    <w:lsdException w:name="Light Shading Accent 3" w:uiPriority="60"/>
+    <w:lsdException w:name="Light List Accent 3" w:uiPriority="61"/>
+    <w:lsdException w:name="Light Grid Accent 3" w:uiPriority="62"/>
+    <w:lsdException w:name="Medium Shading 1 Accent 3" w:uiPriority="63"/>
+    <w:lsdException w:name="Medium Shading 2 Accent 3" w:uiPriority="64"/>
+    <w:lsdException w:name="Medium List 1 Accent 3" w:uiPriority="65"/>
+    <w:lsdException w:name="Medium List 2 Accent 3" w:uiPriority="66"/>
+    <w:lsdException w:name="Medium Grid 1 Accent 3" w:uiPriority="67"/>
+    <w:lsdException w:name="Medium Grid 2 Accent 3" w:uiPriority="68"/>
+    <w:lsdException w:name="Medium Grid 3 Accent 3" w:uiPriority="69"/>
+    <w:lsdException w:name="Dark List Accent 3" w:uiPriority="70"/>
+    <w:lsdException w:name="Colorful Shading Accent 3" w:uiPriority="71"/>
+    <w:lsdException w:name="Colorful List Accent 3" w:uiPriority="72"/>
+    <w:lsdException w:name="Colorful Grid Accent 3" w:uiPriority="73"/>
+    <w:lsdException w:name="Light Shading Accent 4" w:uiPriority="60"/>
+    <w:lsdException w:name="Light List Accent 4" w:uiPriority="61"/>
+    <w:lsdException w:name="Light Grid Accent 4" w:uiPriority="62"/>
+    <w:lsdException w:name="Medium Shading 1 Accent 4" w:uiPriority="63"/>
+    <w:lsdException w:name="Medium Shading 2 Accent 4" w:uiPriority="64"/>
+    <w:lsdException w:name="Medium List 1 Accent 4" w:uiPriority="65"/>
+    <w:lsdException w:name="Medium List 2 Accent 4" w:uiPriority="66"/>
+    <w:lsdException w:name="Medium Grid 1 Accent 4" w:uiPriority="67"/>
+    <w:lsdException w:name="Medium Grid 2 Accent 4" w:uiPriority="68"/>
+    <w:lsdException w:name="Medium Grid 3 Accent 4" w:uiPriority="69"/>
+    <w:lsdException w:name="Dark List Accent 4" w:uiPriority="70"/>
+    <w:lsdException w:name="Colorful Shading Accent 4" w:uiPriority="71"/>
+    <w:lsdException w:name="Colorful List Accent 4" w:uiPriority="72"/>
+    <w:lsdException w:name="Colorful Grid Accent 4" w:uiPriority="73"/>
+    <w:lsdException w:name="Light Shading Accent 5" w:uiPriority="60"/>
+    <w:lsdException w:name="Light List Accent 5" w:uiPriority="61"/>
+    <w:lsdException w:name="Light Grid Accent 5" w:uiPriority="62"/>
+    <w:lsdException w:name="Medium Shading 1 Accent 5" w:uiPriority="63"/>
+    <w:lsdException w:name="Medium Shading 2 Accent 5" w:uiPriority="64"/>
+    <w:lsdException w:name="Medium List 1 Accent 5" w:uiPriority="65"/>
+    <w:lsdException w:name="Medium List 2 Accent 5" w:uiPriority="66"/>
+    <w:lsdException w:name="Medium Grid 1 Accent 5" w:uiPriority="67"/>
+    <w:lsdException w:name="Medium Grid 2 Accent 5" w:uiPriority="68"/>
+    <w:lsdException w:name="Medium Grid 3 Accent 5" w:uiPriority="69"/>
+    <w:lsdException w:name="Dark List Accent 5" w:uiPriority="70"/>
+    <w:lsdException w:name="Colorful Shading Accent 5" w:uiPriority="71"/>
+    <w:lsdException w:name="Colorful List Accent 5" w:uiPriority="72"/>
+    <w:lsdException w:name="Colorful Grid Accent 5" w:uiPriority="73"/>
+    <w:lsdException w:name="Light Shading Accent 6" w:uiPriority="60"/>
+    <w:lsdException w:name="Light List Accent 6" w:uiPriority="61"/>
+    <w:lsdException w:name="Light Grid Accent 6" w:uiPriority="62"/>
+    <w:lsdException w:name="Medium Shading 1 Accent 6" w:uiPriority="63"/>
+    <w:lsdException w:name="Medium Shading 2 Accent 6" w:uiPriority="64"/>
+    <w:lsdException w:name="Medium List 1 Accent 6" w:uiPriority="65"/>
+    <w:lsdException w:name="Medium List 2 Accent 6" w:uiPriority="66"/>
+    <w:lsdException w:name="Medium Grid 1 Accent 6" w:uiPriority="67"/>
+    <w:lsdException w:name="Medium Grid 2 Accent 6" w:uiPriority="68"/>
+    <w:lsdException w:name="Medium Grid 3 Accent 6" w:uiPriority="69"/>
+    <w:lsdException w:name="Dark List Accent 6" w:uiPriority="70"/>
+    <w:lsdException w:name="Colorful Shading Accent 6" w:uiPriority="71"/>
+    <w:lsdException w:name="Colorful List Accent 6" w:uiPriority="72"/>
+    <w:lsdException w:name="Colorful Grid Accent 6" w:uiPriority="73"/>
+    <w:lsdException w:name="Subtle Emphasis" w:uiPriority="19" w:qFormat="1"/>
+    <w:lsdException w:name="Intense Emphasis" w:uiPriority="21" w:qFormat="1"/>
+    <w:lsdException w:name="Subtle Reference" w:uiPriority="31" w:qFormat="1"/>
+    <w:lsdException w:name="Intense Reference" w:uiPriority="32" w:qFormat="1"/>
+    <w:lsdException w:name="Book Title" w:uiPriority="33" w:qFormat="1"/>
+    <w:lsdException w:name="Bibliography" w:semiHidden="1" w:uiPriority="37" w:unhideWhenUsed="1"/>
+    <w:lsdException w:name="TOC Heading" w:semiHidden="1" w:uiPriority="39" w:unhideWhenUsed="1" w:qFormat="1"/>
+    <w:lsdException w:name="Plain Table 1" w:uiPriority="41"/>
+    <w:lsdException w:name="Plain Table 2" w:uiPriority="42"/>
+    <w:lsdException w:name="Plain Table 3" w:uiPriority="43"/>
+    <w:lsdException w:name="Plain Table 4" w:uiPriority="44"/>
+    <w:lsdException w:name="Plain Table 5" w:uiPriority="45"/>
+    <w:lsdException w:name="Grid Table Light" w:uiPriority="40"/>
+    <w:lsdException w:name="Grid Table 1 Light" w:uiPriority="46"/>
+    <w:lsdException w:name="Grid Table 2" w:uiPriority="47"/>
+    <w:lsdException w:name="Grid Table 3" w:uiPriority="48"/>
+    <w:lsdException w:name="Grid Table 4" w:uiPriority="49"/>
+    <w:lsdException w:name="Grid Table 5 Dark" w:uiPriority="50"/>
+    <w:lsdException w:name="Grid Table 6 Colorful" w:uiPriority="51"/>
+    <w:lsdException w:name="Grid Table 7 Colorful" w:uiPriority="52"/>
+    <w:lsdException w:name="Grid Table 1 Light Accent 1" w:uiPriority="46"/>
+    <w:lsdException w:name="Grid Table 2 Accent 1" w:uiPriority="47"/>
+    <w:lsdException w:name="Grid Table 3 Accent 1" w:uiPriority="48"/>
+    <w:lsdException w:name="Grid Table 4 Accent 1" w:uiPriority="49"/>
+    <w:lsdException w:name="Grid Table 5 Dark Accent 1" w:uiPriority="50"/>
+    <w:lsdException w:name="Grid Table 6 Colorful Accent 1" w:uiPriority="51"/>
+    <w:lsdException w:name="Grid Table 7 Colorful Accent 1" w:uiPriority="52"/>
+    <w:lsdException w:name="Grid Table 1 Light Accent 2" w:uiPriority="46"/>
+    <w:lsdException w:name="Grid Table 2 Accent 2" w:uiPriority="47"/>
+    <w:lsdException w:name="Grid Table 3 Accent 2" w:uiPriority="48"/>
+    <w:lsdException w:name="Grid Table 4 Accent 2" w:uiPriority="49"/>
+    <w:lsdException w:name="Grid Table 5 Dark Accent 2" w:uiPriority="50"/>
+    <w:lsdException w:name="Grid Table 6 Colorful Accent 2" w:uiPriority="51"/>
+    <w:lsdException w:name="Grid Table 7 Colorful Accent 2" w:uiPriority="52"/>
+    <w:lsdException w:name="Grid Table 1 Light Accent 3" w:uiPriority="46"/>
+    <w:lsdException w:name="Grid Table 2 Accent 3" w:uiPriority="47"/>
+    <w:lsdException w:name="Grid Table 3 Accent 3" w:uiPriority="48"/>
+    <w:lsdException w:name="Grid Table 4 Accent 3" w:uiPriority="49"/>
+    <w:lsdException w:name="Grid Table 5 Dark Accent 3" w:uiPriority="50"/>
+    <w:lsdException w:name="Grid Table 6 Colorful Accent 3" w:uiPriority="51"/>
+    <w:lsdException w:name="Grid Table 7 Colorful Accent 3" w:uiPriority="52"/>
+    <w:lsdException w:name="Grid Table 1 Light Accent 4" w:uiPriority="46"/>
+    <w:lsdException w:name="Grid Table 2 Accent 4" w:uiPriority="47"/>
+    <w:lsdException w:name="Grid Table 3 Accent 4" w:uiPriority="48"/>
+    <w:lsdException w:name="Grid Table 4 Accent 4" w:uiPriority="49"/>
+    <w:lsdException w:name="Grid Table 5 Dark Accent 4" w:uiPriority="50"/>
+    <w:lsdException w:name="Grid Table 6 Colorful Accent 4" w:uiPriority="51"/>
+    <w:lsdException w:name="Grid Table 7 Colorful Accent 4" w:uiPriority="52"/>
+    <w:lsdException w:name="Grid Table 1 Light Accent 5" w:uiPriority="46"/>
+    <w:lsdException w:name="Grid Table 2 Accent 5" w:uiPriority="47"/>
+    <w:lsdException w:name="Grid Table 3 Accent 5" w:uiPriority="48"/>
+    <w:lsdException w:name="Grid Table 4 Accent 5" w:uiPriority="49"/>
+    <w:lsdException w:name="Grid Table 5 Dark Accent 5" w:uiPriority="50"/>
+    <w:lsdException w:name="Grid Table 6 Colorful Accent 5" w:uiPriority="51"/>
+    <w:lsdException w:name="Grid Table 7 Colorful Accent 5" w:uiPriority="52"/>
+    <w:lsdException w:name="Grid Table 1 Light Accent 6" w:uiPriority="46"/>
+    <w:lsdException w:name="Grid Table 2 Accent 6" w:uiPriority="47"/>
+    <w:lsdException w:name="Grid Table 3 Accent 6" w:uiPriority="48"/>
+    <w:lsdException w:name="Grid Table 4 Accent 6" w:uiPriority="49"/>
+    <w:lsdException w:name="Grid Table 5 Dark Accent 6" w:uiPriority="50"/>
+    <w:lsdException w:name="Grid Table 6 Colorful Accent 6" w:uiPriority="51"/>
+    <w:lsdException w:name="Grid Table 7 Colorful Accent 6" w:uiPriority="52"/>
+    <w:lsdException w:name="List Table 1 Light" w:uiPriority="46"/>
+    <w:lsdException w:name="List Table 2" w:uiPriority="47"/>
+    <w:lsdException w:name="List Table 3" w:uiPriority="48"/>
+    <w:lsdException w:name="List Table 4" w:uiPriority="49"/>
+    <w:lsdException w:name="List Table 5 Dark" w:uiPriority="50"/>
+    <w:lsdException w:name="List Table 6 Colorful" w:uiPriority="51"/>
+    <w:lsdException w:name="List Table 7 Colorful" w:uiPriority="52"/>
+    <w:lsdException w:name="List Table 1 Light Accent 1" w:uiPriority="46"/>
+    <w:lsdException w:name="List Table 2 Accent 1" w:uiPriority="47"/>
+    <w:lsdException w:name="List Table 3 Accent 1" w:uiPriority="48"/>
+    <w:lsdException w:name="List Table 4 Accent 1" w:uiPriority="49"/>
+    <w:lsdException w:name="List Table 5 Dark Accent 1" w:uiPriority="50"/>
+    <w:lsdException w:name="List Table 6 Colorful Accent 1" w:uiPriority="51"/>
+    <w:lsdException w:name="List Table 7 Colorful Accent 1" w:uiPriority="52"/>
+    <w:lsdException w:name="List Table 1 Light Accent 2" w:uiPriority="46"/>
+    <w:lsdException w:name="List Table 2 Accent 2" w:uiPriority="47"/>
+    <w:lsdException w:name="List Table 3 Accent 2" w:uiPriority="48"/>
+    <w:lsdException w:name="List Table 4 Accent 2" w:uiPriority="49"/>
+    <w:lsdException w:name="List Table 5 Dark Accent 2" w:uiPriority="50"/>
+    <w:lsdException w:name="List Table 6 Colorful Accent 2" w:uiPriority="51"/>
+    <w:lsdException w:name="List Table 7 Colorful Accent 2" w:uiPriority="52"/>
+    <w:lsdException w:name="List Table 1 Light Accent 3" w:uiPriority="46"/>
+    <w:lsdException w:name="List Table 2 Accent 3" w:uiPriority="47"/>
+    <w:lsdException w:name="List Table 3 Accent 3" w:uiPriority="48"/>
+    <w:lsdException w:name="List Table 4 Accent 3" w:uiPriority="49"/>
+    <w:lsdException w:name="List Table 5 Dark Accent 3" w:uiPriority="50"/>
+    <w:lsdException w:name="List Table 6 Colorful Accent 3" w:uiPriority="51"/>
+    <w:lsdException w:name="List Table 7 Colorful Accent 3" w:uiPriority="52"/>
+    <w:lsdException w:name="List Table 1 Light Accent 4" w:uiPriority="46"/>
+    <w:lsdException w:name="List Table 2 Accent 4" w:uiPriority="47"/>
+    <w:lsdException w:name="List Table 3 Accent 4" w:uiPriority="48"/>
+    <w:lsdException w:name="List Table 4 Accent 4" w:uiPriority="49"/>
+    <w:lsdException w:name="List Table 5 Dark Accent 4" w:uiPriority="50"/>
+    <w:lsdException w:name="List Table 6 Colorful Accent 4" w:uiPriority="51"/>
+    <w:lsdException w:name="List Table 7 Colorful Accent 4" w:uiPriority="52"/>
+    <w:lsdException w:name="List Table 1 Light Accent 5" w:uiPriority="46"/>
+    <w:lsdException w:name="List Table 2 Accent 5" w:uiPriority="47"/>
+    <w:lsdException w:name="List Table 3 Accent 5" w:uiPriority="48"/>
+    <w:lsdException w:name="List Table 4 Accent 5" w:uiPriority="49"/>
+    <w:lsdException w:name="List Table 5 Dark Accent 5" w:uiPriority="50"/>
+    <w:lsdException w:name="List Table 6 Colorful Accent 5" w:uiPriority="51"/>
+    <w:lsdException w:name="List Table 7 Colorful Accent 5" w:uiPriority="52"/>
+    <w:lsdException w:name="List Table 1 Light Accent 6" w:uiPriority="46"/>
+    <w:lsdException w:name="List Table 2 Accent 6" w:uiPriority="47"/>
+    <w:lsdException w:name="List Table 3 Accent 6" w:uiPriority="48"/>
+    <w:lsdException w:name="List Table 4 Accent 6" w:uiPriority="49"/>
+    <w:lsdException w:name="List Table 5 Dark Accent 6" w:uiPriority="50"/>
+    <w:lsdException w:name="List Table 6 Colorful Accent 6" w:uiPriority="51"/>
+    <w:lsdException w:name="List Table 7 Colorful Accent 6" w:uiPriority="52"/>
+    <w:lsdException w:name="Mention" w:semiHidden="1" w:unhideWhenUsed="1"/>
+    <w:lsdException w:name="Smart Hyperlink" w:semiHidden="1" w:unhideWhenUsed="1"/>
+    <w:lsdException w:name="Hashtag" w:semiHidden="1" w:unhideWhenUsed="1"/>
+    <w:lsdException w:name="Unresolved Mention" w:semiHidden="1" w:unhideWhenUsed="1"/>
+    <w:lsdException w:name="Smart Link" w:semiHidden="1" w:unhideWhenUsed="1"/>
+  </w:latentStyles>
+  <w:style w:type="paragraph" w:default="1" w:styleId="Normal">
+    <w:name w:val="Normal"/>
+    <w:qFormat/>
+  </w:style>
+  <w:style w:type="paragraph" w:styleId="Titre1">
+    <w:name w:val="heading 1"/>
+    <w:uiPriority w:val="9"/>
+    <w:qFormat/>
+    <w:pPr>
+      <w:spacing w:before="320" w:after="200"/>
+      <w:outlineLvl w:val="0"/>
+    </w:pPr>
+    <w:rPr>
+      <w:b/>
+      <w:bCs/>
+      <w:color w:val="059669"/>
+      <w:sz w:val="32"/>
+      <w:szCs w:val="32"/>
+    </w:rPr>
+  </w:style>
+  <w:style w:type="paragraph" w:styleId="Titre2">
+    <w:name w:val="heading 2"/>
+    <w:uiPriority w:val="9"/>
+    <w:unhideWhenUsed/>
+    <w:qFormat/>
+    <w:pPr>
+      <w:spacing w:before="240" w:after="140"/>
+      <w:outlineLvl w:val="1"/>
+    </w:pPr>
+    <w:rPr>
+      <w:b/>
+      <w:bCs/>
+      <w:color w:val="334155"/>
+      <w:sz w:val="26"/>
+      <w:szCs w:val="26"/>
+    </w:rPr>
+  </w:style>
+  <w:style w:type="paragraph" w:styleId="Titre3">
+    <w:name w:val="heading 3"/>
+    <w:uiPriority w:val="9"/>
+    <w:semiHidden/>
+    <w:unhideWhenUsed/>
+    <w:qFormat/>
+    <w:pPr>
+      <w:outlineLvl w:val="2"/>
+    </w:pPr>
+    <w:rPr>
+      <w:color w:val="1F4D78"/>
+      <w:sz w:val="24"/>
+      <w:szCs w:val="24"/>
+    </w:rPr>
+  </w:style>
+  <w:style w:type="paragraph" w:styleId="Titre4">
+    <w:name w:val="heading 4"/>
+    <w:uiPriority w:val="9"/>
+    <w:semiHidden/>
+    <w:unhideWhenUsed/>
+    <w:qFormat/>
+    <w:pPr>
+      <w:outlineLvl w:val="3"/>
+    </w:pPr>
+    <w:rPr>
+      <w:i/>
+      <w:iCs/>
+      <w:color w:val="2E74B5"/>
+    </w:rPr>
+  </w:style>
+  <w:style w:type="paragraph" w:styleId="Titre5">
+    <w:name w:val="heading 5"/>
+    <w:uiPriority w:val="9"/>
+    <w:semiHidden/>
+    <w:unhideWhenUsed/>
+    <w:qFormat/>
+    <w:pPr>
+      <w:outlineLvl w:val="4"/>
+    </w:pPr>
+    <w:rPr>
+      <w:color w:val="2E74B5"/>
+    </w:rPr>
+  </w:style>
+  <w:style w:type="paragraph" w:styleId="Titre6">
+    <w:name w:val="heading 6"/>
+    <w:uiPriority w:val="9"/>
+    <w:semiHidden/>
+    <w:unhideWhenUsed/>
+    <w:qFormat/>
+    <w:pPr>
+      <w:outlineLvl w:val="5"/>
+    </w:pPr>
+    <w:rPr>
+      <w:color w:val="1F4D78"/>
+    </w:rPr>
+  </w:style>
+  <w:style w:type="character" w:default="1" w:styleId="Policepardfaut">
+    <w:name w:val="Default Paragraph Font"/>
+    <w:uiPriority w:val="1"/>
+    <w:semiHidden/>
+    <w:unhideWhenUsed/>
+  </w:style>
+  <w:style w:type="table" w:default="1" w:styleId="TableauNormal">
+    <w:name w:val="Normal Table"/>
+    <w:uiPriority w:val="99"/>
+    <w:semiHidden/>
+    <w:unhideWhenUsed/>
+    <w:tblPr>
+      <w:tblInd w:w="0" w:type="dxa"/>
+      <w:tblCellMar>
+        <w:top w:w="0" w:type="dxa"/>
+        <w:left w:w="108" w:type="dxa"/>
+        <w:bottom w:w="0" w:type="dxa"/>
+        <w:right w:w="108" w:type="dxa"/>
+      </w:tblCellMar>
+    </w:tblPr>
+  </w:style>
+  <w:style w:type="numbering" w:default="1" w:styleId="Aucuneliste">
+    <w:name w:val="No List"/>
+    <w:uiPriority w:val="99"/>
+    <w:semiHidden/>
+    <w:unhideWhenUsed/>
+  </w:style>
+  <w:style w:type="paragraph" w:styleId="Titre">
     <w:name w:val="Title"/>
-    <w:basedOn w:val="Normal"/>
-    <w:next w:val="Normal"/>
+    <w:uiPriority w:val="10"/>
     <w:qFormat/>
     <w:rPr>
       <w:sz w:val="56"/>
       <w:szCs w:val="56"/>
     </w:rPr>
   </w:style>
-  <w:style w:type="paragraph" w:styleId="Heading1">
-    <w:name w:val="Heading 1"/>
-    <w:basedOn w:val="Normal"/>
-    <w:next w:val="Normal"/>
-    <w:qFormat/>
-    <w:rPr>
-      <w:color w:val="2E74B5"/>
-      <w:sz w:val="32"/>
-      <w:szCs w:val="32"/>
-    </w:rPr>
-  </w:style>
-  <w:style w:type="paragraph" w:styleId="Heading2">
-    <w:name w:val="Heading 2"/>
-    <w:basedOn w:val="Normal"/>
-    <w:next w:val="Normal"/>
-    <w:qFormat/>
-    <w:rPr>
-      <w:color w:val="2E74B5"/>
-      <w:sz w:val="26"/>
-      <w:szCs w:val="26"/>
-    </w:rPr>
-  </w:style>
-  <w:style w:type="paragraph" w:styleId="Heading3">
-    <w:name w:val="Heading 3"/>
-    <w:basedOn w:val="Normal"/>
-    <w:next w:val="Normal"/>
-    <w:qFormat/>
-    <w:rPr>
-      <w:color w:val="1F4D78"/>
-      <w:sz w:val="24"/>
-      <w:szCs w:val="24"/>
-    </w:rPr>
-  </w:style>
-  <w:style w:type="paragraph" w:styleId="Heading4">
-    <w:name w:val="Heading 4"/>
-    <w:basedOn w:val="Normal"/>
-    <w:next w:val="Normal"/>
-    <w:qFormat/>
-    <w:rPr>
-      <w:i/>
-      <w:iCs/>
-      <w:color w:val="2E74B5"/>
-    </w:rPr>
-  </w:style>
-  <w:style w:type="paragraph" w:styleId="Heading5">
-    <w:name w:val="Heading 5"/>
-    <w:basedOn w:val="Normal"/>
-    <w:next w:val="Normal"/>
-    <w:qFormat/>
-    <w:rPr>
-      <w:color w:val="2E74B5"/>
-    </w:rPr>
-  </w:style>
-  <w:style w:type="paragraph" w:styleId="Heading6">
-    <w:name w:val="Heading 6"/>
-    <w:basedOn w:val="Normal"/>
-    <w:next w:val="Normal"/>
-    <w:qFormat/>
-    <w:rPr>
-      <w:color w:val="1F4D78"/>
-    </w:rPr>
-  </w:style>
-  <w:style w:type="paragraph" w:styleId="Strong">
-    <w:name w:val="Strong"/>
-    <w:basedOn w:val="Normal"/>
-    <w:next w:val="Normal"/>
+  <w:style w:type="paragraph" w:customStyle="1" w:styleId="lev1">
+    <w:name w:val="Élevé1"/>
     <w:qFormat/>
     <w:rPr>
       <w:b/>
       <w:bCs/>
     </w:rPr>
   </w:style>
-  <w:style w:type="paragraph" w:styleId="ListParagraph">
+  <w:style w:type="paragraph" w:styleId="Paragraphedeliste">
     <w:name w:val="List Paragraph"/>
-    <w:basedOn w:val="Normal"/>
     <w:qFormat/>
   </w:style>
-  <w:style w:type="character" w:styleId="Hyperlink">
+  <w:style w:type="character" w:styleId="Lienhypertexte">
     <w:name w:val="Hyperlink"/>
-    <w:basedOn w:val="DefaultParagraphFont"/>
     <w:uiPriority w:val="99"/>
     <w:unhideWhenUsed/>
     <w:rPr>
@@ -2348,9 +4271,8 @@
       <w:u w:val="single"/>
     </w:rPr>
   </w:style>
-  <w:style w:type="character" w:styleId="FootnoteReference">
+  <w:style w:type="character" w:styleId="Appelnotedebasdep">
     <w:name w:val="footnote reference"/>
-    <w:basedOn w:val="DefaultParagraphFont"/>
     <w:uiPriority w:val="99"/>
     <w:semiHidden/>
     <w:unhideWhenUsed/>
@@ -2358,25 +4280,9 @@
       <w:vertAlign w:val="superscript"/>
     </w:rPr>
   </w:style>
-  <w:style w:type="paragraph" w:styleId="FootnoteText">
+  <w:style w:type="paragraph" w:styleId="Notedebasdepage">
     <w:name w:val="footnote text"/>
-    <w:basedOn w:val="Normal"/>
-    <w:link w:val="FootnoteTextChar"/>
-    <w:uiPriority w:val="99"/>
-    <w:semiHidden/>
-    <w:unhideWhenUsed/>
-    <w:pPr>
-      <w:spacing w:after="0" w:line="240" w:lineRule="auto"/>
-    </w:pPr>
-    <w:rPr>
-      <w:sz w:val="20"/>
-      <w:szCs w:val="20"/>
-    </w:rPr>
-  </w:style>
-  <w:style w:type="character" w:styleId="FootnoteTextChar">
-    <w:name w:val="Footnote Text Char"/>
-    <w:basedOn w:val="DefaultParagraphFont"/>
-    <w:link w:val="FootnoteText"/>
+    <w:link w:val="NotedebasdepageCar"/>
     <w:uiPriority w:val="99"/>
     <w:semiHidden/>
     <w:unhideWhenUsed/>
@@ -2385,35 +4291,9 @@
       <w:szCs w:val="20"/>
     </w:rPr>
   </w:style>
-  <w:style w:type="character" w:styleId="EndnoteReference">
-    <w:name w:val="endnote reference"/>
-    <w:basedOn w:val="DefaultParagraphFont"/>
-    <w:uiPriority w:val="99"/>
-    <w:semiHidden/>
-    <w:unhideWhenUsed/>
-    <w:rPr>
-      <w:vertAlign w:val="superscript"/>
-    </w:rPr>
-  </w:style>
-  <w:style w:type="paragraph" w:styleId="EndnoteText">
-    <w:name w:val="endnote text"/>
-    <w:basedOn w:val="Normal"/>
-    <w:link w:val="EndnoteTextChar"/>
-    <w:uiPriority w:val="99"/>
-    <w:semiHidden/>
-    <w:unhideWhenUsed/>
-    <w:pPr>
-      <w:spacing w:after="0" w:line="240" w:lineRule="auto"/>
-    </w:pPr>
-    <w:rPr>
-      <w:sz w:val="20"/>
-      <w:szCs w:val="20"/>
-    </w:rPr>
-  </w:style>
-  <w:style w:type="character" w:styleId="EndnoteTextChar">
-    <w:name w:val="Endnote Text Char"/>
-    <w:basedOn w:val="DefaultParagraphFont"/>
-    <w:link w:val="EndnoteText"/>
+  <w:style w:type="character" w:customStyle="1" w:styleId="NotedebasdepageCar">
+    <w:name w:val="Note de bas de page Car"/>
+    <w:link w:val="Notedebasdepage"/>
     <w:uiPriority w:val="99"/>
     <w:semiHidden/>
     <w:unhideWhenUsed/>
@@ -2422,41 +4302,356 @@
       <w:szCs w:val="20"/>
     </w:rPr>
   </w:style>
-  <w:style w:type="paragraph" w:styleId="Heading1">
-    <w:name w:val="Heading 1"/>
+  <w:style w:type="character" w:styleId="Appeldenotedefin">
+    <w:name w:val="endnote reference"/>
+    <w:uiPriority w:val="99"/>
+    <w:semiHidden/>
+    <w:unhideWhenUsed/>
+    <w:rPr>
+      <w:vertAlign w:val="superscript"/>
+    </w:rPr>
+  </w:style>
+  <w:style w:type="paragraph" w:styleId="Notedefin">
+    <w:name w:val="endnote text"/>
+    <w:link w:val="NotedefinCar"/>
+    <w:uiPriority w:val="99"/>
+    <w:semiHidden/>
+    <w:unhideWhenUsed/>
+    <w:rPr>
+      <w:sz w:val="20"/>
+      <w:szCs w:val="20"/>
+    </w:rPr>
+  </w:style>
+  <w:style w:type="character" w:customStyle="1" w:styleId="NotedefinCar">
+    <w:name w:val="Note de fin Car"/>
+    <w:link w:val="Notedefin"/>
+    <w:uiPriority w:val="99"/>
+    <w:semiHidden/>
+    <w:unhideWhenUsed/>
+    <w:rPr>
+      <w:sz w:val="20"/>
+      <w:szCs w:val="20"/>
+    </w:rPr>
+  </w:style>
+  <w:style w:type="paragraph" w:styleId="TM1">
+    <w:name w:val="toc 1"/>
     <w:basedOn w:val="Normal"/>
     <w:next w:val="Normal"/>
-    <w:qFormat/>
+    <w:autoRedefine/>
+    <w:uiPriority w:val="39"/>
+    <w:unhideWhenUsed/>
+    <w:rsid w:val="00EC12FD"/>
     <w:pPr>
-      <w:spacing w:after="200" w:before="320"/>
-      <w:outlineLvl w:val="0"/>
+      <w:spacing w:after="100"/>
     </w:pPr>
-    <w:rPr>
-      <w:rFonts w:ascii="Arial" w:cs="Arial" w:eastAsia="Arial" w:hAnsi="Arial"/>
-      <w:b/>
-      <w:bCs/>
-      <w:color w:val="059669"/>
-      <w:sz w:val="32"/>
-      <w:szCs w:val="32"/>
-    </w:rPr>
   </w:style>
-  <w:style w:type="paragraph" w:styleId="Heading2">
-    <w:name w:val="Heading 2"/>
+  <w:style w:type="paragraph" w:styleId="TM2">
+    <w:name w:val="toc 2"/>
     <w:basedOn w:val="Normal"/>
     <w:next w:val="Normal"/>
-    <w:qFormat/>
+    <w:autoRedefine/>
+    <w:uiPriority w:val="39"/>
+    <w:unhideWhenUsed/>
+    <w:rsid w:val="00EC12FD"/>
     <w:pPr>
-      <w:spacing w:after="140" w:before="240"/>
-      <w:outlineLvl w:val="1"/>
+      <w:spacing w:after="100"/>
+      <w:ind w:left="220"/>
     </w:pPr>
-    <w:rPr>
-      <w:rFonts w:ascii="Arial" w:cs="Arial" w:eastAsia="Arial" w:hAnsi="Arial"/>
-      <w:b/>
-      <w:bCs/>
-      <w:color w:val="334155"/>
-      <w:sz w:val="26"/>
-      <w:szCs w:val="26"/>
-    </w:rPr>
   </w:style>
 </w:styles>
+</file>
+
+<file path=word/theme/theme1.xml><?xml version="1.0" encoding="utf-8"?>
+<a:theme xmlns:a="http://schemas.openxmlformats.org/drawingml/2006/main" name="Thème Office">
+  <a:themeElements>
+    <a:clrScheme name="Office">
+      <a:dk1>
+        <a:sysClr val="windowText" lastClr="000000"/>
+      </a:dk1>
+      <a:lt1>
+        <a:sysClr val="window" lastClr="FFFFFF"/>
+      </a:lt1>
+      <a:dk2>
+        <a:srgbClr val="44546A"/>
+      </a:dk2>
+      <a:lt2>
+        <a:srgbClr val="E7E6E6"/>
+      </a:lt2>
+      <a:accent1>
+        <a:srgbClr val="4472C4"/>
+      </a:accent1>
+      <a:accent2>
+        <a:srgbClr val="ED7D31"/>
+      </a:accent2>
+      <a:accent3>
+        <a:srgbClr val="A5A5A5"/>
+      </a:accent3>
+      <a:accent4>
+        <a:srgbClr val="FFC000"/>
+      </a:accent4>
+      <a:accent5>
+        <a:srgbClr val="5B9BD5"/>
+      </a:accent5>
+      <a:accent6>
+        <a:srgbClr val="70AD47"/>
+      </a:accent6>
+      <a:hlink>
+        <a:srgbClr val="0563C1"/>
+      </a:hlink>
+      <a:folHlink>
+        <a:srgbClr val="954F72"/>
+      </a:folHlink>
+    </a:clrScheme>
+    <a:fontScheme name="Office">
+      <a:majorFont>
+        <a:latin typeface="Calibri Light" panose="020F0302020204030204"/>
+        <a:ea typeface=""/>
+        <a:cs typeface=""/>
+        <a:font script="Jpan" typeface="游ゴシック Light"/>
+        <a:font script="Hang" typeface="맑은 고딕"/>
+        <a:font script="Hans" typeface="等线 Light"/>
+        <a:font script="Hant" typeface="新細明體"/>
+        <a:font script="Arab" typeface="Times New Roman"/>
+        <a:font script="Hebr" typeface="Times New Roman"/>
+        <a:font script="Thai" typeface="Angsana New"/>
+        <a:font script="Ethi" typeface="Nyala"/>
+        <a:font script="Beng" typeface="Vrinda"/>
+        <a:font script="Gujr" typeface="Shruti"/>
+        <a:font script="Khmr" typeface="MoolBoran"/>
+        <a:font script="Knda" typeface="Tunga"/>
+        <a:font script="Guru" typeface="Raavi"/>
+        <a:font script="Cans" typeface="Euphemia"/>
+        <a:font script="Cher" typeface="Plantagenet Cherokee"/>
+        <a:font script="Yiii" typeface="Microsoft Yi Baiti"/>
+        <a:font script="Tibt" typeface="Microsoft Himalaya"/>
+        <a:font script="Thaa" typeface="MV Boli"/>
+        <a:font script="Deva" typeface="Mangal"/>
+        <a:font script="Telu" typeface="Gautami"/>
+        <a:font script="Taml" typeface="Latha"/>
+        <a:font script="Syrc" typeface="Estrangelo Edessa"/>
+        <a:font script="Orya" typeface="Kalinga"/>
+        <a:font script="Mlym" typeface="Kartika"/>
+        <a:font script="Laoo" typeface="DokChampa"/>
+        <a:font script="Sinh" typeface="Iskoola Pota"/>
+        <a:font script="Mong" typeface="Mongolian Baiti"/>
+        <a:font script="Viet" typeface="Times New Roman"/>
+        <a:font script="Uigh" typeface="Microsoft Uighur"/>
+        <a:font script="Geor" typeface="Sylfaen"/>
+        <a:font script="Armn" typeface="Arial"/>
+        <a:font script="Bugi" typeface="Leelawadee UI"/>
+        <a:font script="Bopo" typeface="Microsoft JhengHei"/>
+        <a:font script="Java" typeface="Javanese Text"/>
+        <a:font script="Lisu" typeface="Segoe UI"/>
+        <a:font script="Mymr" typeface="Myanmar Text"/>
+        <a:font script="Nkoo" typeface="Ebrima"/>
+        <a:font script="Olck" typeface="Nirmala UI"/>
+        <a:font script="Osma" typeface="Ebrima"/>
+        <a:font script="Phag" typeface="Phagspa"/>
+        <a:font script="Syrn" typeface="Estrangelo Edessa"/>
+        <a:font script="Syrj" typeface="Estrangelo Edessa"/>
+        <a:font script="Syre" typeface="Estrangelo Edessa"/>
+        <a:font script="Sora" typeface="Nirmala UI"/>
+        <a:font script="Tale" typeface="Microsoft Tai Le"/>
+        <a:font script="Talu" typeface="Microsoft New Tai Lue"/>
+        <a:font script="Tfng" typeface="Ebrima"/>
+      </a:majorFont>
+      <a:minorFont>
+        <a:latin typeface="Calibri" panose="020F0502020204030204"/>
+        <a:ea typeface=""/>
+        <a:cs typeface=""/>
+        <a:font script="Jpan" typeface="游明朝"/>
+        <a:font script="Hang" typeface="맑은 고딕"/>
+        <a:font script="Hans" typeface="等线"/>
+        <a:font script="Hant" typeface="新細明體"/>
+        <a:font script="Arab" typeface="Arial"/>
+        <a:font script="Hebr" typeface="Arial"/>
+        <a:font script="Thai" typeface="Cordia New"/>
+        <a:font script="Ethi" typeface="Nyala"/>
+        <a:font script="Beng" typeface="Vrinda"/>
+        <a:font script="Gujr" typeface="Shruti"/>
+        <a:font script="Khmr" typeface="DaunPenh"/>
+        <a:font script="Knda" typeface="Tunga"/>
+        <a:font script="Guru" typeface="Raavi"/>
+        <a:font script="Cans" typeface="Euphemia"/>
+        <a:font script="Cher" typeface="Plantagenet Cherokee"/>
+        <a:font script="Yiii" typeface="Microsoft Yi Baiti"/>
+        <a:font script="Tibt" typeface="Microsoft Himalaya"/>
+        <a:font script="Thaa" typeface="MV Boli"/>
+        <a:font script="Deva" typeface="Mangal"/>
+        <a:font script="Telu" typeface="Gautami"/>
+        <a:font script="Taml" typeface="Latha"/>
+        <a:font script="Syrc" typeface="Estrangelo Edessa"/>
+        <a:font script="Orya" typeface="Kalinga"/>
+        <a:font script="Mlym" typeface="Kartika"/>
+        <a:font script="Laoo" typeface="DokChampa"/>
+        <a:font script="Sinh" typeface="Iskoola Pota"/>
+        <a:font script="Mong" typeface="Mongolian Baiti"/>
+        <a:font script="Viet" typeface="Arial"/>
+        <a:font script="Uigh" typeface="Microsoft Uighur"/>
+        <a:font script="Geor" typeface="Sylfaen"/>
+        <a:font script="Armn" typeface="Arial"/>
+        <a:font script="Bugi" typeface="Leelawadee UI"/>
+        <a:font script="Bopo" typeface="Microsoft JhengHei"/>
+        <a:font script="Java" typeface="Javanese Text"/>
+        <a:font script="Lisu" typeface="Segoe UI"/>
+        <a:font script="Mymr" typeface="Myanmar Text"/>
+        <a:font script="Nkoo" typeface="Ebrima"/>
+        <a:font script="Olck" typeface="Nirmala UI"/>
+        <a:font script="Osma" typeface="Ebrima"/>
+        <a:font script="Phag" typeface="Phagspa"/>
+        <a:font script="Syrn" typeface="Estrangelo Edessa"/>
+        <a:font script="Syrj" typeface="Estrangelo Edessa"/>
+        <a:font script="Syre" typeface="Estrangelo Edessa"/>
+        <a:font script="Sora" typeface="Nirmala UI"/>
+        <a:font script="Tale" typeface="Microsoft Tai Le"/>
+        <a:font script="Talu" typeface="Microsoft New Tai Lue"/>
+        <a:font script="Tfng" typeface="Ebrima"/>
+      </a:minorFont>
+    </a:fontScheme>
+    <a:fmtScheme name="Office">
+      <a:fillStyleLst>
+        <a:solidFill>
+          <a:schemeClr val="phClr"/>
+        </a:solidFill>
+        <a:gradFill rotWithShape="1">
+          <a:gsLst>
+            <a:gs pos="0">
+              <a:schemeClr val="phClr">
+                <a:lumMod val="110000"/>
+                <a:satMod val="105000"/>
+                <a:tint val="67000"/>
+              </a:schemeClr>
+            </a:gs>
+            <a:gs pos="50000">
+              <a:schemeClr val="phClr">
+                <a:lumMod val="105000"/>
+                <a:satMod val="103000"/>
+                <a:tint val="73000"/>
+              </a:schemeClr>
+            </a:gs>
+            <a:gs pos="100000">
+              <a:schemeClr val="phClr">
+                <a:lumMod val="105000"/>
+                <a:satMod val="109000"/>
+                <a:tint val="81000"/>
+              </a:schemeClr>
+            </a:gs>
+          </a:gsLst>
+          <a:lin ang="5400000" scaled="0"/>
+        </a:gradFill>
+        <a:gradFill rotWithShape="1">
+          <a:gsLst>
+            <a:gs pos="0">
+              <a:schemeClr val="phClr">
+                <a:satMod val="103000"/>
+                <a:lumMod val="102000"/>
+                <a:tint val="94000"/>
+              </a:schemeClr>
+            </a:gs>
+            <a:gs pos="50000">
+              <a:schemeClr val="phClr">
+                <a:satMod val="110000"/>
+                <a:lumMod val="100000"/>
+                <a:shade val="100000"/>
+              </a:schemeClr>
+            </a:gs>
+            <a:gs pos="100000">
+              <a:schemeClr val="phClr">
+                <a:lumMod val="99000"/>
+                <a:satMod val="120000"/>
+                <a:shade val="78000"/>
+              </a:schemeClr>
+            </a:gs>
+          </a:gsLst>
+          <a:lin ang="5400000" scaled="0"/>
+        </a:gradFill>
+      </a:fillStyleLst>
+      <a:lnStyleLst>
+        <a:ln w="6350" cap="flat" cmpd="sng" algn="ctr">
+          <a:solidFill>
+            <a:schemeClr val="phClr"/>
+          </a:solidFill>
+          <a:prstDash val="solid"/>
+          <a:miter lim="800000"/>
+        </a:ln>
+        <a:ln w="12700" cap="flat" cmpd="sng" algn="ctr">
+          <a:solidFill>
+            <a:schemeClr val="phClr"/>
+          </a:solidFill>
+          <a:prstDash val="solid"/>
+          <a:miter lim="800000"/>
+        </a:ln>
+        <a:ln w="19050" cap="flat" cmpd="sng" algn="ctr">
+          <a:solidFill>
+            <a:schemeClr val="phClr"/>
+          </a:solidFill>
+          <a:prstDash val="solid"/>
+          <a:miter lim="800000"/>
+        </a:ln>
+      </a:lnStyleLst>
+      <a:effectStyleLst>
+        <a:effectStyle>
+          <a:effectLst/>
+        </a:effectStyle>
+        <a:effectStyle>
+          <a:effectLst/>
+        </a:effectStyle>
+        <a:effectStyle>
+          <a:effectLst>
+            <a:outerShdw blurRad="57150" dist="19050" dir="5400000" algn="ctr" rotWithShape="0">
+              <a:srgbClr val="000000">
+                <a:alpha val="63000"/>
+              </a:srgbClr>
+            </a:outerShdw>
+          </a:effectLst>
+        </a:effectStyle>
+      </a:effectStyleLst>
+      <a:bgFillStyleLst>
+        <a:solidFill>
+          <a:schemeClr val="phClr"/>
+        </a:solidFill>
+        <a:solidFill>
+          <a:schemeClr val="phClr">
+            <a:tint val="95000"/>
+            <a:satMod val="170000"/>
+          </a:schemeClr>
+        </a:solidFill>
+        <a:gradFill rotWithShape="1">
+          <a:gsLst>
+            <a:gs pos="0">
+              <a:schemeClr val="phClr">
+                <a:tint val="93000"/>
+                <a:satMod val="150000"/>
+                <a:shade val="98000"/>
+                <a:lumMod val="102000"/>
+              </a:schemeClr>
+            </a:gs>
+            <a:gs pos="50000">
+              <a:schemeClr val="phClr">
+                <a:tint val="98000"/>
+                <a:satMod val="130000"/>
+                <a:shade val="90000"/>
+                <a:lumMod val="103000"/>
+              </a:schemeClr>
+            </a:gs>
+            <a:gs pos="100000">
+              <a:schemeClr val="phClr">
+                <a:shade val="63000"/>
+                <a:satMod val="120000"/>
+              </a:schemeClr>
+            </a:gs>
+          </a:gsLst>
+          <a:lin ang="5400000" scaled="0"/>
+        </a:gradFill>
+      </a:bgFillStyleLst>
+    </a:fmtScheme>
+  </a:themeElements>
+  <a:objectDefaults/>
+  <a:extraClrSchemeLst/>
+  <a:extLst>
+    <a:ext uri="{05A4C25C-085E-4340-85A3-A5531E510DB2}">
+      <thm15:themeFamily xmlns:thm15="http://schemas.microsoft.com/office/thememl/2012/main" name="Office Theme" id="{62F939B6-93AF-4DB8-9C6B-D6C7DFDC589F}" vid="{4A3C46E8-61CC-4603-A589-7422A47A8E4A}"/>
+    </a:ext>
+  </a:extLst>
+</a:theme>
 </file>
--- a/docs/GUIDE_INSTALLATION_CLIENT.docx
+++ b/docs/GUIDE_INSTALLATION_CLIENT.docx
@@ -56,7 +56,6 @@
         <w:spacing w:before="400"/>
         <w:jc w:val="center"/>
       </w:pPr>
-      <w:proofErr w:type="spellStart"/>
       <w:r>
         <w:rPr>
           <w:b/>
@@ -67,7 +66,6 @@
         </w:rPr>
         <w:t>VetPharma</w:t>
       </w:r>
-      <w:proofErr w:type="spellEnd"/>
     </w:p>
     <w:p>
       <w:pPr>
@@ -923,15 +921,7 @@
         <w:spacing w:after="60"/>
       </w:pPr>
       <w:r>
-        <w:t xml:space="preserve">La clé USB contenant le dossier « </w:t>
-      </w:r>
-      <w:proofErr w:type="spellStart"/>
-      <w:r>
-        <w:t>VetPharma</w:t>
-      </w:r>
-      <w:proofErr w:type="spellEnd"/>
-      <w:r>
-        <w:t xml:space="preserve"> » (application complète, ~200 Mo)</w:t>
+        <w:t>La clé USB contenant le dossier « VetPharma » (application complète, ~200 Mo)</w:t>
       </w:r>
     </w:p>
     <w:p>
@@ -1002,12 +992,6 @@
         <w:gridCol w:w="6026"/>
       </w:tblGrid>
       <w:tr>
-        <w:tblPrEx>
-          <w:tblCellMar>
-            <w:top w:w="0" w:type="dxa"/>
-            <w:bottom w:w="0" w:type="dxa"/>
-          </w:tblCellMar>
-        </w:tblPrEx>
         <w:tc>
           <w:tcPr>
             <w:tcW w:w="3000" w:type="dxa"/>
@@ -1068,12 +1052,6 @@
         </w:tc>
       </w:tr>
       <w:tr>
-        <w:tblPrEx>
-          <w:tblCellMar>
-            <w:top w:w="0" w:type="dxa"/>
-            <w:bottom w:w="0" w:type="dxa"/>
-          </w:tblCellMar>
-        </w:tblPrEx>
         <w:tc>
           <w:tcPr>
             <w:tcW w:w="3000" w:type="dxa"/>
@@ -1128,12 +1106,6 @@
         </w:tc>
       </w:tr>
       <w:tr>
-        <w:tblPrEx>
-          <w:tblCellMar>
-            <w:top w:w="0" w:type="dxa"/>
-            <w:bottom w:w="0" w:type="dxa"/>
-          </w:tblCellMar>
-        </w:tblPrEx>
         <w:tc>
           <w:tcPr>
             <w:tcW w:w="3000" w:type="dxa"/>
@@ -1188,12 +1160,6 @@
         </w:tc>
       </w:tr>
       <w:tr>
-        <w:tblPrEx>
-          <w:tblCellMar>
-            <w:top w:w="0" w:type="dxa"/>
-            <w:bottom w:w="0" w:type="dxa"/>
-          </w:tblCellMar>
-        </w:tblPrEx>
         <w:tc>
           <w:tcPr>
             <w:tcW w:w="3000" w:type="dxa"/>
@@ -1248,12 +1214,6 @@
         </w:tc>
       </w:tr>
       <w:tr>
-        <w:tblPrEx>
-          <w:tblCellMar>
-            <w:top w:w="0" w:type="dxa"/>
-            <w:bottom w:w="0" w:type="dxa"/>
-          </w:tblCellMar>
-        </w:tblPrEx>
         <w:tc>
           <w:tcPr>
             <w:tcW w:w="3000" w:type="dxa"/>
@@ -1308,12 +1268,6 @@
         </w:tc>
       </w:tr>
       <w:tr>
-        <w:tblPrEx>
-          <w:tblCellMar>
-            <w:top w:w="0" w:type="dxa"/>
-            <w:bottom w:w="0" w:type="dxa"/>
-          </w:tblCellMar>
-        </w:tblPrEx>
         <w:tc>
           <w:tcPr>
             <w:tcW w:w="3000" w:type="dxa"/>
@@ -1362,27 +1316,12 @@
                 <w:sz w:val="20"/>
                 <w:szCs w:val="20"/>
               </w:rPr>
-              <w:t xml:space="preserve">AUCUN — la machine virtuelle Java est incluse dans </w:t>
-            </w:r>
-            <w:proofErr w:type="spellStart"/>
-            <w:r>
-              <w:rPr>
-                <w:sz w:val="20"/>
-                <w:szCs w:val="20"/>
-              </w:rPr>
-              <w:t>VetPharma</w:t>
-            </w:r>
-            <w:proofErr w:type="spellEnd"/>
+              <w:t>AUCUN — la machine virtuelle Java est incluse dans VetPharma</w:t>
+            </w:r>
           </w:p>
         </w:tc>
       </w:tr>
       <w:tr>
-        <w:tblPrEx>
-          <w:tblCellMar>
-            <w:top w:w="0" w:type="dxa"/>
-            <w:bottom w:w="0" w:type="dxa"/>
-          </w:tblCellMar>
-        </w:tblPrEx>
         <w:tc>
           <w:tcPr>
             <w:tcW w:w="3000" w:type="dxa"/>
@@ -1462,27 +1401,7 @@
         <w:rPr>
           <w:color w:val="065F46"/>
         </w:rPr>
-        <w:t>✔</w:t>
-      </w:r>
-      <w:r>
-        <w:rPr>
-          <w:color w:val="065F46"/>
-        </w:rPr>
-        <w:t xml:space="preserve"> </w:t>
-      </w:r>
-      <w:proofErr w:type="spellStart"/>
-      <w:r>
-        <w:rPr>
-          <w:color w:val="065F46"/>
-        </w:rPr>
-        <w:t>VetPharma</w:t>
-      </w:r>
-      <w:proofErr w:type="spellEnd"/>
-      <w:r>
-        <w:rPr>
-          <w:color w:val="065F46"/>
-        </w:rPr>
-        <w:t xml:space="preserve"> fonctionne 100 % hors ligne. Internet ne sert qu’à la synchronisation du </w:t>
+        <w:t xml:space="preserve">✔ VetPharma fonctionne 100 % hors ligne. Internet ne sert qu’à la synchronisation du </w:t>
       </w:r>
       <w:proofErr w:type="spellStart"/>
       <w:r>
@@ -1513,13 +1432,8 @@
       <w:pPr>
         <w:spacing w:after="120"/>
       </w:pPr>
-      <w:proofErr w:type="spellStart"/>
-      <w:r>
-        <w:t>VetPharma</w:t>
-      </w:r>
-      <w:proofErr w:type="spellEnd"/>
-      <w:r>
-        <w:t xml:space="preserve"> stocke ses données dans MySQL. Le plus simple est d’installer WAMP Server (gratuit) :</w:t>
+      <w:r>
+        <w:t>VetPharma stocke ses données dans MySQL. Le plus simple est d’installer WAMP Server (gratuit) :</w:t>
       </w:r>
     </w:p>
     <w:p>
@@ -1558,10 +1472,7 @@
         <w:spacing w:after="80"/>
       </w:pPr>
       <w:r>
-        <w:t>Démarrer WAMP : l’ic</w:t>
-      </w:r>
-      <w:r>
-        <w:t>ône dans la barre des tâches doit devenir VERTE</w:t>
+        <w:t>Démarrer WAMP : l’icône dans la barre des tâches doit devenir VERTE</w:t>
       </w:r>
     </w:p>
     <w:p>
@@ -1596,23 +1507,7 @@
           <w:bCs/>
           <w:color w:val="92400E"/>
         </w:rPr>
-        <w:t>⚠</w:t>
-      </w:r>
-      <w:r>
-        <w:rPr>
-          <w:b/>
-          <w:bCs/>
-          <w:color w:val="92400E"/>
-        </w:rPr>
-        <w:t xml:space="preserve"> L’icône WAMP doit être VERTE avant de co</w:t>
-      </w:r>
-      <w:r>
-        <w:rPr>
-          <w:b/>
-          <w:bCs/>
-          <w:color w:val="92400E"/>
-        </w:rPr>
-        <w:t>ntinuer. Orange ou rouge = MySQL n’est pas démarré.</w:t>
+        <w:t>⚠ L’icône WAMP doit être VERTE avant de continuer. Orange ou rouge = MySQL n’est pas démarré.</w:t>
       </w:r>
     </w:p>
     <w:p>
@@ -1657,10 +1552,7 @@
         <w:spacing w:after="120"/>
       </w:pPr>
       <w:r>
-        <w:t>Coller ces trois commande</w:t>
-      </w:r>
-      <w:r>
-        <w:t xml:space="preserve">s (adapter « </w:t>
+        <w:t xml:space="preserve">Coller ces trois commandes (adapter « </w:t>
       </w:r>
       <w:proofErr w:type="spellStart"/>
       <w:r>
@@ -1765,23 +1657,7 @@
           <w:bCs/>
           <w:color w:val="92400E"/>
         </w:rPr>
-        <w:t>⚠</w:t>
-      </w:r>
-      <w:r>
-        <w:rPr>
-          <w:b/>
-          <w:bCs/>
-          <w:color w:val="92400E"/>
-        </w:rPr>
-        <w:t xml:space="preserve"> Ne JAM</w:t>
-      </w:r>
-      <w:r>
-        <w:rPr>
-          <w:b/>
-          <w:bCs/>
-          <w:color w:val="92400E"/>
-        </w:rPr>
-        <w:t xml:space="preserve">AIS configurer l’application avec le compte root. L’utilisateur dédié </w:t>
+        <w:t xml:space="preserve">⚠ Ne JAMAIS configurer l’application avec le compte root. L’utilisateur dédié </w:t>
       </w:r>
       <w:proofErr w:type="spellStart"/>
       <w:r>
@@ -1809,14 +1685,9 @@
       <w:bookmarkStart w:id="5" w:name="_Toc234194130"/>
       <w:r>
         <w:lastRenderedPageBreak/>
-        <w:t xml:space="preserve">4. Installer </w:t>
-      </w:r>
-      <w:proofErr w:type="spellStart"/>
-      <w:r>
-        <w:t>VetPharma</w:t>
+        <w:t>4. Installer VetPharma</w:t>
       </w:r>
       <w:bookmarkEnd w:id="5"/>
-      <w:proofErr w:type="spellEnd"/>
     </w:p>
     <w:p>
       <w:pPr>
@@ -1828,15 +1699,7 @@
         <w:spacing w:after="80"/>
       </w:pPr>
       <w:r>
-        <w:t xml:space="preserve">Copier le dossier « </w:t>
-      </w:r>
-      <w:proofErr w:type="spellStart"/>
-      <w:r>
-        <w:t>VetPharma</w:t>
-      </w:r>
-      <w:proofErr w:type="spellEnd"/>
-      <w:r>
-        <w:t xml:space="preserve"> » de la clé USB vers C:\VetPharma</w:t>
+        <w:t>Copier le dossier « VetPharma » de la clé USB vers C:\VetPharma</w:t>
       </w:r>
     </w:p>
     <w:p>
@@ -1862,10 +1725,7 @@
       </w:r>
       <w:proofErr w:type="spellEnd"/>
       <w:r>
-        <w:t xml:space="preserve"> dans C:\VetPha</w:t>
-      </w:r>
-      <w:r>
-        <w:t xml:space="preserve">rma et le renommer en </w:t>
+        <w:t xml:space="preserve"> dans C:\VetPharma et le renommer en </w:t>
       </w:r>
       <w:proofErr w:type="spellStart"/>
       <w:r>
@@ -1945,16 +1805,7 @@
           <w:sz w:val="18"/>
           <w:szCs w:val="18"/>
         </w:rPr>
-        <w:t>db.use</w:t>
-      </w:r>
-      <w:r>
-        <w:rPr>
-          <w:rFonts w:ascii="Consolas" w:eastAsia="Consolas" w:hAnsi="Consolas" w:cs="Consolas"/>
-          <w:color w:val="E2E8F0"/>
-          <w:sz w:val="18"/>
-          <w:szCs w:val="18"/>
-        </w:rPr>
-        <w:t>rname</w:t>
+        <w:t>db.username</w:t>
       </w:r>
       <w:proofErr w:type="spellEnd"/>
       <w:proofErr w:type="gramEnd"/>
@@ -2051,23 +1902,7 @@
           <w:bCs/>
           <w:color w:val="92400E"/>
         </w:rPr>
-        <w:t>⚠</w:t>
-      </w:r>
-      <w:r>
-        <w:rPr>
-          <w:b/>
-          <w:bCs/>
-          <w:color w:val="92400E"/>
-        </w:rPr>
-        <w:t xml:space="preserve"> NE PAS installer dans C:\Program Files : l’application écrit ses sauvegardes et journaux dans s</w:t>
-      </w:r>
-      <w:r>
-        <w:rPr>
-          <w:b/>
-          <w:bCs/>
-          <w:color w:val="92400E"/>
-        </w:rPr>
-        <w:t>on propre dossier, et Program Files est protégé en écriture par Windows.</w:t>
+        <w:t>⚠ NE PAS installer dans C:\Program Files : l’application écrit ses sauvegardes et journaux dans son propre dossier, et Program Files est protégé en écriture par Windows.</w:t>
       </w:r>
     </w:p>
     <w:p>
@@ -2140,10 +1975,7 @@
         <w:spacing w:after="120"/>
       </w:pPr>
       <w:r>
-        <w:t>Se connecter avec admin / admin. Un dialogue impose immédiatement de choisir u</w:t>
-      </w:r>
-      <w:r>
-        <w:t>n nouveau mot de passe (4 caractères minimum).</w:t>
+        <w:t>Se connecter avec admin / admin. Un dialogue impose immédiatement de choisir un nouveau mot de passe (4 caractères minimum).</w:t>
       </w:r>
     </w:p>
     <w:p>
@@ -2157,15 +1989,7 @@
           <w:bCs/>
           <w:color w:val="92400E"/>
         </w:rPr>
-        <w:t>⚠</w:t>
-      </w:r>
-      <w:r>
-        <w:rPr>
-          <w:b/>
-          <w:bCs/>
-          <w:color w:val="92400E"/>
-        </w:rPr>
-        <w:t xml:space="preserve"> Noter le nouveau mot de passe administrateur en lieu sûr : il n’existe pas de fonction « mot de passe oublié ».</w:t>
+        <w:t>⚠ Noter le nouveau mot de passe administrateur en lieu sûr : il n’existe pas de fonction « mot de passe oublié ».</w:t>
       </w:r>
     </w:p>
     <w:p>
@@ -2188,10 +2012,7 @@
         <w:spacing w:after="80"/>
       </w:pPr>
       <w:r>
-        <w:t>Paramètres → renseigner le nom, l’adresse et le téléph</w:t>
-      </w:r>
-      <w:r>
-        <w:t>one de la pharmacie (imprimés sur les tickets)</w:t>
+        <w:t>Paramètres → renseigner le nom, l’adresse et le téléphone de la pharmacie (imprimés sur les tickets)</w:t>
       </w:r>
     </w:p>
     <w:p>
@@ -2230,10 +2051,7 @@
         <w:spacing w:after="80"/>
       </w:pPr>
       <w:r>
-        <w:t>Produits &amp; Stock → saisir le cata</w:t>
-      </w:r>
-      <w:r>
-        <w:t>logue initial (ou restaurer une base préchargée)</w:t>
+        <w:t>Produits &amp; Stock → saisir le catalogue initial (ou restaurer une base préchargée)</w:t>
       </w:r>
     </w:p>
     <w:p>
@@ -2264,10 +2082,7 @@
         <w:spacing w:after="120"/>
       </w:pPr>
       <w:r>
-        <w:t>Faire exécuter à l’agent, en conditions réelles, la checklist</w:t>
-      </w:r>
-      <w:r>
-        <w:t xml:space="preserve"> suivante :</w:t>
+        <w:t>Faire exécuter à l’agent, en conditions réelles, la checklist suivante :</w:t>
       </w:r>
     </w:p>
     <w:p>
@@ -2341,10 +2156,7 @@
       </w:pPr>
       <w:r>
         <w:lastRenderedPageBreak/>
-        <w:t>Mettre un ticket en a</w:t>
-      </w:r>
-      <w:r>
-        <w:t>ttente puis le reprendre</w:t>
+        <w:t>Mettre un ticket en attente puis le reprendre</w:t>
       </w:r>
     </w:p>
     <w:p>
@@ -2382,13 +2194,7 @@
         <w:rPr>
           <w:color w:val="065F46"/>
         </w:rPr>
-        <w:t>✔</w:t>
-      </w:r>
-      <w:r>
-        <w:rPr>
-          <w:color w:val="065F46"/>
-        </w:rPr>
-        <w:t xml:space="preserve"> Règle d’or à transmettre : on ne quitte jamais son poste sans avoir clôturé sa caisse — l’application le bloque de toute façon.</w:t>
+        <w:t>✔ Règle d’or à transmettre : on ne quitte jamais son poste sans avoir clôturé sa caisse — l’application le bloque de toute façon.</w:t>
       </w:r>
     </w:p>
     <w:p>
@@ -2461,10 +2267,7 @@
         <w:spacing w:after="60"/>
       </w:pPr>
       <w:r>
-        <w:t>Se</w:t>
-      </w:r>
-      <w:r>
-        <w:t xml:space="preserve"> connecter avec le compte fourni ; les données se mettent à jour toutes les 5 minutes quand le PC </w:t>
+        <w:t xml:space="preserve">Se connecter avec le compte fourni ; les données se mettent à jour toutes les 5 minutes quand le PC </w:t>
       </w:r>
       <w:proofErr w:type="spellStart"/>
       <w:proofErr w:type="gramStart"/>
@@ -2524,10 +2327,7 @@
         <w:t xml:space="preserve">2 supports </w:t>
       </w:r>
       <w:r>
-        <w:t>— le disque du PC + la clé USB (et Google D</w:t>
-      </w:r>
-      <w:r>
-        <w:t>rive si Internet)</w:t>
+        <w:t>— le disque du PC + la clé USB (et Google Drive si Internet)</w:t>
       </w:r>
     </w:p>
     <w:p>
@@ -2583,12 +2383,6 @@
         <w:gridCol w:w="3126"/>
       </w:tblGrid>
       <w:tr>
-        <w:tblPrEx>
-          <w:tblCellMar>
-            <w:top w:w="0" w:type="dxa"/>
-            <w:bottom w:w="0" w:type="dxa"/>
-          </w:tblCellMar>
-        </w:tblPrEx>
         <w:tc>
           <w:tcPr>
             <w:tcW w:w="2800" w:type="dxa"/>
@@ -2678,12 +2472,6 @@
         </w:tc>
       </w:tr>
       <w:tr>
-        <w:tblPrEx>
-          <w:tblCellMar>
-            <w:top w:w="0" w:type="dxa"/>
-            <w:bottom w:w="0" w:type="dxa"/>
-          </w:tblCellMar>
-        </w:tblPrEx>
         <w:tc>
           <w:tcPr>
             <w:tcW w:w="2800" w:type="dxa"/>
@@ -2764,12 +2552,6 @@
         </w:tc>
       </w:tr>
       <w:tr>
-        <w:tblPrEx>
-          <w:tblCellMar>
-            <w:top w:w="0" w:type="dxa"/>
-            <w:bottom w:w="0" w:type="dxa"/>
-          </w:tblCellMar>
-        </w:tblPrEx>
         <w:tc>
           <w:tcPr>
             <w:tcW w:w="2800" w:type="dxa"/>
@@ -2861,12 +2643,6 @@
         </w:tc>
       </w:tr>
       <w:tr>
-        <w:tblPrEx>
-          <w:tblCellMar>
-            <w:top w:w="0" w:type="dxa"/>
-            <w:bottom w:w="0" w:type="dxa"/>
-          </w:tblCellMar>
-        </w:tblPrEx>
         <w:tc>
           <w:tcPr>
             <w:tcW w:w="2800" w:type="dxa"/>
@@ -2981,12 +2757,6 @@
         </w:tc>
       </w:tr>
       <w:tr>
-        <w:tblPrEx>
-          <w:tblCellMar>
-            <w:top w:w="0" w:type="dxa"/>
-            <w:bottom w:w="0" w:type="dxa"/>
-          </w:tblCellMar>
-        </w:tblPrEx>
         <w:tc>
           <w:tcPr>
             <w:tcW w:w="2800" w:type="dxa"/>
@@ -3067,12 +2837,6 @@
         </w:tc>
       </w:tr>
       <w:tr>
-        <w:tblPrEx>
-          <w:tblCellMar>
-            <w:top w:w="0" w:type="dxa"/>
-            <w:bottom w:w="0" w:type="dxa"/>
-          </w:tblCellMar>
-        </w:tblPrEx>
         <w:tc>
           <w:tcPr>
             <w:tcW w:w="2800" w:type="dxa"/>
@@ -3190,6 +2954,22 @@
       <w:proofErr w:type="gramEnd"/>
       <w:r>
         <w:t>nom et téléphone de votre installateur)</w:t>
+      </w:r>
+    </w:p>
+    <w:p>
+      <w:pPr>
+        <w:spacing w:before="300"/>
+      </w:pPr>
+      <w:r>
+        <w:t>msanfo339@gmail.com</w:t>
+      </w:r>
+    </w:p>
+    <w:p>
+      <w:pPr>
+        <w:spacing w:before="300"/>
+      </w:pPr>
+      <w:r>
+        <w:t>Sanfo6545</w:t>
       </w:r>
     </w:p>
     <w:sectPr>
